--- a/20,02.docx
+++ b/20,02.docx
@@ -1,6 +1,6 @@
 
 <file path=word/document.xml><?xml version="1.0" encoding="utf-8"?>
-<w:document xmlns:wpc="http://schemas.microsoft.com/office/word/2010/wordprocessingCanvas" xmlns:cx="http://schemas.microsoft.com/office/drawing/2014/chartex" xmlns:cx1="http://schemas.microsoft.com/office/drawing/2015/9/8/chartex" xmlns:cx2="http://schemas.microsoft.com/office/drawing/2015/10/21/chartex" xmlns:cx3="http://schemas.microsoft.com/office/drawing/2016/5/9/chartex" xmlns:cx4="http://schemas.microsoft.com/office/drawing/2016/5/10/chartex" xmlns:cx5="http://schemas.microsoft.com/office/drawing/2016/5/11/chartex" xmlns:cx6="http://schemas.microsoft.com/office/drawing/2016/5/12/chartex" xmlns:cx7="http://schemas.microsoft.com/office/drawing/2016/5/13/chartex" xmlns:cx8="http://schemas.microsoft.com/office/drawing/2016/5/14/chartex" xmlns:mc="http://schemas.openxmlformats.org/markup-compatibility/2006" xmlns:aink="http://schemas.microsoft.com/office/drawing/2016/ink" xmlns:am3d="http://schemas.microsoft.com/office/drawing/2017/model3d" xmlns:o="urn:schemas-microsoft-com:office:office" xmlns:oel="http://schemas.microsoft.com/office/2019/extlst" xmlns:r="http://schemas.openxmlformats.org/officeDocument/2006/relationships" xmlns:m="http://schemas.openxmlformats.org/officeDocument/2006/math" xmlns:v="urn:schemas-microsoft-com:vml" xmlns:wp14="http://schemas.microsoft.com/office/word/2010/wordprocessingDrawing" xmlns:wp="http://schemas.openxmlformats.org/drawingml/2006/wordprocessingDrawing" xmlns:w10="urn:schemas-microsoft-com:office:word" xmlns:w="http://schemas.openxmlformats.org/wordprocessingml/2006/main" xmlns:w14="http://schemas.microsoft.com/office/word/2010/wordml" xmlns:w15="http://schemas.microsoft.com/office/word/2012/wordml" xmlns:w16cex="http://schemas.microsoft.com/office/word/2018/wordml/cex" xmlns:w16cid="http://schemas.microsoft.com/office/word/2016/wordml/cid" xmlns:w16="http://schemas.microsoft.com/office/word/2018/wordml" xmlns:w16du="http://schemas.microsoft.com/office/word/2023/wordml/word16du" xmlns:w16sdtdh="http://schemas.microsoft.com/office/word/2020/wordml/sdtdatahash" xmlns:w16sdtfl="http://schemas.microsoft.com/office/word/2024/wordml/sdtformatlock" xmlns:w16se="http://schemas.microsoft.com/office/word/2015/wordml/symex" xmlns:wpg="http://schemas.microsoft.com/office/word/2010/wordprocessingGroup" xmlns:wpi="http://schemas.microsoft.com/office/word/2010/wordprocessingInk" xmlns:wne="http://schemas.microsoft.com/office/word/2006/wordml" xmlns:wps="http://schemas.microsoft.com/office/word/2010/wordprocessingShape" mc:Ignorable="w14 w15 w16se w16cid w16 w16cex w16sdtdh w16sdtfl w16du wp14">
+<w:document xmlns:wpc="http://schemas.microsoft.com/office/word/2010/wordprocessingCanvas" xmlns:cx="http://schemas.microsoft.com/office/drawing/2014/chartex" xmlns:cx1="http://schemas.microsoft.com/office/drawing/2015/9/8/chartex" xmlns:mc="http://schemas.openxmlformats.org/markup-compatibility/2006" xmlns:o="urn:schemas-microsoft-com:office:office" xmlns:r="http://schemas.openxmlformats.org/officeDocument/2006/relationships" xmlns:m="http://schemas.openxmlformats.org/officeDocument/2006/math" xmlns:v="urn:schemas-microsoft-com:vml" xmlns:wp14="http://schemas.microsoft.com/office/word/2010/wordprocessingDrawing" xmlns:wp="http://schemas.openxmlformats.org/drawingml/2006/wordprocessingDrawing" xmlns:w10="urn:schemas-microsoft-com:office:word" xmlns:w="http://schemas.openxmlformats.org/wordprocessingml/2006/main" xmlns:w14="http://schemas.microsoft.com/office/word/2010/wordml" xmlns:w15="http://schemas.microsoft.com/office/word/2012/wordml" xmlns:w16se="http://schemas.microsoft.com/office/word/2015/wordml/symex" xmlns:wpg="http://schemas.microsoft.com/office/word/2010/wordprocessingGroup" xmlns:wpi="http://schemas.microsoft.com/office/word/2010/wordprocessingInk" xmlns:wne="http://schemas.microsoft.com/office/word/2006/wordml" xmlns:wps="http://schemas.microsoft.com/office/word/2010/wordprocessingShape" mc:Ignorable="w14 w15 w16se wp14">
   <w:body>
     <w:p>
       <w:pPr>
@@ -287,11 +287,19 @@
           <w:lang w:val="en-US"/>
         </w:rPr>
       </w:pPr>
-      <w:r>
-        <w:rPr>
-          <w:lang w:val="en-US"/>
-        </w:rPr>
-        <w:t>public string Title { get; set; }</w:t>
+      <w:proofErr w:type="gramStart"/>
+      <w:r>
+        <w:rPr>
+          <w:lang w:val="en-US"/>
+        </w:rPr>
+        <w:t>public</w:t>
+      </w:r>
+      <w:proofErr w:type="gramEnd"/>
+      <w:r>
+        <w:rPr>
+          <w:lang w:val="en-US"/>
+        </w:rPr>
+        <w:t xml:space="preserve"> string Title { get; set; }</w:t>
       </w:r>
     </w:p>
     <w:p>
@@ -300,41 +308,58 @@
         <w:spacing w:line="360" w:lineRule="auto"/>
         <w:ind w:left="0" w:firstLine="709"/>
         <w:jc w:val="both"/>
-        <w:rPr>
-          <w:lang w:val="en-US"/>
-        </w:rPr>
-      </w:pPr>
-      <w:r>
-        <w:rPr>
-          <w:lang w:val="en-US"/>
-        </w:rPr>
-        <w:t>public string Author { get; set; }</w:t>
-      </w:r>
-    </w:p>
-    <w:p>
-      <w:pPr>
-        <w:pStyle w:val="a7"/>
-        <w:spacing w:after="0" w:line="360" w:lineRule="auto"/>
+      </w:pPr>
+      <w:r>
+        <w:rPr>
+          <w:lang w:val="en-US"/>
+        </w:rPr>
+        <w:t>//</w:t>
+      </w:r>
+      <w:r>
+        <w:t>Заголовок книги.</w:t>
+      </w:r>
+    </w:p>
+    <w:p>
+      <w:pPr>
+        <w:pStyle w:val="a7"/>
+        <w:spacing w:line="360" w:lineRule="auto"/>
         <w:ind w:left="0" w:firstLine="709"/>
         <w:jc w:val="both"/>
         <w:rPr>
           <w:lang w:val="en-US"/>
         </w:rPr>
       </w:pPr>
-      <w:r>
-        <w:rPr>
-          <w:lang w:val="en-US"/>
-        </w:rPr>
-        <w:t>public int Year { get; set; }</w:t>
-      </w:r>
-    </w:p>
-    <w:p>
-      <w:pPr>
-        <w:pStyle w:val="a7"/>
-        <w:spacing w:after="0" w:line="360" w:lineRule="auto"/>
+      <w:proofErr w:type="gramStart"/>
+      <w:r>
+        <w:rPr>
+          <w:lang w:val="en-US"/>
+        </w:rPr>
+        <w:t>public</w:t>
+      </w:r>
+      <w:proofErr w:type="gramEnd"/>
+      <w:r>
+        <w:rPr>
+          <w:lang w:val="en-US"/>
+        </w:rPr>
+        <w:t xml:space="preserve"> string Author { get; set; }</w:t>
+      </w:r>
+    </w:p>
+    <w:p>
+      <w:pPr>
+        <w:pStyle w:val="a7"/>
+        <w:spacing w:line="360" w:lineRule="auto"/>
         <w:ind w:left="0" w:firstLine="709"/>
         <w:jc w:val="both"/>
       </w:pPr>
+      <w:r>
+        <w:rPr>
+          <w:lang w:val="en-US"/>
+        </w:rPr>
+        <w:t>//</w:t>
+      </w:r>
+      <w:r>
+        <w:t>Автор книги.</w:t>
+      </w:r>
     </w:p>
     <w:p>
       <w:pPr>
@@ -342,6 +367,62 @@
         <w:spacing w:after="0" w:line="360" w:lineRule="auto"/>
         <w:ind w:left="0" w:firstLine="709"/>
         <w:jc w:val="both"/>
+        <w:rPr>
+          <w:lang w:val="en-US"/>
+        </w:rPr>
+      </w:pPr>
+      <w:proofErr w:type="gramStart"/>
+      <w:r>
+        <w:rPr>
+          <w:lang w:val="en-US"/>
+        </w:rPr>
+        <w:t>public</w:t>
+      </w:r>
+      <w:proofErr w:type="gramEnd"/>
+      <w:r>
+        <w:rPr>
+          <w:lang w:val="en-US"/>
+        </w:rPr>
+        <w:t xml:space="preserve"> int Year { get; set; }</w:t>
+      </w:r>
+    </w:p>
+    <w:p>
+      <w:pPr>
+        <w:pStyle w:val="a7"/>
+        <w:spacing w:after="0" w:line="360" w:lineRule="auto"/>
+        <w:ind w:left="0" w:firstLine="709"/>
+        <w:jc w:val="both"/>
+      </w:pPr>
+      <w:r>
+        <w:rPr>
+          <w:lang w:val="en-US"/>
+        </w:rPr>
+        <w:t>//</w:t>
+      </w:r>
+      <w:r>
+        <w:t>Год выпуска книги.</w:t>
+      </w:r>
+    </w:p>
+    <w:p>
+      <w:pPr>
+        <w:pStyle w:val="a7"/>
+        <w:spacing w:after="0" w:line="360" w:lineRule="auto"/>
+        <w:ind w:left="0" w:firstLine="709"/>
+        <w:jc w:val="both"/>
+        <w:rPr>
+          <w:lang w:val="en-US"/>
+        </w:rPr>
+      </w:pPr>
+    </w:p>
+    <w:p>
+      <w:pPr>
+        <w:pStyle w:val="a7"/>
+        <w:spacing w:after="0" w:line="360" w:lineRule="auto"/>
+        <w:ind w:left="0" w:firstLine="709"/>
+        <w:jc w:val="both"/>
+        <w:rPr>
+          <w:lang w:val="en-US"/>
+        </w:rPr>
       </w:pPr>
       <w:r>
         <w:rPr>
@@ -356,9 +437,39 @@
         <w:spacing w:after="0" w:line="360" w:lineRule="auto"/>
         <w:ind w:left="0" w:firstLine="709"/>
         <w:jc w:val="both"/>
-      </w:pPr>
-      <w:r>
-        <w:t>Нужен для описания библиотеки</w:t>
+        <w:rPr>
+          <w:lang w:val="en-US"/>
+        </w:rPr>
+      </w:pPr>
+      <w:r>
+        <w:t>Нужен</w:t>
+      </w:r>
+      <w:r>
+        <w:rPr>
+          <w:lang w:val="en-US"/>
+        </w:rPr>
+        <w:t xml:space="preserve"> </w:t>
+      </w:r>
+      <w:r>
+        <w:t>для</w:t>
+      </w:r>
+      <w:r>
+        <w:rPr>
+          <w:lang w:val="en-US"/>
+        </w:rPr>
+        <w:t xml:space="preserve"> </w:t>
+      </w:r>
+      <w:r>
+        <w:t>описания</w:t>
+      </w:r>
+      <w:r>
+        <w:rPr>
+          <w:lang w:val="en-US"/>
+        </w:rPr>
+        <w:t xml:space="preserve"> </w:t>
+      </w:r>
+      <w:r>
+        <w:t>библиотеки</w:t>
       </w:r>
     </w:p>
     <w:p>
@@ -371,28 +482,30 @@
           <w:lang w:val="en-US"/>
         </w:rPr>
       </w:pPr>
-      <w:r>
-        <w:rPr>
-          <w:lang w:val="en-US"/>
-        </w:rPr>
-        <w:t>public string Name { get; set; }</w:t>
-      </w:r>
-    </w:p>
-    <w:p>
-      <w:pPr>
-        <w:pStyle w:val="a7"/>
-        <w:spacing w:after="0" w:line="360" w:lineRule="auto"/>
+      <w:proofErr w:type="gramStart"/>
+      <w:r>
+        <w:rPr>
+          <w:lang w:val="en-US"/>
+        </w:rPr>
+        <w:t>public</w:t>
+      </w:r>
+      <w:proofErr w:type="gramEnd"/>
+      <w:r>
+        <w:rPr>
+          <w:lang w:val="en-US"/>
+        </w:rPr>
+        <w:t xml:space="preserve"> string Name { get; set; }</w:t>
+      </w:r>
+    </w:p>
+    <w:p>
+      <w:pPr>
+        <w:pStyle w:val="a7"/>
+        <w:spacing w:line="360" w:lineRule="auto"/>
         <w:ind w:left="0" w:firstLine="709"/>
         <w:jc w:val="both"/>
-        <w:rPr>
-          <w:lang w:val="en-US"/>
-        </w:rPr>
-      </w:pPr>
-      <w:r>
-        <w:rPr>
-          <w:lang w:val="en-US"/>
-        </w:rPr>
-        <w:t>public List&lt;Book&gt; Books { get; set; }</w:t>
+      </w:pPr>
+      <w:r>
+        <w:t>//Название библиотеки.</w:t>
       </w:r>
     </w:p>
     <w:p>
@@ -401,12 +514,24 @@
         <w:spacing w:after="0" w:line="360" w:lineRule="auto"/>
         <w:ind w:left="0" w:firstLine="709"/>
         <w:jc w:val="both"/>
-      </w:pPr>
-      <w:r>
-        <w:rPr>
-          <w:lang w:val="en-US"/>
-        </w:rPr>
-        <w:t>public List&lt;Book&gt; SearchAutorsBooks(string author)</w:t>
+        <w:rPr>
+          <w:lang w:val="en-US"/>
+        </w:rPr>
+      </w:pPr>
+      <w:proofErr w:type="gramStart"/>
+      <w:r>
+        <w:rPr>
+          <w:lang w:val="en-US"/>
+        </w:rPr>
+        <w:lastRenderedPageBreak/>
+        <w:t>public</w:t>
+      </w:r>
+      <w:proofErr w:type="gramEnd"/>
+      <w:r>
+        <w:rPr>
+          <w:lang w:val="en-US"/>
+        </w:rPr>
+        <w:t xml:space="preserve"> List&lt;Book&gt; Books { get; set; }</w:t>
       </w:r>
     </w:p>
     <w:p>
@@ -415,14 +540,71 @@
         <w:spacing w:after="0" w:line="360" w:lineRule="auto"/>
         <w:ind w:left="0" w:firstLine="709"/>
         <w:jc w:val="both"/>
-        <w:rPr>
-          <w:lang w:val="en-US"/>
-        </w:rPr>
-      </w:pPr>
-      <w:r>
-        <w:rPr>
-          <w:lang w:val="en-US"/>
-        </w:rPr>
+      </w:pPr>
+      <w:r>
+        <w:t>//Список книг в библиотеке.</w:t>
+      </w:r>
+    </w:p>
+    <w:p>
+      <w:pPr>
+        <w:pStyle w:val="a7"/>
+        <w:spacing w:after="0" w:line="360" w:lineRule="auto"/>
+        <w:ind w:left="0" w:firstLine="709"/>
+        <w:jc w:val="both"/>
+      </w:pPr>
+      <w:r>
+        <w:t>Методы:</w:t>
+      </w:r>
+      <w:bookmarkStart w:id="0" w:name="_GoBack"/>
+      <w:bookmarkEnd w:id="0"/>
+    </w:p>
+    <w:p>
+      <w:pPr>
+        <w:pStyle w:val="a7"/>
+        <w:spacing w:after="0" w:line="360" w:lineRule="auto"/>
+        <w:ind w:left="0" w:firstLine="709"/>
+        <w:jc w:val="both"/>
+        <w:rPr>
+          <w:lang w:val="en-US"/>
+        </w:rPr>
+      </w:pPr>
+      <w:proofErr w:type="gramStart"/>
+      <w:r>
+        <w:rPr>
+          <w:lang w:val="en-US"/>
+        </w:rPr>
+        <w:t>public</w:t>
+      </w:r>
+      <w:proofErr w:type="gramEnd"/>
+      <w:r>
+        <w:rPr>
+          <w:lang w:val="en-US"/>
+        </w:rPr>
+        <w:t xml:space="preserve"> List&lt;Book&gt; </w:t>
+      </w:r>
+      <w:proofErr w:type="spellStart"/>
+      <w:r>
+        <w:rPr>
+          <w:lang w:val="en-US"/>
+        </w:rPr>
+        <w:t>SearchAutorsBooks</w:t>
+      </w:r>
+      <w:proofErr w:type="spellEnd"/>
+      <w:r>
+        <w:rPr>
+          <w:lang w:val="en-US"/>
+        </w:rPr>
+        <w:t>(string author)</w:t>
+      </w:r>
+    </w:p>
+    <w:p>
+      <w:pPr>
+        <w:pStyle w:val="a7"/>
+        <w:spacing w:after="0" w:line="360" w:lineRule="auto"/>
+        <w:ind w:left="0" w:firstLine="709"/>
+        <w:jc w:val="both"/>
+      </w:pPr>
+      <w:r>
         <w:t>Принимает в качестве аргументов автора (строка), ищет список книг, которые написаны этим автором, выводит список книг.</w:t>
       </w:r>
     </w:p>
@@ -432,16 +614,46 @@
         <w:spacing w:after="0" w:line="360" w:lineRule="auto"/>
         <w:ind w:left="0" w:firstLine="709"/>
         <w:jc w:val="both"/>
-        <w:rPr>
-          <w:lang w:val="en-US"/>
-        </w:rPr>
-      </w:pPr>
-      <w:r>
-        <w:rPr>
-          <w:lang w:val="en-US"/>
-        </w:rPr>
-        <w:lastRenderedPageBreak/>
-        <w:t>public List&lt;Book&gt; OutputBooks()</w:t>
+      </w:pPr>
+      <w:proofErr w:type="gramStart"/>
+      <w:r>
+        <w:rPr>
+          <w:lang w:val="en-US"/>
+        </w:rPr>
+        <w:t>public</w:t>
+      </w:r>
+      <w:proofErr w:type="gramEnd"/>
+      <w:r>
+        <w:t xml:space="preserve"> </w:t>
+      </w:r>
+      <w:r>
+        <w:rPr>
+          <w:lang w:val="en-US"/>
+        </w:rPr>
+        <w:t>List</w:t>
+      </w:r>
+      <w:r>
+        <w:t>&lt;</w:t>
+      </w:r>
+      <w:r>
+        <w:rPr>
+          <w:lang w:val="en-US"/>
+        </w:rPr>
+        <w:t>Book</w:t>
+      </w:r>
+      <w:r>
+        <w:t xml:space="preserve">&gt; </w:t>
+      </w:r>
+      <w:proofErr w:type="spellStart"/>
+      <w:r>
+        <w:rPr>
+          <w:lang w:val="en-US"/>
+        </w:rPr>
+        <w:t>OutputBooks</w:t>
+      </w:r>
+      <w:proofErr w:type="spellEnd"/>
+      <w:r>
+        <w:t>()</w:t>
       </w:r>
     </w:p>
     <w:p>
@@ -450,9 +662,6 @@
         <w:spacing w:after="0" w:line="360" w:lineRule="auto"/>
         <w:ind w:left="0" w:firstLine="709"/>
         <w:jc w:val="both"/>
-        <w:rPr>
-          <w:lang w:val="en-US"/>
-        </w:rPr>
       </w:pPr>
       <w:r>
         <w:t>Выводит</w:t>
@@ -503,15 +712,39 @@
           <w:highlight w:val="white"/>
         </w:rPr>
       </w:pPr>
-      <w:r>
-        <w:rPr>
-          <w:rFonts w:cs="Times New Roman"/>
-          <w:color w:val="000000"/>
-          <w:kern w:val="0"/>
-          <w:szCs w:val="28"/>
-          <w:highlight w:val="white"/>
-        </w:rPr>
-        <w:t>BookConstrutorTest()</w:t>
+      <w:proofErr w:type="spellStart"/>
+      <w:proofErr w:type="gramStart"/>
+      <w:r>
+        <w:rPr>
+          <w:rFonts w:cs="Times New Roman"/>
+          <w:color w:val="000000"/>
+          <w:kern w:val="0"/>
+          <w:szCs w:val="28"/>
+          <w:highlight w:val="white"/>
+        </w:rPr>
+        <w:t>BookConstrutorTest</w:t>
+      </w:r>
+      <w:proofErr w:type="spellEnd"/>
+      <w:r>
+        <w:rPr>
+          <w:rFonts w:cs="Times New Roman"/>
+          <w:color w:val="000000"/>
+          <w:kern w:val="0"/>
+          <w:szCs w:val="28"/>
+          <w:highlight w:val="white"/>
+        </w:rPr>
+        <w:t>(</w:t>
+      </w:r>
+      <w:proofErr w:type="gramEnd"/>
+      <w:r>
+        <w:rPr>
+          <w:rFonts w:cs="Times New Roman"/>
+          <w:color w:val="000000"/>
+          <w:kern w:val="0"/>
+          <w:szCs w:val="28"/>
+          <w:highlight w:val="white"/>
+        </w:rPr>
+        <w:t>)</w:t>
       </w:r>
     </w:p>
     <w:p>
@@ -663,62 +896,238 @@
           <w:kern w:val="0"/>
           <w:szCs w:val="28"/>
           <w:highlight w:val="white"/>
-        </w:rPr>
-      </w:pPr>
-      <w:r>
-        <w:rPr>
-          <w:rFonts w:cs="Times New Roman"/>
-          <w:color w:val="000000"/>
-          <w:kern w:val="0"/>
-          <w:szCs w:val="28"/>
-          <w:highlight w:val="white"/>
-        </w:rPr>
-        <w:t>Исходные данные:</w:t>
-      </w:r>
-    </w:p>
-    <w:p>
-      <w:pPr>
-        <w:pStyle w:val="a7"/>
-        <w:autoSpaceDE w:val="0"/>
-        <w:autoSpaceDN w:val="0"/>
-        <w:adjustRightInd w:val="0"/>
-        <w:spacing w:after="0" w:line="360" w:lineRule="auto"/>
-        <w:ind w:left="0" w:firstLine="709"/>
-        <w:rPr>
-          <w:rFonts w:cs="Times New Roman"/>
-          <w:kern w:val="0"/>
-          <w:szCs w:val="28"/>
-          <w:highlight w:val="white"/>
-        </w:rPr>
-      </w:pPr>
-      <w:r>
-        <w:rPr>
-          <w:rFonts w:cs="Times New Roman"/>
-          <w:kern w:val="0"/>
-          <w:szCs w:val="28"/>
-          <w:highlight w:val="white"/>
-          <w:lang w:val="en-US"/>
-        </w:rPr>
-        <w:t>string</w:t>
-      </w:r>
-      <w:r>
-        <w:rPr>
-          <w:rFonts w:cs="Times New Roman"/>
-          <w:kern w:val="0"/>
-          <w:szCs w:val="28"/>
-          <w:highlight w:val="white"/>
-        </w:rPr>
-        <w:t xml:space="preserve"> </w:t>
-      </w:r>
-      <w:r>
-        <w:rPr>
-          <w:rFonts w:cs="Times New Roman"/>
-          <w:kern w:val="0"/>
-          <w:szCs w:val="28"/>
-          <w:highlight w:val="white"/>
-          <w:lang w:val="en-US"/>
-        </w:rPr>
-        <w:t>title</w:t>
+          <w:lang w:val="en-US"/>
+        </w:rPr>
+      </w:pPr>
+      <w:r>
+        <w:rPr>
+          <w:rFonts w:cs="Times New Roman"/>
+          <w:color w:val="000000"/>
+          <w:kern w:val="0"/>
+          <w:szCs w:val="28"/>
+          <w:highlight w:val="white"/>
+        </w:rPr>
+        <w:t>Исходные</w:t>
+      </w:r>
+      <w:r>
+        <w:rPr>
+          <w:rFonts w:cs="Times New Roman"/>
+          <w:color w:val="000000"/>
+          <w:kern w:val="0"/>
+          <w:szCs w:val="28"/>
+          <w:highlight w:val="white"/>
+          <w:lang w:val="en-US"/>
+        </w:rPr>
+        <w:t xml:space="preserve"> </w:t>
+      </w:r>
+      <w:r>
+        <w:rPr>
+          <w:rFonts w:cs="Times New Roman"/>
+          <w:color w:val="000000"/>
+          <w:kern w:val="0"/>
+          <w:szCs w:val="28"/>
+          <w:highlight w:val="white"/>
+        </w:rPr>
+        <w:t>данные</w:t>
+      </w:r>
+      <w:r>
+        <w:rPr>
+          <w:rFonts w:cs="Times New Roman"/>
+          <w:color w:val="000000"/>
+          <w:kern w:val="0"/>
+          <w:szCs w:val="28"/>
+          <w:highlight w:val="white"/>
+          <w:lang w:val="en-US"/>
+        </w:rPr>
+        <w:t>:</w:t>
+      </w:r>
+    </w:p>
+    <w:p>
+      <w:pPr>
+        <w:pStyle w:val="a7"/>
+        <w:autoSpaceDE w:val="0"/>
+        <w:autoSpaceDN w:val="0"/>
+        <w:adjustRightInd w:val="0"/>
+        <w:spacing w:after="0" w:line="360" w:lineRule="auto"/>
+        <w:ind w:left="0" w:firstLine="709"/>
+        <w:rPr>
+          <w:rFonts w:cs="Times New Roman"/>
+          <w:color w:val="000000"/>
+          <w:kern w:val="0"/>
+          <w:szCs w:val="28"/>
+          <w:highlight w:val="white"/>
+        </w:rPr>
+      </w:pPr>
+      <w:r>
+        <w:rPr>
+          <w:rFonts w:cs="Times New Roman"/>
+          <w:color w:val="000000"/>
+          <w:kern w:val="0"/>
+          <w:szCs w:val="28"/>
+          <w:highlight w:val="white"/>
+        </w:rPr>
+        <w:t xml:space="preserve">Ввод </w:t>
+      </w:r>
+      <w:proofErr w:type="gramStart"/>
+      <w:r>
+        <w:rPr>
+          <w:rFonts w:cs="Times New Roman"/>
+          <w:color w:val="000000"/>
+          <w:kern w:val="0"/>
+          <w:szCs w:val="28"/>
+          <w:highlight w:val="white"/>
+        </w:rPr>
+        <w:t>книги</w:t>
+      </w:r>
+      <w:r>
+        <w:rPr>
+          <w:rFonts w:cs="Times New Roman"/>
+          <w:color w:val="000000"/>
+          <w:kern w:val="0"/>
+          <w:szCs w:val="28"/>
+          <w:highlight w:val="white"/>
+        </w:rPr>
+        <w:t>(</w:t>
+      </w:r>
+      <w:proofErr w:type="gramEnd"/>
+    </w:p>
+    <w:p>
+      <w:pPr>
+        <w:pStyle w:val="a7"/>
+        <w:autoSpaceDE w:val="0"/>
+        <w:autoSpaceDN w:val="0"/>
+        <w:adjustRightInd w:val="0"/>
+        <w:spacing w:after="0" w:line="360" w:lineRule="auto"/>
+        <w:ind w:left="0" w:firstLine="709"/>
+        <w:rPr>
+          <w:rFonts w:cs="Times New Roman"/>
+          <w:color w:val="000000"/>
+          <w:kern w:val="0"/>
+          <w:szCs w:val="28"/>
+          <w:highlight w:val="white"/>
+          <w:lang w:val="en-US"/>
+        </w:rPr>
+      </w:pPr>
+      <w:r>
+        <w:rPr>
+          <w:rFonts w:cs="Times New Roman"/>
+          <w:color w:val="000000"/>
+          <w:kern w:val="0"/>
+          <w:szCs w:val="28"/>
+          <w:highlight w:val="white"/>
+        </w:rPr>
+        <w:t>Заголовок</w:t>
+      </w:r>
+      <w:r>
+        <w:rPr>
+          <w:rFonts w:cs="Times New Roman"/>
+          <w:color w:val="000000"/>
+          <w:kern w:val="0"/>
+          <w:szCs w:val="28"/>
+          <w:highlight w:val="white"/>
+          <w:lang w:val="en-US"/>
+        </w:rPr>
+        <w:t xml:space="preserve"> </w:t>
+      </w:r>
+      <w:r>
+        <w:rPr>
+          <w:rFonts w:cs="Times New Roman"/>
+          <w:color w:val="000000"/>
+          <w:kern w:val="0"/>
+          <w:szCs w:val="28"/>
+          <w:highlight w:val="white"/>
+          <w:lang w:val="en-US"/>
+        </w:rPr>
+        <w:t xml:space="preserve">= </w:t>
+      </w:r>
+      <w:r>
+        <w:rPr>
+          <w:rFonts w:cs="Times New Roman"/>
+          <w:kern w:val="0"/>
+          <w:szCs w:val="28"/>
+          <w:highlight w:val="white"/>
+          <w:lang w:val="en-US"/>
+        </w:rPr>
+        <w:t>"</w:t>
+      </w:r>
+      <w:proofErr w:type="spellStart"/>
+      <w:r>
+        <w:rPr>
+          <w:rFonts w:cs="Times New Roman"/>
+          <w:kern w:val="0"/>
+          <w:szCs w:val="28"/>
+          <w:highlight w:val="white"/>
+          <w:lang w:val="en-US"/>
+        </w:rPr>
+        <w:t>konek</w:t>
+      </w:r>
+      <w:proofErr w:type="spellEnd"/>
+      <w:r>
+        <w:rPr>
+          <w:rFonts w:cs="Times New Roman"/>
+          <w:kern w:val="0"/>
+          <w:szCs w:val="28"/>
+          <w:highlight w:val="white"/>
+          <w:lang w:val="en-US"/>
+        </w:rPr>
+        <w:t xml:space="preserve"> </w:t>
+      </w:r>
+      <w:proofErr w:type="spellStart"/>
+      <w:r>
+        <w:rPr>
+          <w:rFonts w:cs="Times New Roman"/>
+          <w:kern w:val="0"/>
+          <w:szCs w:val="28"/>
+          <w:highlight w:val="white"/>
+          <w:lang w:val="en-US"/>
+        </w:rPr>
+        <w:t>igorek</w:t>
+      </w:r>
+      <w:proofErr w:type="spellEnd"/>
+      <w:r>
+        <w:rPr>
+          <w:rFonts w:cs="Times New Roman"/>
+          <w:kern w:val="0"/>
+          <w:szCs w:val="28"/>
+          <w:highlight w:val="white"/>
+          <w:lang w:val="en-US"/>
+        </w:rPr>
+        <w:t>"</w:t>
+      </w:r>
+      <w:r>
+        <w:rPr>
+          <w:rFonts w:cs="Times New Roman"/>
+          <w:kern w:val="0"/>
+          <w:szCs w:val="28"/>
+          <w:highlight w:val="white"/>
+          <w:lang w:val="en-US"/>
+        </w:rPr>
+        <w:t>,</w:t>
+      </w:r>
+    </w:p>
+    <w:p>
+      <w:pPr>
+        <w:pStyle w:val="a7"/>
+        <w:autoSpaceDE w:val="0"/>
+        <w:autoSpaceDN w:val="0"/>
+        <w:adjustRightInd w:val="0"/>
+        <w:spacing w:after="0" w:line="360" w:lineRule="auto"/>
+        <w:ind w:left="0" w:firstLine="709"/>
+        <w:rPr>
+          <w:rFonts w:cs="Times New Roman"/>
+          <w:kern w:val="0"/>
+          <w:szCs w:val="28"/>
+          <w:highlight w:val="white"/>
+        </w:rPr>
+      </w:pPr>
+      <w:r>
+        <w:rPr>
+          <w:rFonts w:cs="Times New Roman"/>
+          <w:kern w:val="0"/>
+          <w:szCs w:val="28"/>
+          <w:highlight w:val="white"/>
+        </w:rPr>
+        <w:t>Автор</w:t>
       </w:r>
       <w:r>
         <w:rPr>
@@ -729,6 +1138,238 @@
         </w:rPr>
         <w:t xml:space="preserve"> = "</w:t>
       </w:r>
+      <w:proofErr w:type="spellStart"/>
+      <w:r>
+        <w:rPr>
+          <w:rFonts w:cs="Times New Roman"/>
+          <w:kern w:val="0"/>
+          <w:szCs w:val="28"/>
+          <w:highlight w:val="white"/>
+          <w:lang w:val="en-US"/>
+        </w:rPr>
+        <w:t>igor</w:t>
+      </w:r>
+      <w:proofErr w:type="spellEnd"/>
+      <w:r>
+        <w:rPr>
+          <w:rFonts w:cs="Times New Roman"/>
+          <w:kern w:val="0"/>
+          <w:szCs w:val="28"/>
+          <w:highlight w:val="white"/>
+        </w:rPr>
+        <w:t xml:space="preserve"> </w:t>
+      </w:r>
+      <w:proofErr w:type="spellStart"/>
+      <w:r>
+        <w:rPr>
+          <w:rFonts w:cs="Times New Roman"/>
+          <w:kern w:val="0"/>
+          <w:szCs w:val="28"/>
+          <w:highlight w:val="white"/>
+          <w:lang w:val="en-US"/>
+        </w:rPr>
+        <w:t>igorev</w:t>
+      </w:r>
+      <w:proofErr w:type="spellEnd"/>
+      <w:r>
+        <w:rPr>
+          <w:rFonts w:cs="Times New Roman"/>
+          <w:kern w:val="0"/>
+          <w:szCs w:val="28"/>
+          <w:highlight w:val="white"/>
+        </w:rPr>
+        <w:t xml:space="preserve"> </w:t>
+      </w:r>
+      <w:proofErr w:type="spellStart"/>
+      <w:r>
+        <w:rPr>
+          <w:rFonts w:cs="Times New Roman"/>
+          <w:kern w:val="0"/>
+          <w:szCs w:val="28"/>
+          <w:highlight w:val="white"/>
+          <w:lang w:val="en-US"/>
+        </w:rPr>
+        <w:t>igorevich</w:t>
+      </w:r>
+      <w:proofErr w:type="spellEnd"/>
+      <w:r>
+        <w:rPr>
+          <w:rFonts w:cs="Times New Roman"/>
+          <w:kern w:val="0"/>
+          <w:szCs w:val="28"/>
+          <w:highlight w:val="white"/>
+        </w:rPr>
+        <w:t>",</w:t>
+      </w:r>
+    </w:p>
+    <w:p>
+      <w:pPr>
+        <w:pStyle w:val="a7"/>
+        <w:spacing w:after="0" w:line="360" w:lineRule="auto"/>
+        <w:ind w:left="0" w:firstLine="709"/>
+        <w:jc w:val="both"/>
+        <w:rPr>
+          <w:rFonts w:cs="Times New Roman"/>
+          <w:kern w:val="0"/>
+          <w:szCs w:val="28"/>
+        </w:rPr>
+      </w:pPr>
+      <w:r>
+        <w:rPr>
+          <w:rFonts w:cs="Times New Roman"/>
+          <w:kern w:val="0"/>
+          <w:szCs w:val="28"/>
+          <w:highlight w:val="white"/>
+        </w:rPr>
+        <w:t>Год выпуска</w:t>
+      </w:r>
+      <w:r>
+        <w:rPr>
+          <w:rFonts w:cs="Times New Roman"/>
+          <w:kern w:val="0"/>
+          <w:szCs w:val="28"/>
+          <w:highlight w:val="white"/>
+        </w:rPr>
+        <w:t xml:space="preserve"> = 2021</w:t>
+      </w:r>
+      <w:r>
+        <w:rPr>
+          <w:rFonts w:cs="Times New Roman"/>
+          <w:kern w:val="0"/>
+          <w:szCs w:val="28"/>
+          <w:highlight w:val="white"/>
+        </w:rPr>
+        <w:t>).</w:t>
+      </w:r>
+    </w:p>
+    <w:p>
+      <w:pPr>
+        <w:pStyle w:val="a7"/>
+        <w:spacing w:after="0" w:line="360" w:lineRule="auto"/>
+        <w:ind w:left="0" w:firstLine="709"/>
+        <w:jc w:val="both"/>
+        <w:rPr>
+          <w:rFonts w:cs="Times New Roman"/>
+          <w:kern w:val="0"/>
+          <w:szCs w:val="28"/>
+          <w:lang w:val="en-US"/>
+        </w:rPr>
+      </w:pPr>
+      <w:r>
+        <w:rPr>
+          <w:rFonts w:cs="Times New Roman"/>
+          <w:kern w:val="0"/>
+          <w:szCs w:val="28"/>
+        </w:rPr>
+        <w:t>Ожидаемые</w:t>
+      </w:r>
+      <w:r>
+        <w:rPr>
+          <w:rFonts w:cs="Times New Roman"/>
+          <w:kern w:val="0"/>
+          <w:szCs w:val="28"/>
+          <w:lang w:val="en-US"/>
+        </w:rPr>
+        <w:t xml:space="preserve"> </w:t>
+      </w:r>
+      <w:r>
+        <w:rPr>
+          <w:rFonts w:cs="Times New Roman"/>
+          <w:kern w:val="0"/>
+          <w:szCs w:val="28"/>
+        </w:rPr>
+        <w:t>результаты</w:t>
+      </w:r>
+      <w:r>
+        <w:rPr>
+          <w:rFonts w:cs="Times New Roman"/>
+          <w:kern w:val="0"/>
+          <w:szCs w:val="28"/>
+          <w:lang w:val="en-US"/>
+        </w:rPr>
+        <w:t>:</w:t>
+      </w:r>
+    </w:p>
+    <w:p>
+      <w:pPr>
+        <w:pStyle w:val="a7"/>
+        <w:spacing w:after="0" w:line="360" w:lineRule="auto"/>
+        <w:ind w:left="0" w:firstLine="709"/>
+        <w:jc w:val="both"/>
+        <w:rPr>
+          <w:rFonts w:cs="Times New Roman"/>
+          <w:kern w:val="0"/>
+          <w:szCs w:val="28"/>
+          <w:lang w:val="en-US"/>
+        </w:rPr>
+      </w:pPr>
+      <w:proofErr w:type="gramStart"/>
+      <w:r>
+        <w:rPr>
+          <w:rFonts w:cs="Times New Roman"/>
+          <w:kern w:val="0"/>
+          <w:szCs w:val="28"/>
+        </w:rPr>
+        <w:t>Книга</w:t>
+      </w:r>
+      <w:r>
+        <w:rPr>
+          <w:rFonts w:cs="Times New Roman"/>
+          <w:kern w:val="0"/>
+          <w:szCs w:val="28"/>
+          <w:lang w:val="en-US"/>
+        </w:rPr>
+        <w:t>(</w:t>
+      </w:r>
+      <w:proofErr w:type="gramEnd"/>
+    </w:p>
+    <w:p>
+      <w:pPr>
+        <w:pStyle w:val="a7"/>
+        <w:autoSpaceDE w:val="0"/>
+        <w:autoSpaceDN w:val="0"/>
+        <w:adjustRightInd w:val="0"/>
+        <w:spacing w:after="0" w:line="360" w:lineRule="auto"/>
+        <w:ind w:left="0" w:firstLine="709"/>
+        <w:rPr>
+          <w:rFonts w:cs="Times New Roman"/>
+          <w:kern w:val="0"/>
+          <w:szCs w:val="28"/>
+          <w:highlight w:val="white"/>
+        </w:rPr>
+      </w:pPr>
+      <w:r>
+        <w:rPr>
+          <w:rFonts w:cs="Times New Roman"/>
+          <w:color w:val="000000"/>
+          <w:kern w:val="0"/>
+          <w:szCs w:val="28"/>
+          <w:highlight w:val="white"/>
+        </w:rPr>
+        <w:t>Заголовок</w:t>
+      </w:r>
+      <w:r>
+        <w:rPr>
+          <w:rFonts w:cs="Times New Roman"/>
+          <w:color w:val="000000"/>
+          <w:kern w:val="0"/>
+          <w:szCs w:val="28"/>
+          <w:highlight w:val="white"/>
+          <w:lang w:val="en-US"/>
+        </w:rPr>
+        <w:t xml:space="preserve"> </w:t>
+      </w:r>
+      <w:r>
+        <w:rPr>
+          <w:rFonts w:cs="Times New Roman"/>
+          <w:kern w:val="0"/>
+          <w:szCs w:val="28"/>
+          <w:highlight w:val="white"/>
+          <w:lang w:val="en-US"/>
+        </w:rPr>
+        <w:t>= "</w:t>
+      </w:r>
+      <w:proofErr w:type="spellStart"/>
       <w:r>
         <w:rPr>
           <w:rFonts w:cs="Times New Roman"/>
@@ -739,15 +1380,18 @@
         </w:rPr>
         <w:t>konek</w:t>
       </w:r>
-      <w:r>
-        <w:rPr>
-          <w:rFonts w:cs="Times New Roman"/>
-          <w:kern w:val="0"/>
-          <w:szCs w:val="28"/>
-          <w:highlight w:val="white"/>
-        </w:rPr>
-        <w:t xml:space="preserve"> </w:t>
-      </w:r>
+      <w:proofErr w:type="spellEnd"/>
+      <w:r>
+        <w:rPr>
+          <w:rFonts w:cs="Times New Roman"/>
+          <w:kern w:val="0"/>
+          <w:szCs w:val="28"/>
+          <w:highlight w:val="white"/>
+          <w:lang w:val="en-US"/>
+        </w:rPr>
+        <w:t xml:space="preserve"> </w:t>
+      </w:r>
+      <w:proofErr w:type="spellStart"/>
       <w:r>
         <w:rPr>
           <w:rFonts w:cs="Times New Roman"/>
@@ -758,12 +1402,582 @@
         </w:rPr>
         <w:t>igorek</w:t>
       </w:r>
-      <w:r>
-        <w:rPr>
-          <w:rFonts w:cs="Times New Roman"/>
-          <w:kern w:val="0"/>
-          <w:szCs w:val="28"/>
-          <w:highlight w:val="white"/>
+      <w:proofErr w:type="spellEnd"/>
+      <w:r>
+        <w:rPr>
+          <w:rFonts w:cs="Times New Roman"/>
+          <w:kern w:val="0"/>
+          <w:szCs w:val="28"/>
+          <w:highlight w:val="white"/>
+          <w:lang w:val="en-US"/>
+        </w:rPr>
+        <w:t>"</w:t>
+      </w:r>
+      <w:r>
+        <w:rPr>
+          <w:rFonts w:cs="Times New Roman"/>
+          <w:kern w:val="0"/>
+          <w:szCs w:val="28"/>
+          <w:highlight w:val="white"/>
+        </w:rPr>
+        <w:t>,</w:t>
+      </w:r>
+    </w:p>
+    <w:p>
+      <w:pPr>
+        <w:pStyle w:val="a7"/>
+        <w:autoSpaceDE w:val="0"/>
+        <w:autoSpaceDN w:val="0"/>
+        <w:adjustRightInd w:val="0"/>
+        <w:spacing w:after="0" w:line="360" w:lineRule="auto"/>
+        <w:ind w:left="0" w:firstLine="709"/>
+        <w:rPr>
+          <w:rFonts w:cs="Times New Roman"/>
+          <w:kern w:val="0"/>
+          <w:szCs w:val="28"/>
+          <w:highlight w:val="white"/>
+        </w:rPr>
+      </w:pPr>
+      <w:r>
+        <w:rPr>
+          <w:rFonts w:cs="Times New Roman"/>
+          <w:kern w:val="0"/>
+          <w:szCs w:val="28"/>
+          <w:highlight w:val="white"/>
+        </w:rPr>
+        <w:t>Автор</w:t>
+      </w:r>
+      <w:r>
+        <w:rPr>
+          <w:rFonts w:cs="Times New Roman"/>
+          <w:kern w:val="0"/>
+          <w:szCs w:val="28"/>
+          <w:highlight w:val="white"/>
+          <w:lang w:val="en-US"/>
+        </w:rPr>
+        <w:t xml:space="preserve"> </w:t>
+      </w:r>
+      <w:r>
+        <w:rPr>
+          <w:rFonts w:cs="Times New Roman"/>
+          <w:kern w:val="0"/>
+          <w:szCs w:val="28"/>
+          <w:highlight w:val="white"/>
+          <w:lang w:val="en-US"/>
+        </w:rPr>
+        <w:t>= "</w:t>
+      </w:r>
+      <w:proofErr w:type="spellStart"/>
+      <w:r>
+        <w:rPr>
+          <w:rFonts w:cs="Times New Roman"/>
+          <w:kern w:val="0"/>
+          <w:szCs w:val="28"/>
+          <w:highlight w:val="white"/>
+          <w:lang w:val="en-US"/>
+        </w:rPr>
+        <w:t>igor</w:t>
+      </w:r>
+      <w:proofErr w:type="spellEnd"/>
+      <w:r>
+        <w:rPr>
+          <w:rFonts w:cs="Times New Roman"/>
+          <w:kern w:val="0"/>
+          <w:szCs w:val="28"/>
+          <w:highlight w:val="white"/>
+          <w:lang w:val="en-US"/>
+        </w:rPr>
+        <w:t xml:space="preserve"> </w:t>
+      </w:r>
+      <w:proofErr w:type="spellStart"/>
+      <w:r>
+        <w:rPr>
+          <w:rFonts w:cs="Times New Roman"/>
+          <w:kern w:val="0"/>
+          <w:szCs w:val="28"/>
+          <w:highlight w:val="white"/>
+          <w:lang w:val="en-US"/>
+        </w:rPr>
+        <w:t>igorev</w:t>
+      </w:r>
+      <w:proofErr w:type="spellEnd"/>
+      <w:r>
+        <w:rPr>
+          <w:rFonts w:cs="Times New Roman"/>
+          <w:kern w:val="0"/>
+          <w:szCs w:val="28"/>
+          <w:highlight w:val="white"/>
+          <w:lang w:val="en-US"/>
+        </w:rPr>
+        <w:t xml:space="preserve"> </w:t>
+      </w:r>
+      <w:proofErr w:type="spellStart"/>
+      <w:r>
+        <w:rPr>
+          <w:rFonts w:cs="Times New Roman"/>
+          <w:kern w:val="0"/>
+          <w:szCs w:val="28"/>
+          <w:highlight w:val="white"/>
+          <w:lang w:val="en-US"/>
+        </w:rPr>
+        <w:t>igorevich</w:t>
+      </w:r>
+      <w:proofErr w:type="spellEnd"/>
+      <w:r>
+        <w:rPr>
+          <w:rFonts w:cs="Times New Roman"/>
+          <w:kern w:val="0"/>
+          <w:szCs w:val="28"/>
+          <w:highlight w:val="white"/>
+          <w:lang w:val="en-US"/>
+        </w:rPr>
+        <w:t>"</w:t>
+      </w:r>
+      <w:r>
+        <w:rPr>
+          <w:rFonts w:cs="Times New Roman"/>
+          <w:kern w:val="0"/>
+          <w:szCs w:val="28"/>
+          <w:highlight w:val="white"/>
+        </w:rPr>
+        <w:t>,</w:t>
+      </w:r>
+    </w:p>
+    <w:p>
+      <w:pPr>
+        <w:pStyle w:val="a7"/>
+        <w:spacing w:after="0" w:line="360" w:lineRule="auto"/>
+        <w:ind w:left="0" w:firstLine="709"/>
+        <w:jc w:val="both"/>
+        <w:rPr>
+          <w:rFonts w:cs="Times New Roman"/>
+          <w:kern w:val="0"/>
+          <w:szCs w:val="28"/>
+        </w:rPr>
+      </w:pPr>
+      <w:r>
+        <w:rPr>
+          <w:rFonts w:cs="Times New Roman"/>
+          <w:kern w:val="0"/>
+          <w:szCs w:val="28"/>
+          <w:highlight w:val="white"/>
+        </w:rPr>
+        <w:t>Год выпуска</w:t>
+      </w:r>
+      <w:r>
+        <w:rPr>
+          <w:rFonts w:cs="Times New Roman"/>
+          <w:kern w:val="0"/>
+          <w:szCs w:val="28"/>
+          <w:highlight w:val="white"/>
+          <w:lang w:val="en-US"/>
+        </w:rPr>
+        <w:t xml:space="preserve"> = 2021</w:t>
+      </w:r>
+      <w:r>
+        <w:rPr>
+          <w:rFonts w:cs="Times New Roman"/>
+          <w:kern w:val="0"/>
+          <w:szCs w:val="28"/>
+        </w:rPr>
+        <w:t>).</w:t>
+      </w:r>
+    </w:p>
+    <w:p>
+      <w:pPr>
+        <w:pStyle w:val="a7"/>
+        <w:autoSpaceDE w:val="0"/>
+        <w:autoSpaceDN w:val="0"/>
+        <w:adjustRightInd w:val="0"/>
+        <w:spacing w:after="0" w:line="360" w:lineRule="auto"/>
+        <w:ind w:left="0" w:firstLine="709"/>
+        <w:rPr>
+          <w:rFonts w:cs="Times New Roman"/>
+          <w:color w:val="000000"/>
+          <w:kern w:val="0"/>
+          <w:szCs w:val="28"/>
+          <w:highlight w:val="white"/>
+          <w:lang w:val="en-US"/>
+        </w:rPr>
+      </w:pPr>
+    </w:p>
+    <w:p>
+      <w:pPr>
+        <w:pStyle w:val="a7"/>
+        <w:autoSpaceDE w:val="0"/>
+        <w:autoSpaceDN w:val="0"/>
+        <w:adjustRightInd w:val="0"/>
+        <w:spacing w:after="0" w:line="360" w:lineRule="auto"/>
+        <w:ind w:left="0" w:firstLine="709"/>
+        <w:rPr>
+          <w:rFonts w:cs="Times New Roman"/>
+          <w:color w:val="000000"/>
+          <w:kern w:val="0"/>
+          <w:szCs w:val="28"/>
+          <w:highlight w:val="white"/>
+          <w:lang w:val="en-US"/>
+        </w:rPr>
+      </w:pPr>
+      <w:proofErr w:type="spellStart"/>
+      <w:proofErr w:type="gramStart"/>
+      <w:r>
+        <w:rPr>
+          <w:rFonts w:cs="Times New Roman"/>
+          <w:color w:val="000000"/>
+          <w:kern w:val="0"/>
+          <w:szCs w:val="28"/>
+          <w:highlight w:val="white"/>
+          <w:lang w:val="en-US"/>
+        </w:rPr>
+        <w:t>LibraryConstructorTest</w:t>
+      </w:r>
+      <w:proofErr w:type="spellEnd"/>
+      <w:r>
+        <w:rPr>
+          <w:rFonts w:cs="Times New Roman"/>
+          <w:color w:val="000000"/>
+          <w:kern w:val="0"/>
+          <w:szCs w:val="28"/>
+          <w:highlight w:val="white"/>
+          <w:lang w:val="en-US"/>
+        </w:rPr>
+        <w:t>()</w:t>
+      </w:r>
+      <w:proofErr w:type="gramEnd"/>
+    </w:p>
+    <w:p>
+      <w:pPr>
+        <w:pStyle w:val="a7"/>
+        <w:autoSpaceDE w:val="0"/>
+        <w:autoSpaceDN w:val="0"/>
+        <w:adjustRightInd w:val="0"/>
+        <w:spacing w:after="0" w:line="360" w:lineRule="auto"/>
+        <w:ind w:left="0" w:firstLine="709"/>
+        <w:rPr>
+          <w:rFonts w:cs="Times New Roman"/>
+          <w:color w:val="000000"/>
+          <w:kern w:val="0"/>
+          <w:szCs w:val="28"/>
+          <w:highlight w:val="white"/>
+          <w:lang w:val="en-US"/>
+        </w:rPr>
+      </w:pPr>
+      <w:r>
+        <w:rPr>
+          <w:rFonts w:cs="Times New Roman"/>
+          <w:color w:val="000000"/>
+          <w:kern w:val="0"/>
+          <w:szCs w:val="28"/>
+          <w:highlight w:val="white"/>
+        </w:rPr>
+        <w:t>Шаги</w:t>
+      </w:r>
+      <w:r>
+        <w:rPr>
+          <w:rFonts w:cs="Times New Roman"/>
+          <w:color w:val="000000"/>
+          <w:kern w:val="0"/>
+          <w:szCs w:val="28"/>
+          <w:highlight w:val="white"/>
+          <w:lang w:val="en-US"/>
+        </w:rPr>
+        <w:t>:</w:t>
+      </w:r>
+    </w:p>
+    <w:p>
+      <w:pPr>
+        <w:pStyle w:val="a7"/>
+        <w:autoSpaceDE w:val="0"/>
+        <w:autoSpaceDN w:val="0"/>
+        <w:adjustRightInd w:val="0"/>
+        <w:spacing w:after="0" w:line="360" w:lineRule="auto"/>
+        <w:ind w:left="0" w:firstLine="709"/>
+        <w:rPr>
+          <w:rFonts w:cs="Times New Roman"/>
+          <w:color w:val="000000"/>
+          <w:kern w:val="0"/>
+          <w:szCs w:val="28"/>
+          <w:highlight w:val="white"/>
+          <w:lang w:val="en-US"/>
+        </w:rPr>
+      </w:pPr>
+      <w:r>
+        <w:rPr>
+          <w:rFonts w:cs="Times New Roman"/>
+          <w:color w:val="000000"/>
+          <w:kern w:val="0"/>
+          <w:szCs w:val="28"/>
+          <w:highlight w:val="white"/>
+        </w:rPr>
+        <w:t>Ввод</w:t>
+      </w:r>
+      <w:r>
+        <w:rPr>
+          <w:rFonts w:cs="Times New Roman"/>
+          <w:color w:val="000000"/>
+          <w:kern w:val="0"/>
+          <w:szCs w:val="28"/>
+          <w:highlight w:val="white"/>
+          <w:lang w:val="en-US"/>
+        </w:rPr>
+        <w:t xml:space="preserve"> </w:t>
+      </w:r>
+      <w:r>
+        <w:rPr>
+          <w:rFonts w:cs="Times New Roman"/>
+          <w:color w:val="000000"/>
+          <w:kern w:val="0"/>
+          <w:szCs w:val="28"/>
+          <w:highlight w:val="white"/>
+        </w:rPr>
+        <w:t>исходных</w:t>
+      </w:r>
+      <w:r>
+        <w:rPr>
+          <w:rFonts w:cs="Times New Roman"/>
+          <w:color w:val="000000"/>
+          <w:kern w:val="0"/>
+          <w:szCs w:val="28"/>
+          <w:highlight w:val="white"/>
+          <w:lang w:val="en-US"/>
+        </w:rPr>
+        <w:t xml:space="preserve"> </w:t>
+      </w:r>
+      <w:r>
+        <w:rPr>
+          <w:rFonts w:cs="Times New Roman"/>
+          <w:color w:val="000000"/>
+          <w:kern w:val="0"/>
+          <w:szCs w:val="28"/>
+          <w:highlight w:val="white"/>
+        </w:rPr>
+        <w:t>данных</w:t>
+      </w:r>
+    </w:p>
+    <w:p>
+      <w:pPr>
+        <w:pStyle w:val="a7"/>
+        <w:autoSpaceDE w:val="0"/>
+        <w:autoSpaceDN w:val="0"/>
+        <w:adjustRightInd w:val="0"/>
+        <w:spacing w:after="0" w:line="360" w:lineRule="auto"/>
+        <w:ind w:left="0" w:firstLine="709"/>
+        <w:rPr>
+          <w:rFonts w:cs="Times New Roman"/>
+          <w:color w:val="000000"/>
+          <w:kern w:val="0"/>
+          <w:szCs w:val="28"/>
+          <w:highlight w:val="white"/>
+        </w:rPr>
+      </w:pPr>
+      <w:r>
+        <w:rPr>
+          <w:rFonts w:cs="Times New Roman"/>
+          <w:color w:val="000000"/>
+          <w:kern w:val="0"/>
+          <w:szCs w:val="28"/>
+          <w:highlight w:val="white"/>
+        </w:rPr>
+        <w:t>Ввод ожидаемых результатов</w:t>
+      </w:r>
+    </w:p>
+    <w:p>
+      <w:pPr>
+        <w:pStyle w:val="a7"/>
+        <w:autoSpaceDE w:val="0"/>
+        <w:autoSpaceDN w:val="0"/>
+        <w:adjustRightInd w:val="0"/>
+        <w:spacing w:after="0" w:line="360" w:lineRule="auto"/>
+        <w:ind w:left="0" w:firstLine="709"/>
+        <w:rPr>
+          <w:rFonts w:cs="Times New Roman"/>
+          <w:color w:val="000000"/>
+          <w:kern w:val="0"/>
+          <w:szCs w:val="28"/>
+          <w:highlight w:val="white"/>
+        </w:rPr>
+      </w:pPr>
+      <w:r>
+        <w:rPr>
+          <w:rFonts w:cs="Times New Roman"/>
+          <w:color w:val="000000"/>
+          <w:kern w:val="0"/>
+          <w:szCs w:val="28"/>
+          <w:highlight w:val="white"/>
+        </w:rPr>
+        <w:lastRenderedPageBreak/>
+        <w:t>Создание библиотеки</w:t>
+      </w:r>
+    </w:p>
+    <w:p>
+      <w:pPr>
+        <w:pStyle w:val="a7"/>
+        <w:autoSpaceDE w:val="0"/>
+        <w:autoSpaceDN w:val="0"/>
+        <w:adjustRightInd w:val="0"/>
+        <w:spacing w:after="0" w:line="360" w:lineRule="auto"/>
+        <w:ind w:left="0" w:firstLine="709"/>
+        <w:rPr>
+          <w:rFonts w:cs="Times New Roman"/>
+          <w:color w:val="000000"/>
+          <w:kern w:val="0"/>
+          <w:szCs w:val="28"/>
+          <w:highlight w:val="white"/>
+        </w:rPr>
+      </w:pPr>
+      <w:r>
+        <w:rPr>
+          <w:rFonts w:cs="Times New Roman"/>
+          <w:color w:val="000000"/>
+          <w:kern w:val="0"/>
+          <w:szCs w:val="28"/>
+          <w:highlight w:val="white"/>
+        </w:rPr>
+        <w:t>Сравнение ожидаемого результата с актуальным.</w:t>
+      </w:r>
+    </w:p>
+    <w:p>
+      <w:pPr>
+        <w:pStyle w:val="a7"/>
+        <w:autoSpaceDE w:val="0"/>
+        <w:autoSpaceDN w:val="0"/>
+        <w:adjustRightInd w:val="0"/>
+        <w:spacing w:after="0" w:line="360" w:lineRule="auto"/>
+        <w:ind w:left="0" w:firstLine="709"/>
+        <w:rPr>
+          <w:rFonts w:cs="Times New Roman"/>
+          <w:color w:val="000000"/>
+          <w:kern w:val="0"/>
+          <w:szCs w:val="28"/>
+          <w:highlight w:val="white"/>
+          <w:lang w:val="en-US"/>
+        </w:rPr>
+      </w:pPr>
+      <w:r>
+        <w:rPr>
+          <w:rFonts w:cs="Times New Roman"/>
+          <w:color w:val="000000"/>
+          <w:kern w:val="0"/>
+          <w:szCs w:val="28"/>
+          <w:highlight w:val="white"/>
+        </w:rPr>
+        <w:t>Исходные</w:t>
+      </w:r>
+      <w:r>
+        <w:rPr>
+          <w:rFonts w:cs="Times New Roman"/>
+          <w:color w:val="000000"/>
+          <w:kern w:val="0"/>
+          <w:szCs w:val="28"/>
+          <w:highlight w:val="white"/>
+          <w:lang w:val="en-US"/>
+        </w:rPr>
+        <w:t xml:space="preserve"> </w:t>
+      </w:r>
+      <w:r>
+        <w:rPr>
+          <w:rFonts w:cs="Times New Roman"/>
+          <w:color w:val="000000"/>
+          <w:kern w:val="0"/>
+          <w:szCs w:val="28"/>
+          <w:highlight w:val="white"/>
+        </w:rPr>
+        <w:t>данные</w:t>
+      </w:r>
+      <w:r>
+        <w:rPr>
+          <w:rFonts w:cs="Times New Roman"/>
+          <w:color w:val="000000"/>
+          <w:kern w:val="0"/>
+          <w:szCs w:val="28"/>
+          <w:highlight w:val="white"/>
+          <w:lang w:val="en-US"/>
+        </w:rPr>
+        <w:t>:</w:t>
+      </w:r>
+    </w:p>
+    <w:p>
+      <w:pPr>
+        <w:autoSpaceDE w:val="0"/>
+        <w:autoSpaceDN w:val="0"/>
+        <w:adjustRightInd w:val="0"/>
+        <w:spacing w:after="0" w:line="360" w:lineRule="auto"/>
+        <w:ind w:firstLine="709"/>
+        <w:rPr>
+          <w:rFonts w:cs="Times New Roman"/>
+          <w:color w:val="000000"/>
+          <w:kern w:val="0"/>
+          <w:szCs w:val="28"/>
+          <w:highlight w:val="white"/>
+          <w:lang w:val="en-US"/>
+        </w:rPr>
+      </w:pPr>
+      <w:r>
+        <w:rPr>
+          <w:rFonts w:cs="Times New Roman"/>
+          <w:color w:val="000000"/>
+          <w:kern w:val="0"/>
+          <w:szCs w:val="28"/>
+          <w:highlight w:val="white"/>
+        </w:rPr>
+        <w:t>Название библиотеки</w:t>
+      </w:r>
+      <w:r>
+        <w:rPr>
+          <w:rFonts w:cs="Times New Roman"/>
+          <w:color w:val="000000"/>
+          <w:kern w:val="0"/>
+          <w:szCs w:val="28"/>
+          <w:highlight w:val="white"/>
+          <w:lang w:val="en-US"/>
+        </w:rPr>
+        <w:t xml:space="preserve"> = "</w:t>
+      </w:r>
+      <w:proofErr w:type="spellStart"/>
+      <w:r>
+        <w:rPr>
+          <w:rFonts w:cs="Times New Roman"/>
+          <w:color w:val="000000"/>
+          <w:kern w:val="0"/>
+          <w:szCs w:val="28"/>
+          <w:highlight w:val="white"/>
+          <w:lang w:val="en-US"/>
+        </w:rPr>
+        <w:t>biblioteka</w:t>
+      </w:r>
+      <w:proofErr w:type="spellEnd"/>
+      <w:r>
+        <w:rPr>
+          <w:rFonts w:cs="Times New Roman"/>
+          <w:color w:val="000000"/>
+          <w:kern w:val="0"/>
+          <w:szCs w:val="28"/>
+          <w:highlight w:val="white"/>
+          <w:lang w:val="en-US"/>
+        </w:rPr>
+        <w:t xml:space="preserve"> </w:t>
+      </w:r>
+      <w:proofErr w:type="spellStart"/>
+      <w:r>
+        <w:rPr>
+          <w:rFonts w:cs="Times New Roman"/>
+          <w:color w:val="000000"/>
+          <w:kern w:val="0"/>
+          <w:szCs w:val="28"/>
+          <w:highlight w:val="white"/>
+          <w:lang w:val="en-US"/>
+        </w:rPr>
+        <w:t>gorkogo</w:t>
+      </w:r>
+      <w:proofErr w:type="spellEnd"/>
+      <w:r>
+        <w:rPr>
+          <w:rFonts w:cs="Times New Roman"/>
+          <w:color w:val="000000"/>
+          <w:kern w:val="0"/>
+          <w:szCs w:val="28"/>
+          <w:highlight w:val="white"/>
+          <w:lang w:val="en-US"/>
         </w:rPr>
         <w:t>";</w:t>
       </w:r>
@@ -778,187 +1992,1594 @@
         <w:ind w:left="0" w:firstLine="709"/>
         <w:rPr>
           <w:rFonts w:cs="Times New Roman"/>
-          <w:kern w:val="0"/>
-          <w:szCs w:val="28"/>
-          <w:highlight w:val="white"/>
-          <w:lang w:val="en-US"/>
-        </w:rPr>
-      </w:pPr>
-      <w:r>
-        <w:rPr>
-          <w:rFonts w:cs="Times New Roman"/>
-          <w:kern w:val="0"/>
-          <w:szCs w:val="28"/>
-          <w:highlight w:val="white"/>
-          <w:lang w:val="en-US"/>
-        </w:rPr>
-        <w:t>string author = "igor igorev igorevich";</w:t>
-      </w:r>
-    </w:p>
-    <w:p>
-      <w:pPr>
-        <w:pStyle w:val="a7"/>
-        <w:spacing w:after="0" w:line="360" w:lineRule="auto"/>
-        <w:ind w:left="0" w:firstLine="709"/>
-        <w:jc w:val="both"/>
-        <w:rPr>
-          <w:rFonts w:cs="Times New Roman"/>
-          <w:kern w:val="0"/>
-          <w:szCs w:val="28"/>
-        </w:rPr>
-      </w:pPr>
-      <w:r>
-        <w:rPr>
-          <w:rFonts w:cs="Times New Roman"/>
-          <w:kern w:val="0"/>
-          <w:szCs w:val="28"/>
-          <w:highlight w:val="white"/>
-        </w:rPr>
-        <w:t>int year = 2021;</w:t>
-      </w:r>
-    </w:p>
-    <w:p>
-      <w:pPr>
-        <w:pStyle w:val="a7"/>
-        <w:spacing w:after="0" w:line="360" w:lineRule="auto"/>
-        <w:ind w:left="0" w:firstLine="709"/>
-        <w:jc w:val="both"/>
-        <w:rPr>
-          <w:rFonts w:cs="Times New Roman"/>
-          <w:kern w:val="0"/>
-          <w:szCs w:val="28"/>
-        </w:rPr>
-      </w:pPr>
-      <w:r>
-        <w:rPr>
-          <w:rFonts w:cs="Times New Roman"/>
-          <w:kern w:val="0"/>
-          <w:szCs w:val="28"/>
-        </w:rPr>
-        <w:t>Ожидаемые результаты:</w:t>
-      </w:r>
-    </w:p>
-    <w:p>
-      <w:pPr>
-        <w:pStyle w:val="a7"/>
-        <w:autoSpaceDE w:val="0"/>
-        <w:autoSpaceDN w:val="0"/>
-        <w:adjustRightInd w:val="0"/>
-        <w:spacing w:after="0" w:line="360" w:lineRule="auto"/>
-        <w:ind w:left="0" w:firstLine="709"/>
-        <w:rPr>
-          <w:rFonts w:cs="Times New Roman"/>
-          <w:kern w:val="0"/>
-          <w:szCs w:val="28"/>
-          <w:highlight w:val="white"/>
-          <w:lang w:val="en-US"/>
-        </w:rPr>
-      </w:pPr>
-      <w:r>
-        <w:rPr>
-          <w:rFonts w:cs="Times New Roman"/>
-          <w:kern w:val="0"/>
-          <w:szCs w:val="28"/>
-          <w:highlight w:val="white"/>
-          <w:lang w:val="en-US"/>
-        </w:rPr>
-        <w:t>string title = "konek igorek";</w:t>
-      </w:r>
-    </w:p>
-    <w:p>
-      <w:pPr>
-        <w:pStyle w:val="a7"/>
-        <w:autoSpaceDE w:val="0"/>
-        <w:autoSpaceDN w:val="0"/>
-        <w:adjustRightInd w:val="0"/>
-        <w:spacing w:after="0" w:line="360" w:lineRule="auto"/>
-        <w:ind w:left="0" w:firstLine="709"/>
-        <w:rPr>
-          <w:rFonts w:cs="Times New Roman"/>
-          <w:kern w:val="0"/>
-          <w:szCs w:val="28"/>
-          <w:highlight w:val="white"/>
-          <w:lang w:val="en-US"/>
-        </w:rPr>
-      </w:pPr>
-      <w:r>
-        <w:rPr>
-          <w:rFonts w:cs="Times New Roman"/>
-          <w:kern w:val="0"/>
-          <w:szCs w:val="28"/>
-          <w:highlight w:val="white"/>
-          <w:lang w:val="en-US"/>
-        </w:rPr>
-        <w:t>string author = "igor igorev igorevich";</w:t>
-      </w:r>
-    </w:p>
-    <w:p>
-      <w:pPr>
-        <w:pStyle w:val="a7"/>
-        <w:spacing w:after="0" w:line="360" w:lineRule="auto"/>
-        <w:ind w:left="0" w:firstLine="709"/>
-        <w:jc w:val="both"/>
-        <w:rPr>
-          <w:rFonts w:cs="Times New Roman"/>
-          <w:kern w:val="0"/>
-          <w:szCs w:val="28"/>
-        </w:rPr>
-      </w:pPr>
-      <w:r>
-        <w:rPr>
-          <w:rFonts w:cs="Times New Roman"/>
-          <w:kern w:val="0"/>
-          <w:szCs w:val="28"/>
-          <w:highlight w:val="white"/>
-        </w:rPr>
-        <w:t>int year = 2021;</w:t>
-      </w:r>
-    </w:p>
-    <w:p>
-      <w:pPr>
-        <w:pStyle w:val="a7"/>
-        <w:autoSpaceDE w:val="0"/>
-        <w:autoSpaceDN w:val="0"/>
-        <w:adjustRightInd w:val="0"/>
-        <w:spacing w:after="0" w:line="360" w:lineRule="auto"/>
-        <w:ind w:left="0" w:firstLine="709"/>
-        <w:rPr>
-          <w:rFonts w:cs="Times New Roman"/>
-          <w:color w:val="000000"/>
-          <w:kern w:val="0"/>
-          <w:szCs w:val="28"/>
-          <w:highlight w:val="white"/>
-        </w:rPr>
-      </w:pPr>
-    </w:p>
-    <w:p>
-      <w:pPr>
-        <w:pStyle w:val="a7"/>
-        <w:autoSpaceDE w:val="0"/>
-        <w:autoSpaceDN w:val="0"/>
-        <w:adjustRightInd w:val="0"/>
-        <w:spacing w:after="0" w:line="360" w:lineRule="auto"/>
-        <w:ind w:left="0" w:firstLine="709"/>
-        <w:rPr>
-          <w:rFonts w:cs="Times New Roman"/>
-          <w:color w:val="000000"/>
-          <w:kern w:val="0"/>
-          <w:szCs w:val="28"/>
-          <w:highlight w:val="white"/>
-          <w:lang w:val="en-US"/>
-        </w:rPr>
-      </w:pPr>
-      <w:r>
-        <w:rPr>
-          <w:rFonts w:cs="Times New Roman"/>
-          <w:color w:val="000000"/>
-          <w:kern w:val="0"/>
-          <w:szCs w:val="28"/>
-          <w:highlight w:val="white"/>
-          <w:lang w:val="en-US"/>
-        </w:rPr>
-        <w:t>LibraryConstructorTest()</w:t>
-      </w:r>
+          <w:color w:val="000000"/>
+          <w:kern w:val="0"/>
+          <w:szCs w:val="28"/>
+          <w:highlight w:val="white"/>
+          <w:lang w:val="en-US"/>
+        </w:rPr>
+      </w:pPr>
+      <w:r>
+        <w:rPr>
+          <w:rFonts w:cs="Times New Roman"/>
+          <w:color w:val="000000"/>
+          <w:kern w:val="0"/>
+          <w:szCs w:val="28"/>
+          <w:highlight w:val="white"/>
+        </w:rPr>
+        <w:t>Список</w:t>
+      </w:r>
+      <w:r>
+        <w:rPr>
+          <w:rFonts w:cs="Times New Roman"/>
+          <w:color w:val="000000"/>
+          <w:kern w:val="0"/>
+          <w:szCs w:val="28"/>
+          <w:highlight w:val="white"/>
+          <w:lang w:val="en-US"/>
+        </w:rPr>
+        <w:t xml:space="preserve"> </w:t>
+      </w:r>
+      <w:r>
+        <w:rPr>
+          <w:rFonts w:cs="Times New Roman"/>
+          <w:color w:val="000000"/>
+          <w:kern w:val="0"/>
+          <w:szCs w:val="28"/>
+          <w:highlight w:val="white"/>
+        </w:rPr>
+        <w:t>книг</w:t>
+      </w:r>
+    </w:p>
+    <w:p>
+      <w:pPr>
+        <w:pStyle w:val="a7"/>
+        <w:autoSpaceDE w:val="0"/>
+        <w:autoSpaceDN w:val="0"/>
+        <w:adjustRightInd w:val="0"/>
+        <w:spacing w:after="0" w:line="360" w:lineRule="auto"/>
+        <w:ind w:left="0" w:firstLine="709"/>
+        <w:rPr>
+          <w:rFonts w:cs="Times New Roman"/>
+          <w:color w:val="000000"/>
+          <w:kern w:val="0"/>
+          <w:szCs w:val="28"/>
+          <w:highlight w:val="white"/>
+          <w:lang w:val="en-US"/>
+        </w:rPr>
+      </w:pPr>
+      <w:r>
+        <w:rPr>
+          <w:rFonts w:cs="Times New Roman"/>
+          <w:color w:val="000000"/>
+          <w:kern w:val="0"/>
+          <w:szCs w:val="28"/>
+          <w:highlight w:val="white"/>
+          <w:lang w:val="en-US"/>
+        </w:rPr>
+        <w:t>{</w:t>
+      </w:r>
+    </w:p>
+    <w:p>
+      <w:pPr>
+        <w:pStyle w:val="a7"/>
+        <w:autoSpaceDE w:val="0"/>
+        <w:autoSpaceDN w:val="0"/>
+        <w:adjustRightInd w:val="0"/>
+        <w:spacing w:after="0" w:line="360" w:lineRule="auto"/>
+        <w:ind w:left="0" w:firstLine="709"/>
+        <w:rPr>
+          <w:rFonts w:cs="Times New Roman"/>
+          <w:color w:val="000000"/>
+          <w:kern w:val="0"/>
+          <w:szCs w:val="28"/>
+          <w:highlight w:val="white"/>
+          <w:lang w:val="en-US"/>
+        </w:rPr>
+      </w:pPr>
+      <w:r>
+        <w:rPr>
+          <w:rFonts w:cs="Times New Roman"/>
+          <w:color w:val="000000"/>
+          <w:kern w:val="0"/>
+          <w:szCs w:val="28"/>
+          <w:highlight w:val="white"/>
+          <w:lang w:val="en-US"/>
+        </w:rPr>
+        <w:t>("</w:t>
+      </w:r>
+      <w:proofErr w:type="spellStart"/>
+      <w:proofErr w:type="gramStart"/>
+      <w:r>
+        <w:rPr>
+          <w:rFonts w:cs="Times New Roman"/>
+          <w:color w:val="000000"/>
+          <w:kern w:val="0"/>
+          <w:szCs w:val="28"/>
+          <w:highlight w:val="white"/>
+          <w:lang w:val="en-US"/>
+        </w:rPr>
+        <w:t>konek</w:t>
+      </w:r>
+      <w:proofErr w:type="spellEnd"/>
+      <w:proofErr w:type="gramEnd"/>
+      <w:r>
+        <w:rPr>
+          <w:rFonts w:cs="Times New Roman"/>
+          <w:color w:val="000000"/>
+          <w:kern w:val="0"/>
+          <w:szCs w:val="28"/>
+          <w:highlight w:val="white"/>
+          <w:lang w:val="en-US"/>
+        </w:rPr>
+        <w:t xml:space="preserve"> </w:t>
+      </w:r>
+      <w:proofErr w:type="spellStart"/>
+      <w:r>
+        <w:rPr>
+          <w:rFonts w:cs="Times New Roman"/>
+          <w:color w:val="000000"/>
+          <w:kern w:val="0"/>
+          <w:szCs w:val="28"/>
+          <w:highlight w:val="white"/>
+          <w:lang w:val="en-US"/>
+        </w:rPr>
+        <w:t>igorek</w:t>
+      </w:r>
+      <w:proofErr w:type="spellEnd"/>
+      <w:r>
+        <w:rPr>
+          <w:rFonts w:cs="Times New Roman"/>
+          <w:color w:val="000000"/>
+          <w:kern w:val="0"/>
+          <w:szCs w:val="28"/>
+          <w:highlight w:val="white"/>
+          <w:lang w:val="en-US"/>
+        </w:rPr>
+        <w:t>", "</w:t>
+      </w:r>
+      <w:proofErr w:type="spellStart"/>
+      <w:r>
+        <w:rPr>
+          <w:rFonts w:cs="Times New Roman"/>
+          <w:color w:val="000000"/>
+          <w:kern w:val="0"/>
+          <w:szCs w:val="28"/>
+          <w:highlight w:val="white"/>
+          <w:lang w:val="en-US"/>
+        </w:rPr>
+        <w:t>igor</w:t>
+      </w:r>
+      <w:proofErr w:type="spellEnd"/>
+      <w:r>
+        <w:rPr>
+          <w:rFonts w:cs="Times New Roman"/>
+          <w:color w:val="000000"/>
+          <w:kern w:val="0"/>
+          <w:szCs w:val="28"/>
+          <w:highlight w:val="white"/>
+          <w:lang w:val="en-US"/>
+        </w:rPr>
+        <w:t xml:space="preserve"> </w:t>
+      </w:r>
+      <w:proofErr w:type="spellStart"/>
+      <w:r>
+        <w:rPr>
+          <w:rFonts w:cs="Times New Roman"/>
+          <w:color w:val="000000"/>
+          <w:kern w:val="0"/>
+          <w:szCs w:val="28"/>
+          <w:highlight w:val="white"/>
+          <w:lang w:val="en-US"/>
+        </w:rPr>
+        <w:t>igorev</w:t>
+      </w:r>
+      <w:proofErr w:type="spellEnd"/>
+      <w:r>
+        <w:rPr>
+          <w:rFonts w:cs="Times New Roman"/>
+          <w:color w:val="000000"/>
+          <w:kern w:val="0"/>
+          <w:szCs w:val="28"/>
+          <w:highlight w:val="white"/>
+          <w:lang w:val="en-US"/>
+        </w:rPr>
+        <w:t xml:space="preserve"> </w:t>
+      </w:r>
+      <w:proofErr w:type="spellStart"/>
+      <w:r>
+        <w:rPr>
+          <w:rFonts w:cs="Times New Roman"/>
+          <w:color w:val="000000"/>
+          <w:kern w:val="0"/>
+          <w:szCs w:val="28"/>
+          <w:highlight w:val="white"/>
+          <w:lang w:val="en-US"/>
+        </w:rPr>
+        <w:t>igorevich</w:t>
+      </w:r>
+      <w:proofErr w:type="spellEnd"/>
+      <w:r>
+        <w:rPr>
+          <w:rFonts w:cs="Times New Roman"/>
+          <w:color w:val="000000"/>
+          <w:kern w:val="0"/>
+          <w:szCs w:val="28"/>
+          <w:highlight w:val="white"/>
+          <w:lang w:val="en-US"/>
+        </w:rPr>
+        <w:t>", 2021),</w:t>
+      </w:r>
+    </w:p>
+    <w:p>
+      <w:pPr>
+        <w:pStyle w:val="a7"/>
+        <w:autoSpaceDE w:val="0"/>
+        <w:autoSpaceDN w:val="0"/>
+        <w:adjustRightInd w:val="0"/>
+        <w:spacing w:after="0" w:line="360" w:lineRule="auto"/>
+        <w:ind w:left="0" w:firstLine="709"/>
+        <w:rPr>
+          <w:rFonts w:cs="Times New Roman"/>
+          <w:color w:val="000000"/>
+          <w:kern w:val="0"/>
+          <w:szCs w:val="28"/>
+          <w:highlight w:val="white"/>
+          <w:lang w:val="en-US"/>
+        </w:rPr>
+      </w:pPr>
+      <w:r>
+        <w:rPr>
+          <w:rFonts w:cs="Times New Roman"/>
+          <w:color w:val="000000"/>
+          <w:kern w:val="0"/>
+          <w:szCs w:val="28"/>
+          <w:highlight w:val="white"/>
+          <w:lang w:val="en-US"/>
+        </w:rPr>
+        <w:t>("</w:t>
+      </w:r>
+      <w:proofErr w:type="spellStart"/>
+      <w:proofErr w:type="gramStart"/>
+      <w:r>
+        <w:rPr>
+          <w:rFonts w:cs="Times New Roman"/>
+          <w:color w:val="000000"/>
+          <w:kern w:val="0"/>
+          <w:szCs w:val="28"/>
+          <w:highlight w:val="white"/>
+          <w:lang w:val="en-US"/>
+        </w:rPr>
+        <w:t>konek</w:t>
+      </w:r>
+      <w:proofErr w:type="spellEnd"/>
+      <w:proofErr w:type="gramEnd"/>
+      <w:r>
+        <w:rPr>
+          <w:rFonts w:cs="Times New Roman"/>
+          <w:color w:val="000000"/>
+          <w:kern w:val="0"/>
+          <w:szCs w:val="28"/>
+          <w:highlight w:val="white"/>
+          <w:lang w:val="en-US"/>
+        </w:rPr>
+        <w:t xml:space="preserve"> </w:t>
+      </w:r>
+      <w:proofErr w:type="spellStart"/>
+      <w:r>
+        <w:rPr>
+          <w:rFonts w:cs="Times New Roman"/>
+          <w:color w:val="000000"/>
+          <w:kern w:val="0"/>
+          <w:szCs w:val="28"/>
+          <w:highlight w:val="white"/>
+          <w:lang w:val="en-US"/>
+        </w:rPr>
+        <w:t>ugorek</w:t>
+      </w:r>
+      <w:proofErr w:type="spellEnd"/>
+      <w:r>
+        <w:rPr>
+          <w:rFonts w:cs="Times New Roman"/>
+          <w:color w:val="000000"/>
+          <w:kern w:val="0"/>
+          <w:szCs w:val="28"/>
+          <w:highlight w:val="white"/>
+          <w:lang w:val="en-US"/>
+        </w:rPr>
+        <w:t>", "</w:t>
+      </w:r>
+      <w:proofErr w:type="spellStart"/>
+      <w:r>
+        <w:rPr>
+          <w:rFonts w:cs="Times New Roman"/>
+          <w:color w:val="000000"/>
+          <w:kern w:val="0"/>
+          <w:szCs w:val="28"/>
+          <w:highlight w:val="white"/>
+          <w:lang w:val="en-US"/>
+        </w:rPr>
+        <w:t>igor</w:t>
+      </w:r>
+      <w:proofErr w:type="spellEnd"/>
+      <w:r>
+        <w:rPr>
+          <w:rFonts w:cs="Times New Roman"/>
+          <w:color w:val="000000"/>
+          <w:kern w:val="0"/>
+          <w:szCs w:val="28"/>
+          <w:highlight w:val="white"/>
+          <w:lang w:val="en-US"/>
+        </w:rPr>
+        <w:t xml:space="preserve"> </w:t>
+      </w:r>
+      <w:proofErr w:type="spellStart"/>
+      <w:r>
+        <w:rPr>
+          <w:rFonts w:cs="Times New Roman"/>
+          <w:color w:val="000000"/>
+          <w:kern w:val="0"/>
+          <w:szCs w:val="28"/>
+          <w:highlight w:val="white"/>
+          <w:lang w:val="en-US"/>
+        </w:rPr>
+        <w:t>igorev</w:t>
+      </w:r>
+      <w:proofErr w:type="spellEnd"/>
+      <w:r>
+        <w:rPr>
+          <w:rFonts w:cs="Times New Roman"/>
+          <w:color w:val="000000"/>
+          <w:kern w:val="0"/>
+          <w:szCs w:val="28"/>
+          <w:highlight w:val="white"/>
+          <w:lang w:val="en-US"/>
+        </w:rPr>
+        <w:t xml:space="preserve"> </w:t>
+      </w:r>
+      <w:proofErr w:type="spellStart"/>
+      <w:r>
+        <w:rPr>
+          <w:rFonts w:cs="Times New Roman"/>
+          <w:color w:val="000000"/>
+          <w:kern w:val="0"/>
+          <w:szCs w:val="28"/>
+          <w:highlight w:val="white"/>
+          <w:lang w:val="en-US"/>
+        </w:rPr>
+        <w:t>igorevich</w:t>
+      </w:r>
+      <w:proofErr w:type="spellEnd"/>
+      <w:r>
+        <w:rPr>
+          <w:rFonts w:cs="Times New Roman"/>
+          <w:color w:val="000000"/>
+          <w:kern w:val="0"/>
+          <w:szCs w:val="28"/>
+          <w:highlight w:val="white"/>
+          <w:lang w:val="en-US"/>
+        </w:rPr>
+        <w:t>", 2020),</w:t>
+      </w:r>
+    </w:p>
+    <w:p>
+      <w:pPr>
+        <w:pStyle w:val="a7"/>
+        <w:autoSpaceDE w:val="0"/>
+        <w:autoSpaceDN w:val="0"/>
+        <w:adjustRightInd w:val="0"/>
+        <w:spacing w:after="0" w:line="360" w:lineRule="auto"/>
+        <w:ind w:left="0" w:firstLine="709"/>
+        <w:rPr>
+          <w:rFonts w:cs="Times New Roman"/>
+          <w:color w:val="000000"/>
+          <w:kern w:val="0"/>
+          <w:szCs w:val="28"/>
+          <w:highlight w:val="white"/>
+          <w:lang w:val="en-US"/>
+        </w:rPr>
+      </w:pPr>
+      <w:r>
+        <w:rPr>
+          <w:rFonts w:cs="Times New Roman"/>
+          <w:color w:val="000000"/>
+          <w:kern w:val="0"/>
+          <w:szCs w:val="28"/>
+          <w:highlight w:val="white"/>
+          <w:lang w:val="en-US"/>
+        </w:rPr>
+        <w:t>("</w:t>
+      </w:r>
+      <w:proofErr w:type="spellStart"/>
+      <w:proofErr w:type="gramStart"/>
+      <w:r>
+        <w:rPr>
+          <w:rFonts w:cs="Times New Roman"/>
+          <w:color w:val="000000"/>
+          <w:kern w:val="0"/>
+          <w:szCs w:val="28"/>
+          <w:highlight w:val="white"/>
+          <w:lang w:val="en-US"/>
+        </w:rPr>
+        <w:t>sbornik</w:t>
+      </w:r>
+      <w:proofErr w:type="spellEnd"/>
+      <w:proofErr w:type="gramEnd"/>
+      <w:r>
+        <w:rPr>
+          <w:rFonts w:cs="Times New Roman"/>
+          <w:color w:val="000000"/>
+          <w:kern w:val="0"/>
+          <w:szCs w:val="28"/>
+          <w:highlight w:val="white"/>
+          <w:lang w:val="en-US"/>
+        </w:rPr>
+        <w:t xml:space="preserve"> </w:t>
+      </w:r>
+      <w:proofErr w:type="spellStart"/>
+      <w:r>
+        <w:rPr>
+          <w:rFonts w:cs="Times New Roman"/>
+          <w:color w:val="000000"/>
+          <w:kern w:val="0"/>
+          <w:szCs w:val="28"/>
+          <w:highlight w:val="white"/>
+          <w:lang w:val="en-US"/>
+        </w:rPr>
+        <w:t>anekdotov</w:t>
+      </w:r>
+      <w:proofErr w:type="spellEnd"/>
+      <w:r>
+        <w:rPr>
+          <w:rFonts w:cs="Times New Roman"/>
+          <w:color w:val="000000"/>
+          <w:kern w:val="0"/>
+          <w:szCs w:val="28"/>
+          <w:highlight w:val="white"/>
+          <w:lang w:val="en-US"/>
+        </w:rPr>
+        <w:t>", "</w:t>
+      </w:r>
+      <w:proofErr w:type="spellStart"/>
+      <w:r>
+        <w:rPr>
+          <w:rFonts w:cs="Times New Roman"/>
+          <w:color w:val="000000"/>
+          <w:kern w:val="0"/>
+          <w:szCs w:val="28"/>
+          <w:highlight w:val="white"/>
+          <w:lang w:val="en-US"/>
+        </w:rPr>
+        <w:t>igor</w:t>
+      </w:r>
+      <w:proofErr w:type="spellEnd"/>
+      <w:r>
+        <w:rPr>
+          <w:rFonts w:cs="Times New Roman"/>
+          <w:color w:val="000000"/>
+          <w:kern w:val="0"/>
+          <w:szCs w:val="28"/>
+          <w:highlight w:val="white"/>
+          <w:lang w:val="en-US"/>
+        </w:rPr>
+        <w:t xml:space="preserve"> </w:t>
+      </w:r>
+      <w:proofErr w:type="spellStart"/>
+      <w:r>
+        <w:rPr>
+          <w:rFonts w:cs="Times New Roman"/>
+          <w:color w:val="000000"/>
+          <w:kern w:val="0"/>
+          <w:szCs w:val="28"/>
+          <w:highlight w:val="white"/>
+          <w:lang w:val="en-US"/>
+        </w:rPr>
+        <w:t>igorev</w:t>
+      </w:r>
+      <w:proofErr w:type="spellEnd"/>
+      <w:r>
+        <w:rPr>
+          <w:rFonts w:cs="Times New Roman"/>
+          <w:color w:val="000000"/>
+          <w:kern w:val="0"/>
+          <w:szCs w:val="28"/>
+          <w:highlight w:val="white"/>
+          <w:lang w:val="en-US"/>
+        </w:rPr>
+        <w:t xml:space="preserve"> </w:t>
+      </w:r>
+      <w:proofErr w:type="spellStart"/>
+      <w:r>
+        <w:rPr>
+          <w:rFonts w:cs="Times New Roman"/>
+          <w:color w:val="000000"/>
+          <w:kern w:val="0"/>
+          <w:szCs w:val="28"/>
+          <w:highlight w:val="white"/>
+          <w:lang w:val="en-US"/>
+        </w:rPr>
+        <w:t>igorevich</w:t>
+      </w:r>
+      <w:proofErr w:type="spellEnd"/>
+      <w:r>
+        <w:rPr>
+          <w:rFonts w:cs="Times New Roman"/>
+          <w:color w:val="000000"/>
+          <w:kern w:val="0"/>
+          <w:szCs w:val="28"/>
+          <w:highlight w:val="white"/>
+          <w:lang w:val="en-US"/>
+        </w:rPr>
+        <w:t>", 2019),</w:t>
+      </w:r>
+    </w:p>
+    <w:p>
+      <w:pPr>
+        <w:pStyle w:val="a7"/>
+        <w:autoSpaceDE w:val="0"/>
+        <w:autoSpaceDN w:val="0"/>
+        <w:adjustRightInd w:val="0"/>
+        <w:spacing w:after="0" w:line="360" w:lineRule="auto"/>
+        <w:ind w:left="0" w:firstLine="709"/>
+        <w:rPr>
+          <w:rFonts w:cs="Times New Roman"/>
+          <w:color w:val="000000"/>
+          <w:kern w:val="0"/>
+          <w:szCs w:val="28"/>
+          <w:highlight w:val="white"/>
+          <w:lang w:val="en-US"/>
+        </w:rPr>
+      </w:pPr>
+      <w:r>
+        <w:rPr>
+          <w:rFonts w:cs="Times New Roman"/>
+          <w:color w:val="000000"/>
+          <w:kern w:val="0"/>
+          <w:szCs w:val="28"/>
+          <w:highlight w:val="white"/>
+          <w:lang w:val="en-US"/>
+        </w:rPr>
+        <w:t>("</w:t>
+      </w:r>
+      <w:proofErr w:type="spellStart"/>
+      <w:proofErr w:type="gramStart"/>
+      <w:r>
+        <w:rPr>
+          <w:rFonts w:cs="Times New Roman"/>
+          <w:color w:val="000000"/>
+          <w:kern w:val="0"/>
+          <w:szCs w:val="28"/>
+          <w:highlight w:val="white"/>
+          <w:lang w:val="en-US"/>
+        </w:rPr>
+        <w:t>konek</w:t>
+      </w:r>
+      <w:proofErr w:type="spellEnd"/>
+      <w:proofErr w:type="gramEnd"/>
+      <w:r>
+        <w:rPr>
+          <w:rFonts w:cs="Times New Roman"/>
+          <w:color w:val="000000"/>
+          <w:kern w:val="0"/>
+          <w:szCs w:val="28"/>
+          <w:highlight w:val="white"/>
+          <w:lang w:val="en-US"/>
+        </w:rPr>
+        <w:t xml:space="preserve"> </w:t>
+      </w:r>
+      <w:proofErr w:type="spellStart"/>
+      <w:r>
+        <w:rPr>
+          <w:rFonts w:cs="Times New Roman"/>
+          <w:color w:val="000000"/>
+          <w:kern w:val="0"/>
+          <w:szCs w:val="28"/>
+          <w:highlight w:val="white"/>
+          <w:lang w:val="en-US"/>
+        </w:rPr>
+        <w:t>gorbynok</w:t>
+      </w:r>
+      <w:proofErr w:type="spellEnd"/>
+      <w:r>
+        <w:rPr>
+          <w:rFonts w:cs="Times New Roman"/>
+          <w:color w:val="000000"/>
+          <w:kern w:val="0"/>
+          <w:szCs w:val="28"/>
+          <w:highlight w:val="white"/>
+          <w:lang w:val="en-US"/>
+        </w:rPr>
+        <w:t>", "</w:t>
+      </w:r>
+      <w:proofErr w:type="spellStart"/>
+      <w:r>
+        <w:rPr>
+          <w:rFonts w:cs="Times New Roman"/>
+          <w:color w:val="000000"/>
+          <w:kern w:val="0"/>
+          <w:szCs w:val="28"/>
+          <w:highlight w:val="white"/>
+          <w:lang w:val="en-US"/>
+        </w:rPr>
+        <w:t>igor</w:t>
+      </w:r>
+      <w:proofErr w:type="spellEnd"/>
+      <w:r>
+        <w:rPr>
+          <w:rFonts w:cs="Times New Roman"/>
+          <w:color w:val="000000"/>
+          <w:kern w:val="0"/>
+          <w:szCs w:val="28"/>
+          <w:highlight w:val="white"/>
+          <w:lang w:val="en-US"/>
+        </w:rPr>
+        <w:t xml:space="preserve"> </w:t>
+      </w:r>
+      <w:proofErr w:type="spellStart"/>
+      <w:r>
+        <w:rPr>
+          <w:rFonts w:cs="Times New Roman"/>
+          <w:color w:val="000000"/>
+          <w:kern w:val="0"/>
+          <w:szCs w:val="28"/>
+          <w:highlight w:val="white"/>
+          <w:lang w:val="en-US"/>
+        </w:rPr>
+        <w:t>igorev</w:t>
+      </w:r>
+      <w:proofErr w:type="spellEnd"/>
+      <w:r>
+        <w:rPr>
+          <w:rFonts w:cs="Times New Roman"/>
+          <w:color w:val="000000"/>
+          <w:kern w:val="0"/>
+          <w:szCs w:val="28"/>
+          <w:highlight w:val="white"/>
+          <w:lang w:val="en-US"/>
+        </w:rPr>
+        <w:t xml:space="preserve"> </w:t>
+      </w:r>
+      <w:proofErr w:type="spellStart"/>
+      <w:r>
+        <w:rPr>
+          <w:rFonts w:cs="Times New Roman"/>
+          <w:color w:val="000000"/>
+          <w:kern w:val="0"/>
+          <w:szCs w:val="28"/>
+          <w:highlight w:val="white"/>
+          <w:lang w:val="en-US"/>
+        </w:rPr>
+        <w:t>igorevich</w:t>
+      </w:r>
+      <w:proofErr w:type="spellEnd"/>
+      <w:r>
+        <w:rPr>
+          <w:rFonts w:cs="Times New Roman"/>
+          <w:color w:val="000000"/>
+          <w:kern w:val="0"/>
+          <w:szCs w:val="28"/>
+          <w:highlight w:val="white"/>
+          <w:lang w:val="en-US"/>
+        </w:rPr>
+        <w:t>", 2022)</w:t>
+      </w:r>
+    </w:p>
+    <w:p>
+      <w:pPr>
+        <w:pStyle w:val="a7"/>
+        <w:autoSpaceDE w:val="0"/>
+        <w:autoSpaceDN w:val="0"/>
+        <w:adjustRightInd w:val="0"/>
+        <w:spacing w:after="0" w:line="360" w:lineRule="auto"/>
+        <w:ind w:left="0" w:firstLine="709"/>
+        <w:rPr>
+          <w:rFonts w:cs="Times New Roman"/>
+          <w:color w:val="000000"/>
+          <w:kern w:val="0"/>
+          <w:szCs w:val="28"/>
+          <w:highlight w:val="white"/>
+          <w:lang w:val="en-US"/>
+        </w:rPr>
+      </w:pPr>
+      <w:r>
+        <w:rPr>
+          <w:rFonts w:cs="Times New Roman"/>
+          <w:color w:val="000000"/>
+          <w:kern w:val="0"/>
+          <w:szCs w:val="28"/>
+          <w:highlight w:val="white"/>
+          <w:lang w:val="en-US"/>
+        </w:rPr>
+        <w:t>}</w:t>
+      </w:r>
+    </w:p>
+    <w:p>
+      <w:pPr>
+        <w:pStyle w:val="a7"/>
+        <w:autoSpaceDE w:val="0"/>
+        <w:autoSpaceDN w:val="0"/>
+        <w:adjustRightInd w:val="0"/>
+        <w:spacing w:after="0" w:line="360" w:lineRule="auto"/>
+        <w:ind w:left="0" w:firstLine="709"/>
+        <w:rPr>
+          <w:rFonts w:cs="Times New Roman"/>
+          <w:color w:val="000000"/>
+          <w:kern w:val="0"/>
+          <w:szCs w:val="28"/>
+          <w:highlight w:val="white"/>
+          <w:lang w:val="en-US"/>
+        </w:rPr>
+      </w:pPr>
+      <w:r>
+        <w:rPr>
+          <w:rFonts w:cs="Times New Roman"/>
+          <w:color w:val="000000"/>
+          <w:kern w:val="0"/>
+          <w:szCs w:val="28"/>
+          <w:highlight w:val="white"/>
+        </w:rPr>
+        <w:t>Ожидаемые</w:t>
+      </w:r>
+      <w:r>
+        <w:rPr>
+          <w:rFonts w:cs="Times New Roman"/>
+          <w:color w:val="000000"/>
+          <w:kern w:val="0"/>
+          <w:szCs w:val="28"/>
+          <w:highlight w:val="white"/>
+          <w:lang w:val="en-US"/>
+        </w:rPr>
+        <w:t xml:space="preserve"> </w:t>
+      </w:r>
+      <w:r>
+        <w:rPr>
+          <w:rFonts w:cs="Times New Roman"/>
+          <w:color w:val="000000"/>
+          <w:kern w:val="0"/>
+          <w:szCs w:val="28"/>
+          <w:highlight w:val="white"/>
+        </w:rPr>
+        <w:t>результаты</w:t>
+      </w:r>
+      <w:r>
+        <w:rPr>
+          <w:rFonts w:cs="Times New Roman"/>
+          <w:color w:val="000000"/>
+          <w:kern w:val="0"/>
+          <w:szCs w:val="28"/>
+          <w:highlight w:val="white"/>
+          <w:lang w:val="en-US"/>
+        </w:rPr>
+        <w:t>:</w:t>
+      </w:r>
+    </w:p>
+    <w:p>
+      <w:pPr>
+        <w:autoSpaceDE w:val="0"/>
+        <w:autoSpaceDN w:val="0"/>
+        <w:adjustRightInd w:val="0"/>
+        <w:spacing w:after="0" w:line="360" w:lineRule="auto"/>
+        <w:ind w:firstLine="709"/>
+        <w:rPr>
+          <w:rFonts w:cs="Times New Roman"/>
+          <w:color w:val="000000"/>
+          <w:kern w:val="0"/>
+          <w:szCs w:val="28"/>
+          <w:highlight w:val="white"/>
+        </w:rPr>
+      </w:pPr>
+      <w:r>
+        <w:rPr>
+          <w:rFonts w:cs="Times New Roman"/>
+          <w:color w:val="000000"/>
+          <w:kern w:val="0"/>
+          <w:szCs w:val="28"/>
+          <w:highlight w:val="white"/>
+        </w:rPr>
+        <w:t>Название библиотеки</w:t>
+      </w:r>
+      <w:r>
+        <w:rPr>
+          <w:rFonts w:cs="Times New Roman"/>
+          <w:color w:val="000000"/>
+          <w:kern w:val="0"/>
+          <w:szCs w:val="28"/>
+          <w:highlight w:val="white"/>
+        </w:rPr>
+        <w:t xml:space="preserve"> = "</w:t>
+      </w:r>
+      <w:proofErr w:type="spellStart"/>
+      <w:r>
+        <w:rPr>
+          <w:rFonts w:cs="Times New Roman"/>
+          <w:color w:val="000000"/>
+          <w:kern w:val="0"/>
+          <w:szCs w:val="28"/>
+          <w:highlight w:val="white"/>
+          <w:lang w:val="en-US"/>
+        </w:rPr>
+        <w:t>biblioteka</w:t>
+      </w:r>
+      <w:proofErr w:type="spellEnd"/>
+      <w:r>
+        <w:rPr>
+          <w:rFonts w:cs="Times New Roman"/>
+          <w:color w:val="000000"/>
+          <w:kern w:val="0"/>
+          <w:szCs w:val="28"/>
+          <w:highlight w:val="white"/>
+        </w:rPr>
+        <w:t xml:space="preserve"> </w:t>
+      </w:r>
+      <w:proofErr w:type="spellStart"/>
+      <w:r>
+        <w:rPr>
+          <w:rFonts w:cs="Times New Roman"/>
+          <w:color w:val="000000"/>
+          <w:kern w:val="0"/>
+          <w:szCs w:val="28"/>
+          <w:highlight w:val="white"/>
+          <w:lang w:val="en-US"/>
+        </w:rPr>
+        <w:t>gorkogo</w:t>
+      </w:r>
+      <w:proofErr w:type="spellEnd"/>
+      <w:r>
+        <w:rPr>
+          <w:rFonts w:cs="Times New Roman"/>
+          <w:color w:val="000000"/>
+          <w:kern w:val="0"/>
+          <w:szCs w:val="28"/>
+          <w:highlight w:val="white"/>
+        </w:rPr>
+        <w:t>";</w:t>
+      </w:r>
+    </w:p>
+    <w:p>
+      <w:pPr>
+        <w:pStyle w:val="a7"/>
+        <w:autoSpaceDE w:val="0"/>
+        <w:autoSpaceDN w:val="0"/>
+        <w:adjustRightInd w:val="0"/>
+        <w:spacing w:after="0" w:line="360" w:lineRule="auto"/>
+        <w:ind w:left="0" w:firstLine="709"/>
+        <w:rPr>
+          <w:rFonts w:cs="Times New Roman"/>
+          <w:color w:val="000000"/>
+          <w:kern w:val="0"/>
+          <w:szCs w:val="28"/>
+          <w:highlight w:val="white"/>
+        </w:rPr>
+      </w:pPr>
+      <w:r>
+        <w:rPr>
+          <w:rFonts w:cs="Times New Roman"/>
+          <w:color w:val="000000"/>
+          <w:kern w:val="0"/>
+          <w:szCs w:val="28"/>
+          <w:highlight w:val="white"/>
+        </w:rPr>
+        <w:t>Список книг</w:t>
+      </w:r>
+    </w:p>
+    <w:p>
+      <w:pPr>
+        <w:pStyle w:val="a7"/>
+        <w:autoSpaceDE w:val="0"/>
+        <w:autoSpaceDN w:val="0"/>
+        <w:adjustRightInd w:val="0"/>
+        <w:spacing w:after="0" w:line="360" w:lineRule="auto"/>
+        <w:ind w:left="0" w:firstLine="709"/>
+        <w:rPr>
+          <w:rFonts w:cs="Times New Roman"/>
+          <w:color w:val="000000"/>
+          <w:kern w:val="0"/>
+          <w:szCs w:val="28"/>
+          <w:highlight w:val="white"/>
+          <w:lang w:val="en-US"/>
+        </w:rPr>
+      </w:pPr>
+      <w:r>
+        <w:rPr>
+          <w:rFonts w:cs="Times New Roman"/>
+          <w:color w:val="000000"/>
+          <w:kern w:val="0"/>
+          <w:szCs w:val="28"/>
+          <w:highlight w:val="white"/>
+          <w:lang w:val="en-US"/>
+        </w:rPr>
+        <w:t>{</w:t>
+      </w:r>
+    </w:p>
+    <w:p>
+      <w:pPr>
+        <w:pStyle w:val="a7"/>
+        <w:autoSpaceDE w:val="0"/>
+        <w:autoSpaceDN w:val="0"/>
+        <w:adjustRightInd w:val="0"/>
+        <w:spacing w:after="0" w:line="360" w:lineRule="auto"/>
+        <w:ind w:left="0" w:firstLine="709"/>
+        <w:rPr>
+          <w:rFonts w:cs="Times New Roman"/>
+          <w:color w:val="000000"/>
+          <w:kern w:val="0"/>
+          <w:szCs w:val="28"/>
+          <w:highlight w:val="white"/>
+          <w:lang w:val="en-US"/>
+        </w:rPr>
+      </w:pPr>
+      <w:r>
+        <w:rPr>
+          <w:rFonts w:cs="Times New Roman"/>
+          <w:color w:val="000000"/>
+          <w:kern w:val="0"/>
+          <w:szCs w:val="28"/>
+          <w:highlight w:val="white"/>
+          <w:lang w:val="en-US"/>
+        </w:rPr>
+        <w:t>("</w:t>
+      </w:r>
+      <w:proofErr w:type="spellStart"/>
+      <w:proofErr w:type="gramStart"/>
+      <w:r>
+        <w:rPr>
+          <w:rFonts w:cs="Times New Roman"/>
+          <w:color w:val="000000"/>
+          <w:kern w:val="0"/>
+          <w:szCs w:val="28"/>
+          <w:highlight w:val="white"/>
+          <w:lang w:val="en-US"/>
+        </w:rPr>
+        <w:t>konek</w:t>
+      </w:r>
+      <w:proofErr w:type="spellEnd"/>
+      <w:proofErr w:type="gramEnd"/>
+      <w:r>
+        <w:rPr>
+          <w:rFonts w:cs="Times New Roman"/>
+          <w:color w:val="000000"/>
+          <w:kern w:val="0"/>
+          <w:szCs w:val="28"/>
+          <w:highlight w:val="white"/>
+          <w:lang w:val="en-US"/>
+        </w:rPr>
+        <w:t xml:space="preserve"> </w:t>
+      </w:r>
+      <w:proofErr w:type="spellStart"/>
+      <w:r>
+        <w:rPr>
+          <w:rFonts w:cs="Times New Roman"/>
+          <w:color w:val="000000"/>
+          <w:kern w:val="0"/>
+          <w:szCs w:val="28"/>
+          <w:highlight w:val="white"/>
+          <w:lang w:val="en-US"/>
+        </w:rPr>
+        <w:t>igorek</w:t>
+      </w:r>
+      <w:proofErr w:type="spellEnd"/>
+      <w:r>
+        <w:rPr>
+          <w:rFonts w:cs="Times New Roman"/>
+          <w:color w:val="000000"/>
+          <w:kern w:val="0"/>
+          <w:szCs w:val="28"/>
+          <w:highlight w:val="white"/>
+          <w:lang w:val="en-US"/>
+        </w:rPr>
+        <w:t>", "</w:t>
+      </w:r>
+      <w:proofErr w:type="spellStart"/>
+      <w:r>
+        <w:rPr>
+          <w:rFonts w:cs="Times New Roman"/>
+          <w:color w:val="000000"/>
+          <w:kern w:val="0"/>
+          <w:szCs w:val="28"/>
+          <w:highlight w:val="white"/>
+          <w:lang w:val="en-US"/>
+        </w:rPr>
+        <w:t>igor</w:t>
+      </w:r>
+      <w:proofErr w:type="spellEnd"/>
+      <w:r>
+        <w:rPr>
+          <w:rFonts w:cs="Times New Roman"/>
+          <w:color w:val="000000"/>
+          <w:kern w:val="0"/>
+          <w:szCs w:val="28"/>
+          <w:highlight w:val="white"/>
+          <w:lang w:val="en-US"/>
+        </w:rPr>
+        <w:t xml:space="preserve"> </w:t>
+      </w:r>
+      <w:proofErr w:type="spellStart"/>
+      <w:r>
+        <w:rPr>
+          <w:rFonts w:cs="Times New Roman"/>
+          <w:color w:val="000000"/>
+          <w:kern w:val="0"/>
+          <w:szCs w:val="28"/>
+          <w:highlight w:val="white"/>
+          <w:lang w:val="en-US"/>
+        </w:rPr>
+        <w:t>igorev</w:t>
+      </w:r>
+      <w:proofErr w:type="spellEnd"/>
+      <w:r>
+        <w:rPr>
+          <w:rFonts w:cs="Times New Roman"/>
+          <w:color w:val="000000"/>
+          <w:kern w:val="0"/>
+          <w:szCs w:val="28"/>
+          <w:highlight w:val="white"/>
+          <w:lang w:val="en-US"/>
+        </w:rPr>
+        <w:t xml:space="preserve"> </w:t>
+      </w:r>
+      <w:proofErr w:type="spellStart"/>
+      <w:r>
+        <w:rPr>
+          <w:rFonts w:cs="Times New Roman"/>
+          <w:color w:val="000000"/>
+          <w:kern w:val="0"/>
+          <w:szCs w:val="28"/>
+          <w:highlight w:val="white"/>
+          <w:lang w:val="en-US"/>
+        </w:rPr>
+        <w:t>igorevich</w:t>
+      </w:r>
+      <w:proofErr w:type="spellEnd"/>
+      <w:r>
+        <w:rPr>
+          <w:rFonts w:cs="Times New Roman"/>
+          <w:color w:val="000000"/>
+          <w:kern w:val="0"/>
+          <w:szCs w:val="28"/>
+          <w:highlight w:val="white"/>
+          <w:lang w:val="en-US"/>
+        </w:rPr>
+        <w:t>", 2021),</w:t>
+      </w:r>
+    </w:p>
+    <w:p>
+      <w:pPr>
+        <w:pStyle w:val="a7"/>
+        <w:autoSpaceDE w:val="0"/>
+        <w:autoSpaceDN w:val="0"/>
+        <w:adjustRightInd w:val="0"/>
+        <w:spacing w:after="0" w:line="360" w:lineRule="auto"/>
+        <w:ind w:left="0" w:firstLine="709"/>
+        <w:rPr>
+          <w:rFonts w:cs="Times New Roman"/>
+          <w:color w:val="000000"/>
+          <w:kern w:val="0"/>
+          <w:szCs w:val="28"/>
+          <w:highlight w:val="white"/>
+          <w:lang w:val="en-US"/>
+        </w:rPr>
+      </w:pPr>
+      <w:r>
+        <w:rPr>
+          <w:rFonts w:cs="Times New Roman"/>
+          <w:color w:val="000000"/>
+          <w:kern w:val="0"/>
+          <w:szCs w:val="28"/>
+          <w:highlight w:val="white"/>
+          <w:lang w:val="en-US"/>
+        </w:rPr>
+        <w:t>("</w:t>
+      </w:r>
+      <w:proofErr w:type="spellStart"/>
+      <w:proofErr w:type="gramStart"/>
+      <w:r>
+        <w:rPr>
+          <w:rFonts w:cs="Times New Roman"/>
+          <w:color w:val="000000"/>
+          <w:kern w:val="0"/>
+          <w:szCs w:val="28"/>
+          <w:highlight w:val="white"/>
+          <w:lang w:val="en-US"/>
+        </w:rPr>
+        <w:t>konek</w:t>
+      </w:r>
+      <w:proofErr w:type="spellEnd"/>
+      <w:proofErr w:type="gramEnd"/>
+      <w:r>
+        <w:rPr>
+          <w:rFonts w:cs="Times New Roman"/>
+          <w:color w:val="000000"/>
+          <w:kern w:val="0"/>
+          <w:szCs w:val="28"/>
+          <w:highlight w:val="white"/>
+          <w:lang w:val="en-US"/>
+        </w:rPr>
+        <w:t xml:space="preserve"> </w:t>
+      </w:r>
+      <w:proofErr w:type="spellStart"/>
+      <w:r>
+        <w:rPr>
+          <w:rFonts w:cs="Times New Roman"/>
+          <w:color w:val="000000"/>
+          <w:kern w:val="0"/>
+          <w:szCs w:val="28"/>
+          <w:highlight w:val="white"/>
+          <w:lang w:val="en-US"/>
+        </w:rPr>
+        <w:t>ugorek</w:t>
+      </w:r>
+      <w:proofErr w:type="spellEnd"/>
+      <w:r>
+        <w:rPr>
+          <w:rFonts w:cs="Times New Roman"/>
+          <w:color w:val="000000"/>
+          <w:kern w:val="0"/>
+          <w:szCs w:val="28"/>
+          <w:highlight w:val="white"/>
+          <w:lang w:val="en-US"/>
+        </w:rPr>
+        <w:t>", "</w:t>
+      </w:r>
+      <w:proofErr w:type="spellStart"/>
+      <w:r>
+        <w:rPr>
+          <w:rFonts w:cs="Times New Roman"/>
+          <w:color w:val="000000"/>
+          <w:kern w:val="0"/>
+          <w:szCs w:val="28"/>
+          <w:highlight w:val="white"/>
+          <w:lang w:val="en-US"/>
+        </w:rPr>
+        <w:t>igor</w:t>
+      </w:r>
+      <w:proofErr w:type="spellEnd"/>
+      <w:r>
+        <w:rPr>
+          <w:rFonts w:cs="Times New Roman"/>
+          <w:color w:val="000000"/>
+          <w:kern w:val="0"/>
+          <w:szCs w:val="28"/>
+          <w:highlight w:val="white"/>
+          <w:lang w:val="en-US"/>
+        </w:rPr>
+        <w:t xml:space="preserve"> </w:t>
+      </w:r>
+      <w:proofErr w:type="spellStart"/>
+      <w:r>
+        <w:rPr>
+          <w:rFonts w:cs="Times New Roman"/>
+          <w:color w:val="000000"/>
+          <w:kern w:val="0"/>
+          <w:szCs w:val="28"/>
+          <w:highlight w:val="white"/>
+          <w:lang w:val="en-US"/>
+        </w:rPr>
+        <w:t>igorev</w:t>
+      </w:r>
+      <w:proofErr w:type="spellEnd"/>
+      <w:r>
+        <w:rPr>
+          <w:rFonts w:cs="Times New Roman"/>
+          <w:color w:val="000000"/>
+          <w:kern w:val="0"/>
+          <w:szCs w:val="28"/>
+          <w:highlight w:val="white"/>
+          <w:lang w:val="en-US"/>
+        </w:rPr>
+        <w:t xml:space="preserve"> </w:t>
+      </w:r>
+      <w:proofErr w:type="spellStart"/>
+      <w:r>
+        <w:rPr>
+          <w:rFonts w:cs="Times New Roman"/>
+          <w:color w:val="000000"/>
+          <w:kern w:val="0"/>
+          <w:szCs w:val="28"/>
+          <w:highlight w:val="white"/>
+          <w:lang w:val="en-US"/>
+        </w:rPr>
+        <w:t>igorevich</w:t>
+      </w:r>
+      <w:proofErr w:type="spellEnd"/>
+      <w:r>
+        <w:rPr>
+          <w:rFonts w:cs="Times New Roman"/>
+          <w:color w:val="000000"/>
+          <w:kern w:val="0"/>
+          <w:szCs w:val="28"/>
+          <w:highlight w:val="white"/>
+          <w:lang w:val="en-US"/>
+        </w:rPr>
+        <w:t>", 2020),</w:t>
+      </w:r>
+    </w:p>
+    <w:p>
+      <w:pPr>
+        <w:pStyle w:val="a7"/>
+        <w:autoSpaceDE w:val="0"/>
+        <w:autoSpaceDN w:val="0"/>
+        <w:adjustRightInd w:val="0"/>
+        <w:spacing w:after="0" w:line="360" w:lineRule="auto"/>
+        <w:ind w:left="0" w:firstLine="709"/>
+        <w:rPr>
+          <w:rFonts w:cs="Times New Roman"/>
+          <w:color w:val="000000"/>
+          <w:kern w:val="0"/>
+          <w:szCs w:val="28"/>
+          <w:highlight w:val="white"/>
+          <w:lang w:val="en-US"/>
+        </w:rPr>
+      </w:pPr>
+      <w:r>
+        <w:rPr>
+          <w:rFonts w:cs="Times New Roman"/>
+          <w:color w:val="000000"/>
+          <w:kern w:val="0"/>
+          <w:szCs w:val="28"/>
+          <w:highlight w:val="white"/>
+          <w:lang w:val="en-US"/>
+        </w:rPr>
+        <w:t>("</w:t>
+      </w:r>
+      <w:proofErr w:type="spellStart"/>
+      <w:proofErr w:type="gramStart"/>
+      <w:r>
+        <w:rPr>
+          <w:rFonts w:cs="Times New Roman"/>
+          <w:color w:val="000000"/>
+          <w:kern w:val="0"/>
+          <w:szCs w:val="28"/>
+          <w:highlight w:val="white"/>
+          <w:lang w:val="en-US"/>
+        </w:rPr>
+        <w:t>sbornik</w:t>
+      </w:r>
+      <w:proofErr w:type="spellEnd"/>
+      <w:proofErr w:type="gramEnd"/>
+      <w:r>
+        <w:rPr>
+          <w:rFonts w:cs="Times New Roman"/>
+          <w:color w:val="000000"/>
+          <w:kern w:val="0"/>
+          <w:szCs w:val="28"/>
+          <w:highlight w:val="white"/>
+          <w:lang w:val="en-US"/>
+        </w:rPr>
+        <w:t xml:space="preserve"> </w:t>
+      </w:r>
+      <w:proofErr w:type="spellStart"/>
+      <w:r>
+        <w:rPr>
+          <w:rFonts w:cs="Times New Roman"/>
+          <w:color w:val="000000"/>
+          <w:kern w:val="0"/>
+          <w:szCs w:val="28"/>
+          <w:highlight w:val="white"/>
+          <w:lang w:val="en-US"/>
+        </w:rPr>
+        <w:t>anekdotov</w:t>
+      </w:r>
+      <w:proofErr w:type="spellEnd"/>
+      <w:r>
+        <w:rPr>
+          <w:rFonts w:cs="Times New Roman"/>
+          <w:color w:val="000000"/>
+          <w:kern w:val="0"/>
+          <w:szCs w:val="28"/>
+          <w:highlight w:val="white"/>
+          <w:lang w:val="en-US"/>
+        </w:rPr>
+        <w:t>", "</w:t>
+      </w:r>
+      <w:proofErr w:type="spellStart"/>
+      <w:r>
+        <w:rPr>
+          <w:rFonts w:cs="Times New Roman"/>
+          <w:color w:val="000000"/>
+          <w:kern w:val="0"/>
+          <w:szCs w:val="28"/>
+          <w:highlight w:val="white"/>
+          <w:lang w:val="en-US"/>
+        </w:rPr>
+        <w:t>igor</w:t>
+      </w:r>
+      <w:proofErr w:type="spellEnd"/>
+      <w:r>
+        <w:rPr>
+          <w:rFonts w:cs="Times New Roman"/>
+          <w:color w:val="000000"/>
+          <w:kern w:val="0"/>
+          <w:szCs w:val="28"/>
+          <w:highlight w:val="white"/>
+          <w:lang w:val="en-US"/>
+        </w:rPr>
+        <w:t xml:space="preserve"> </w:t>
+      </w:r>
+      <w:proofErr w:type="spellStart"/>
+      <w:r>
+        <w:rPr>
+          <w:rFonts w:cs="Times New Roman"/>
+          <w:color w:val="000000"/>
+          <w:kern w:val="0"/>
+          <w:szCs w:val="28"/>
+          <w:highlight w:val="white"/>
+          <w:lang w:val="en-US"/>
+        </w:rPr>
+        <w:t>igorev</w:t>
+      </w:r>
+      <w:proofErr w:type="spellEnd"/>
+      <w:r>
+        <w:rPr>
+          <w:rFonts w:cs="Times New Roman"/>
+          <w:color w:val="000000"/>
+          <w:kern w:val="0"/>
+          <w:szCs w:val="28"/>
+          <w:highlight w:val="white"/>
+          <w:lang w:val="en-US"/>
+        </w:rPr>
+        <w:t xml:space="preserve"> </w:t>
+      </w:r>
+      <w:proofErr w:type="spellStart"/>
+      <w:r>
+        <w:rPr>
+          <w:rFonts w:cs="Times New Roman"/>
+          <w:color w:val="000000"/>
+          <w:kern w:val="0"/>
+          <w:szCs w:val="28"/>
+          <w:highlight w:val="white"/>
+          <w:lang w:val="en-US"/>
+        </w:rPr>
+        <w:t>igorevich</w:t>
+      </w:r>
+      <w:proofErr w:type="spellEnd"/>
+      <w:r>
+        <w:rPr>
+          <w:rFonts w:cs="Times New Roman"/>
+          <w:color w:val="000000"/>
+          <w:kern w:val="0"/>
+          <w:szCs w:val="28"/>
+          <w:highlight w:val="white"/>
+          <w:lang w:val="en-US"/>
+        </w:rPr>
+        <w:t>", 2019),</w:t>
+      </w:r>
+    </w:p>
+    <w:p>
+      <w:pPr>
+        <w:pStyle w:val="a7"/>
+        <w:autoSpaceDE w:val="0"/>
+        <w:autoSpaceDN w:val="0"/>
+        <w:adjustRightInd w:val="0"/>
+        <w:spacing w:after="0" w:line="360" w:lineRule="auto"/>
+        <w:ind w:left="0" w:firstLine="709"/>
+        <w:rPr>
+          <w:rFonts w:cs="Times New Roman"/>
+          <w:color w:val="000000"/>
+          <w:kern w:val="0"/>
+          <w:szCs w:val="28"/>
+          <w:highlight w:val="white"/>
+          <w:lang w:val="en-US"/>
+        </w:rPr>
+      </w:pPr>
+      <w:r>
+        <w:rPr>
+          <w:rFonts w:cs="Times New Roman"/>
+          <w:color w:val="000000"/>
+          <w:kern w:val="0"/>
+          <w:szCs w:val="28"/>
+          <w:highlight w:val="white"/>
+          <w:lang w:val="en-US"/>
+        </w:rPr>
+        <w:t>("</w:t>
+      </w:r>
+      <w:proofErr w:type="spellStart"/>
+      <w:proofErr w:type="gramStart"/>
+      <w:r>
+        <w:rPr>
+          <w:rFonts w:cs="Times New Roman"/>
+          <w:color w:val="000000"/>
+          <w:kern w:val="0"/>
+          <w:szCs w:val="28"/>
+          <w:highlight w:val="white"/>
+          <w:lang w:val="en-US"/>
+        </w:rPr>
+        <w:t>konek</w:t>
+      </w:r>
+      <w:proofErr w:type="spellEnd"/>
+      <w:proofErr w:type="gramEnd"/>
+      <w:r>
+        <w:rPr>
+          <w:rFonts w:cs="Times New Roman"/>
+          <w:color w:val="000000"/>
+          <w:kern w:val="0"/>
+          <w:szCs w:val="28"/>
+          <w:highlight w:val="white"/>
+          <w:lang w:val="en-US"/>
+        </w:rPr>
+        <w:t xml:space="preserve"> </w:t>
+      </w:r>
+      <w:proofErr w:type="spellStart"/>
+      <w:r>
+        <w:rPr>
+          <w:rFonts w:cs="Times New Roman"/>
+          <w:color w:val="000000"/>
+          <w:kern w:val="0"/>
+          <w:szCs w:val="28"/>
+          <w:highlight w:val="white"/>
+          <w:lang w:val="en-US"/>
+        </w:rPr>
+        <w:t>gorbynok</w:t>
+      </w:r>
+      <w:proofErr w:type="spellEnd"/>
+      <w:r>
+        <w:rPr>
+          <w:rFonts w:cs="Times New Roman"/>
+          <w:color w:val="000000"/>
+          <w:kern w:val="0"/>
+          <w:szCs w:val="28"/>
+          <w:highlight w:val="white"/>
+          <w:lang w:val="en-US"/>
+        </w:rPr>
+        <w:t>", "</w:t>
+      </w:r>
+      <w:proofErr w:type="spellStart"/>
+      <w:r>
+        <w:rPr>
+          <w:rFonts w:cs="Times New Roman"/>
+          <w:color w:val="000000"/>
+          <w:kern w:val="0"/>
+          <w:szCs w:val="28"/>
+          <w:highlight w:val="white"/>
+          <w:lang w:val="en-US"/>
+        </w:rPr>
+        <w:t>igor</w:t>
+      </w:r>
+      <w:proofErr w:type="spellEnd"/>
+      <w:r>
+        <w:rPr>
+          <w:rFonts w:cs="Times New Roman"/>
+          <w:color w:val="000000"/>
+          <w:kern w:val="0"/>
+          <w:szCs w:val="28"/>
+          <w:highlight w:val="white"/>
+          <w:lang w:val="en-US"/>
+        </w:rPr>
+        <w:t xml:space="preserve"> </w:t>
+      </w:r>
+      <w:proofErr w:type="spellStart"/>
+      <w:r>
+        <w:rPr>
+          <w:rFonts w:cs="Times New Roman"/>
+          <w:color w:val="000000"/>
+          <w:kern w:val="0"/>
+          <w:szCs w:val="28"/>
+          <w:highlight w:val="white"/>
+          <w:lang w:val="en-US"/>
+        </w:rPr>
+        <w:t>igorev</w:t>
+      </w:r>
+      <w:proofErr w:type="spellEnd"/>
+      <w:r>
+        <w:rPr>
+          <w:rFonts w:cs="Times New Roman"/>
+          <w:color w:val="000000"/>
+          <w:kern w:val="0"/>
+          <w:szCs w:val="28"/>
+          <w:highlight w:val="white"/>
+          <w:lang w:val="en-US"/>
+        </w:rPr>
+        <w:t xml:space="preserve"> </w:t>
+      </w:r>
+      <w:proofErr w:type="spellStart"/>
+      <w:r>
+        <w:rPr>
+          <w:rFonts w:cs="Times New Roman"/>
+          <w:color w:val="000000"/>
+          <w:kern w:val="0"/>
+          <w:szCs w:val="28"/>
+          <w:highlight w:val="white"/>
+          <w:lang w:val="en-US"/>
+        </w:rPr>
+        <w:t>igorevich</w:t>
+      </w:r>
+      <w:proofErr w:type="spellEnd"/>
+      <w:r>
+        <w:rPr>
+          <w:rFonts w:cs="Times New Roman"/>
+          <w:color w:val="000000"/>
+          <w:kern w:val="0"/>
+          <w:szCs w:val="28"/>
+          <w:highlight w:val="white"/>
+          <w:lang w:val="en-US"/>
+        </w:rPr>
+        <w:t>", 2022)</w:t>
+      </w:r>
+    </w:p>
+    <w:p>
+      <w:pPr>
+        <w:pStyle w:val="a7"/>
+        <w:autoSpaceDE w:val="0"/>
+        <w:autoSpaceDN w:val="0"/>
+        <w:adjustRightInd w:val="0"/>
+        <w:spacing w:after="0" w:line="360" w:lineRule="auto"/>
+        <w:ind w:left="0" w:firstLine="709"/>
+        <w:rPr>
+          <w:rFonts w:cs="Times New Roman"/>
+          <w:color w:val="000000"/>
+          <w:kern w:val="0"/>
+          <w:szCs w:val="28"/>
+          <w:highlight w:val="white"/>
+        </w:rPr>
+      </w:pPr>
+      <w:r>
+        <w:rPr>
+          <w:rFonts w:cs="Times New Roman"/>
+          <w:color w:val="000000"/>
+          <w:kern w:val="0"/>
+          <w:szCs w:val="28"/>
+          <w:highlight w:val="white"/>
+        </w:rPr>
+        <w:t>};</w:t>
+      </w:r>
+    </w:p>
+    <w:p>
+      <w:pPr>
+        <w:pStyle w:val="a7"/>
+        <w:autoSpaceDE w:val="0"/>
+        <w:autoSpaceDN w:val="0"/>
+        <w:adjustRightInd w:val="0"/>
+        <w:spacing w:after="0" w:line="360" w:lineRule="auto"/>
+        <w:ind w:left="0" w:firstLine="709"/>
+        <w:rPr>
+          <w:rFonts w:cs="Times New Roman"/>
+          <w:color w:val="000000"/>
+          <w:kern w:val="0"/>
+          <w:szCs w:val="28"/>
+          <w:highlight w:val="white"/>
+        </w:rPr>
+      </w:pPr>
+    </w:p>
+    <w:p>
+      <w:pPr>
+        <w:pStyle w:val="a7"/>
+        <w:autoSpaceDE w:val="0"/>
+        <w:autoSpaceDN w:val="0"/>
+        <w:adjustRightInd w:val="0"/>
+        <w:spacing w:after="0" w:line="360" w:lineRule="auto"/>
+        <w:ind w:left="0" w:firstLine="709"/>
+        <w:rPr>
+          <w:rFonts w:cs="Times New Roman"/>
+          <w:color w:val="000000"/>
+          <w:kern w:val="0"/>
+          <w:szCs w:val="28"/>
+          <w:highlight w:val="white"/>
+        </w:rPr>
+      </w:pPr>
+      <w:proofErr w:type="spellStart"/>
+      <w:proofErr w:type="gramStart"/>
+      <w:r>
+        <w:rPr>
+          <w:rFonts w:cs="Times New Roman"/>
+          <w:color w:val="000000"/>
+          <w:kern w:val="0"/>
+          <w:szCs w:val="28"/>
+          <w:highlight w:val="white"/>
+          <w:lang w:val="en-US"/>
+        </w:rPr>
+        <w:t>SearchAutorsBooksTest</w:t>
+      </w:r>
+      <w:proofErr w:type="spellEnd"/>
+      <w:r>
+        <w:rPr>
+          <w:rFonts w:cs="Times New Roman"/>
+          <w:color w:val="000000"/>
+          <w:kern w:val="0"/>
+          <w:szCs w:val="28"/>
+          <w:highlight w:val="white"/>
+        </w:rPr>
+        <w:t>()</w:t>
+      </w:r>
+      <w:proofErr w:type="gramEnd"/>
     </w:p>
     <w:p>
       <w:pPr>
@@ -1065,17 +3686,7 @@
           <w:szCs w:val="28"/>
           <w:highlight w:val="white"/>
         </w:rPr>
-        <w:t xml:space="preserve">Создание </w:t>
-      </w:r>
-      <w:r>
-        <w:rPr>
-          <w:rFonts w:cs="Times New Roman"/>
-          <w:color w:val="000000"/>
-          <w:kern w:val="0"/>
-          <w:szCs w:val="28"/>
-          <w:highlight w:val="white"/>
-        </w:rPr>
-        <w:t>библиотеки</w:t>
+        <w:t>Использование метода</w:t>
       </w:r>
     </w:p>
     <w:p>
@@ -1167,87 +3778,141 @@
     </w:p>
     <w:p>
       <w:pPr>
-        <w:autoSpaceDE w:val="0"/>
-        <w:autoSpaceDN w:val="0"/>
-        <w:adjustRightInd w:val="0"/>
-        <w:spacing w:after="0" w:line="360" w:lineRule="auto"/>
-        <w:ind w:firstLine="709"/>
-        <w:rPr>
-          <w:rFonts w:cs="Times New Roman"/>
-          <w:color w:val="000000"/>
-          <w:kern w:val="0"/>
-          <w:szCs w:val="28"/>
-          <w:highlight w:val="white"/>
-          <w:lang w:val="en-US"/>
-        </w:rPr>
-      </w:pPr>
-      <w:r>
-        <w:rPr>
-          <w:rFonts w:cs="Times New Roman"/>
-          <w:color w:val="000000"/>
-          <w:kern w:val="0"/>
-          <w:szCs w:val="28"/>
-          <w:highlight w:val="white"/>
-          <w:lang w:val="en-US"/>
-        </w:rPr>
-        <w:t>string name = "biblioteka gorkogo";</w:t>
-      </w:r>
-    </w:p>
-    <w:p>
-      <w:pPr>
-        <w:pStyle w:val="a7"/>
-        <w:autoSpaceDE w:val="0"/>
-        <w:autoSpaceDN w:val="0"/>
-        <w:adjustRightInd w:val="0"/>
-        <w:spacing w:after="0" w:line="360" w:lineRule="auto"/>
-        <w:ind w:left="0" w:firstLine="709"/>
-        <w:rPr>
-          <w:rFonts w:cs="Times New Roman"/>
-          <w:color w:val="000000"/>
-          <w:kern w:val="0"/>
-          <w:szCs w:val="28"/>
-          <w:highlight w:val="white"/>
-          <w:lang w:val="en-US"/>
-        </w:rPr>
-      </w:pPr>
-      <w:r>
-        <w:rPr>
-          <w:rFonts w:cs="Times New Roman"/>
-          <w:color w:val="000000"/>
-          <w:kern w:val="0"/>
-          <w:szCs w:val="28"/>
-          <w:highlight w:val="white"/>
-          <w:lang w:val="en-US"/>
-        </w:rPr>
-        <w:t>List&lt;Book&gt; books = new List&lt;Book&gt;</w:t>
-      </w:r>
-    </w:p>
-    <w:p>
-      <w:pPr>
-        <w:pStyle w:val="a7"/>
-        <w:autoSpaceDE w:val="0"/>
-        <w:autoSpaceDN w:val="0"/>
-        <w:adjustRightInd w:val="0"/>
-        <w:spacing w:after="0" w:line="360" w:lineRule="auto"/>
-        <w:ind w:left="0" w:firstLine="709"/>
-        <w:rPr>
-          <w:rFonts w:cs="Times New Roman"/>
-          <w:color w:val="000000"/>
-          <w:kern w:val="0"/>
-          <w:szCs w:val="28"/>
-          <w:highlight w:val="white"/>
-          <w:lang w:val="en-US"/>
-        </w:rPr>
-      </w:pPr>
-      <w:r>
-        <w:rPr>
-          <w:rFonts w:cs="Times New Roman"/>
-          <w:color w:val="000000"/>
-          <w:kern w:val="0"/>
-          <w:szCs w:val="28"/>
-          <w:highlight w:val="white"/>
-          <w:lang w:val="en-US"/>
-        </w:rPr>
+        <w:pStyle w:val="a7"/>
+        <w:autoSpaceDE w:val="0"/>
+        <w:autoSpaceDN w:val="0"/>
+        <w:adjustRightInd w:val="0"/>
+        <w:spacing w:after="0" w:line="360" w:lineRule="auto"/>
+        <w:ind w:left="0" w:firstLine="709"/>
+        <w:rPr>
+          <w:rFonts w:cs="Times New Roman"/>
+          <w:color w:val="000000"/>
+          <w:kern w:val="0"/>
+          <w:szCs w:val="28"/>
+          <w:highlight w:val="white"/>
+        </w:rPr>
+      </w:pPr>
+      <w:r>
+        <w:rPr>
+          <w:rFonts w:cs="Times New Roman"/>
+          <w:color w:val="000000"/>
+          <w:kern w:val="0"/>
+          <w:szCs w:val="28"/>
+          <w:highlight w:val="white"/>
+        </w:rPr>
+        <w:t>Название библиотеки</w:t>
+      </w:r>
+      <w:r>
+        <w:rPr>
+          <w:rFonts w:cs="Times New Roman"/>
+          <w:color w:val="000000"/>
+          <w:kern w:val="0"/>
+          <w:szCs w:val="28"/>
+          <w:highlight w:val="white"/>
+        </w:rPr>
+        <w:t xml:space="preserve"> = "</w:t>
+      </w:r>
+      <w:proofErr w:type="spellStart"/>
+      <w:r>
+        <w:rPr>
+          <w:rFonts w:cs="Times New Roman"/>
+          <w:color w:val="000000"/>
+          <w:kern w:val="0"/>
+          <w:szCs w:val="28"/>
+          <w:highlight w:val="white"/>
+          <w:lang w:val="en-US"/>
+        </w:rPr>
+        <w:t>biblioteka</w:t>
+      </w:r>
+      <w:proofErr w:type="spellEnd"/>
+      <w:r>
+        <w:rPr>
+          <w:rFonts w:cs="Times New Roman"/>
+          <w:color w:val="000000"/>
+          <w:kern w:val="0"/>
+          <w:szCs w:val="28"/>
+          <w:highlight w:val="white"/>
+        </w:rPr>
+        <w:t xml:space="preserve"> </w:t>
+      </w:r>
+      <w:proofErr w:type="spellStart"/>
+      <w:r>
+        <w:rPr>
+          <w:rFonts w:cs="Times New Roman"/>
+          <w:color w:val="000000"/>
+          <w:kern w:val="0"/>
+          <w:szCs w:val="28"/>
+          <w:highlight w:val="white"/>
+          <w:lang w:val="en-US"/>
+        </w:rPr>
+        <w:t>gorkogo</w:t>
+      </w:r>
+      <w:proofErr w:type="spellEnd"/>
+      <w:r>
+        <w:rPr>
+          <w:rFonts w:cs="Times New Roman"/>
+          <w:color w:val="000000"/>
+          <w:kern w:val="0"/>
+          <w:szCs w:val="28"/>
+          <w:highlight w:val="white"/>
+        </w:rPr>
+        <w:t>";</w:t>
+      </w:r>
+    </w:p>
+    <w:p>
+      <w:pPr>
+        <w:pStyle w:val="a7"/>
+        <w:autoSpaceDE w:val="0"/>
+        <w:autoSpaceDN w:val="0"/>
+        <w:adjustRightInd w:val="0"/>
+        <w:spacing w:after="0" w:line="360" w:lineRule="auto"/>
+        <w:ind w:left="0" w:firstLine="709"/>
+        <w:rPr>
+          <w:rFonts w:cs="Times New Roman"/>
+          <w:color w:val="000000"/>
+          <w:kern w:val="0"/>
+          <w:szCs w:val="28"/>
+          <w:highlight w:val="white"/>
+        </w:rPr>
+      </w:pPr>
+      <w:r>
+        <w:rPr>
+          <w:rFonts w:cs="Times New Roman"/>
+          <w:color w:val="000000"/>
+          <w:kern w:val="0"/>
+          <w:szCs w:val="28"/>
+          <w:highlight w:val="white"/>
+        </w:rPr>
+        <w:t>Список книг</w:t>
+      </w:r>
+    </w:p>
+    <w:p>
+      <w:pPr>
+        <w:pStyle w:val="a7"/>
+        <w:autoSpaceDE w:val="0"/>
+        <w:autoSpaceDN w:val="0"/>
+        <w:adjustRightInd w:val="0"/>
+        <w:spacing w:after="0" w:line="360" w:lineRule="auto"/>
+        <w:ind w:left="0" w:firstLine="709"/>
+        <w:rPr>
+          <w:rFonts w:cs="Times New Roman"/>
+          <w:color w:val="000000"/>
+          <w:kern w:val="0"/>
+          <w:szCs w:val="28"/>
+          <w:highlight w:val="white"/>
+          <w:lang w:val="en-US"/>
+        </w:rPr>
+      </w:pPr>
+      <w:r>
+        <w:rPr>
+          <w:rFonts w:cs="Times New Roman"/>
+          <w:color w:val="000000"/>
+          <w:kern w:val="0"/>
+          <w:szCs w:val="28"/>
+          <w:highlight w:val="white"/>
+          <w:lang w:val="en-US"/>
+        </w:rPr>
+        <w:lastRenderedPageBreak/>
         <w:t>{</w:t>
       </w:r>
     </w:p>
@@ -1277,119 +3942,609 @@
           <w:highlight w:val="white"/>
           <w:lang w:val="en-US"/>
         </w:rPr>
-        <w:t>new Book("konek igorek", "igor igorev igorevich", 2021),</w:t>
-      </w:r>
-    </w:p>
-    <w:p>
-      <w:pPr>
-        <w:pStyle w:val="a7"/>
-        <w:autoSpaceDE w:val="0"/>
-        <w:autoSpaceDN w:val="0"/>
-        <w:adjustRightInd w:val="0"/>
-        <w:spacing w:after="0" w:line="360" w:lineRule="auto"/>
-        <w:ind w:left="0" w:firstLine="709"/>
-        <w:rPr>
-          <w:rFonts w:cs="Times New Roman"/>
-          <w:color w:val="000000"/>
-          <w:kern w:val="0"/>
-          <w:szCs w:val="28"/>
-          <w:highlight w:val="white"/>
-          <w:lang w:val="en-US"/>
-        </w:rPr>
-      </w:pPr>
-      <w:r>
-        <w:rPr>
-          <w:rFonts w:cs="Times New Roman"/>
-          <w:color w:val="000000"/>
-          <w:kern w:val="0"/>
-          <w:szCs w:val="28"/>
-          <w:highlight w:val="white"/>
-          <w:lang w:val="en-US"/>
-        </w:rPr>
-        <w:t>new Book("konek ugorek", "igor igorev igorevich", 2020),</w:t>
-      </w:r>
-    </w:p>
-    <w:p>
-      <w:pPr>
-        <w:pStyle w:val="a7"/>
-        <w:autoSpaceDE w:val="0"/>
-        <w:autoSpaceDN w:val="0"/>
-        <w:adjustRightInd w:val="0"/>
-        <w:spacing w:after="0" w:line="360" w:lineRule="auto"/>
-        <w:ind w:left="0" w:firstLine="709"/>
-        <w:rPr>
-          <w:rFonts w:cs="Times New Roman"/>
-          <w:color w:val="000000"/>
-          <w:kern w:val="0"/>
-          <w:szCs w:val="28"/>
-          <w:highlight w:val="white"/>
-          <w:lang w:val="en-US"/>
-        </w:rPr>
-      </w:pPr>
-      <w:r>
-        <w:rPr>
-          <w:rFonts w:cs="Times New Roman"/>
-          <w:color w:val="000000"/>
-          <w:kern w:val="0"/>
-          <w:szCs w:val="28"/>
-          <w:highlight w:val="white"/>
-          <w:lang w:val="en-US"/>
-        </w:rPr>
-        <w:t>new Book("sbornik anekdotov", "igor igorev igorevich", 2019),</w:t>
-      </w:r>
-    </w:p>
-    <w:p>
-      <w:pPr>
-        <w:pStyle w:val="a7"/>
-        <w:autoSpaceDE w:val="0"/>
-        <w:autoSpaceDN w:val="0"/>
-        <w:adjustRightInd w:val="0"/>
-        <w:spacing w:after="0" w:line="360" w:lineRule="auto"/>
-        <w:ind w:left="0" w:firstLine="709"/>
-        <w:rPr>
-          <w:rFonts w:cs="Times New Roman"/>
-          <w:color w:val="000000"/>
-          <w:kern w:val="0"/>
-          <w:szCs w:val="28"/>
-          <w:highlight w:val="white"/>
-          <w:lang w:val="en-US"/>
-        </w:rPr>
-      </w:pPr>
-      <w:r>
-        <w:rPr>
-          <w:rFonts w:cs="Times New Roman"/>
-          <w:color w:val="000000"/>
-          <w:kern w:val="0"/>
-          <w:szCs w:val="28"/>
-          <w:highlight w:val="white"/>
-          <w:lang w:val="en-US"/>
-        </w:rPr>
-        <w:t>new Book("konek gorbynok", "igor igorev igorevich", 2022)</w:t>
-      </w:r>
-    </w:p>
-    <w:p>
-      <w:pPr>
-        <w:pStyle w:val="a7"/>
-        <w:autoSpaceDE w:val="0"/>
-        <w:autoSpaceDN w:val="0"/>
-        <w:adjustRightInd w:val="0"/>
-        <w:spacing w:after="0" w:line="360" w:lineRule="auto"/>
-        <w:ind w:left="0" w:firstLine="709"/>
-        <w:rPr>
-          <w:rFonts w:cs="Times New Roman"/>
-          <w:color w:val="000000"/>
-          <w:kern w:val="0"/>
-          <w:szCs w:val="28"/>
-          <w:highlight w:val="white"/>
-        </w:rPr>
-      </w:pPr>
-      <w:r>
-        <w:rPr>
-          <w:rFonts w:cs="Times New Roman"/>
-          <w:color w:val="000000"/>
-          <w:kern w:val="0"/>
-          <w:szCs w:val="28"/>
-          <w:highlight w:val="white"/>
+        <w:t>("</w:t>
+      </w:r>
+      <w:proofErr w:type="spellStart"/>
+      <w:proofErr w:type="gramStart"/>
+      <w:r>
+        <w:rPr>
+          <w:rFonts w:cs="Times New Roman"/>
+          <w:color w:val="000000"/>
+          <w:kern w:val="0"/>
+          <w:szCs w:val="28"/>
+          <w:highlight w:val="white"/>
+          <w:lang w:val="en-US"/>
+        </w:rPr>
+        <w:t>konek</w:t>
+      </w:r>
+      <w:proofErr w:type="spellEnd"/>
+      <w:proofErr w:type="gramEnd"/>
+      <w:r>
+        <w:rPr>
+          <w:rFonts w:cs="Times New Roman"/>
+          <w:color w:val="000000"/>
+          <w:kern w:val="0"/>
+          <w:szCs w:val="28"/>
+          <w:highlight w:val="white"/>
+          <w:lang w:val="en-US"/>
+        </w:rPr>
+        <w:t xml:space="preserve"> </w:t>
+      </w:r>
+      <w:proofErr w:type="spellStart"/>
+      <w:r>
+        <w:rPr>
+          <w:rFonts w:cs="Times New Roman"/>
+          <w:color w:val="000000"/>
+          <w:kern w:val="0"/>
+          <w:szCs w:val="28"/>
+          <w:highlight w:val="white"/>
+          <w:lang w:val="en-US"/>
+        </w:rPr>
+        <w:t>igorek</w:t>
+      </w:r>
+      <w:proofErr w:type="spellEnd"/>
+      <w:r>
+        <w:rPr>
+          <w:rFonts w:cs="Times New Roman"/>
+          <w:color w:val="000000"/>
+          <w:kern w:val="0"/>
+          <w:szCs w:val="28"/>
+          <w:highlight w:val="white"/>
+          <w:lang w:val="en-US"/>
+        </w:rPr>
+        <w:t>", "</w:t>
+      </w:r>
+      <w:proofErr w:type="spellStart"/>
+      <w:r>
+        <w:rPr>
+          <w:rFonts w:cs="Times New Roman"/>
+          <w:color w:val="000000"/>
+          <w:kern w:val="0"/>
+          <w:szCs w:val="28"/>
+          <w:highlight w:val="white"/>
+          <w:lang w:val="en-US"/>
+        </w:rPr>
+        <w:t>igor</w:t>
+      </w:r>
+      <w:proofErr w:type="spellEnd"/>
+      <w:r>
+        <w:rPr>
+          <w:rFonts w:cs="Times New Roman"/>
+          <w:color w:val="000000"/>
+          <w:kern w:val="0"/>
+          <w:szCs w:val="28"/>
+          <w:highlight w:val="white"/>
+          <w:lang w:val="en-US"/>
+        </w:rPr>
+        <w:t xml:space="preserve"> </w:t>
+      </w:r>
+      <w:proofErr w:type="spellStart"/>
+      <w:r>
+        <w:rPr>
+          <w:rFonts w:cs="Times New Roman"/>
+          <w:color w:val="000000"/>
+          <w:kern w:val="0"/>
+          <w:szCs w:val="28"/>
+          <w:highlight w:val="white"/>
+          <w:lang w:val="en-US"/>
+        </w:rPr>
+        <w:t>igorev</w:t>
+      </w:r>
+      <w:proofErr w:type="spellEnd"/>
+      <w:r>
+        <w:rPr>
+          <w:rFonts w:cs="Times New Roman"/>
+          <w:color w:val="000000"/>
+          <w:kern w:val="0"/>
+          <w:szCs w:val="28"/>
+          <w:highlight w:val="white"/>
+          <w:lang w:val="en-US"/>
+        </w:rPr>
+        <w:t xml:space="preserve"> </w:t>
+      </w:r>
+      <w:proofErr w:type="spellStart"/>
+      <w:r>
+        <w:rPr>
+          <w:rFonts w:cs="Times New Roman"/>
+          <w:color w:val="000000"/>
+          <w:kern w:val="0"/>
+          <w:szCs w:val="28"/>
+          <w:highlight w:val="white"/>
+          <w:lang w:val="en-US"/>
+        </w:rPr>
+        <w:t>igorevich</w:t>
+      </w:r>
+      <w:proofErr w:type="spellEnd"/>
+      <w:r>
+        <w:rPr>
+          <w:rFonts w:cs="Times New Roman"/>
+          <w:color w:val="000000"/>
+          <w:kern w:val="0"/>
+          <w:szCs w:val="28"/>
+          <w:highlight w:val="white"/>
+          <w:lang w:val="en-US"/>
+        </w:rPr>
+        <w:t>", 2021),</w:t>
+      </w:r>
+    </w:p>
+    <w:p>
+      <w:pPr>
+        <w:pStyle w:val="a7"/>
+        <w:autoSpaceDE w:val="0"/>
+        <w:autoSpaceDN w:val="0"/>
+        <w:adjustRightInd w:val="0"/>
+        <w:spacing w:after="0" w:line="360" w:lineRule="auto"/>
+        <w:ind w:left="0" w:firstLine="709"/>
+        <w:rPr>
+          <w:rFonts w:cs="Times New Roman"/>
+          <w:color w:val="000000"/>
+          <w:kern w:val="0"/>
+          <w:szCs w:val="28"/>
+          <w:highlight w:val="white"/>
+          <w:lang w:val="en-US"/>
+        </w:rPr>
+      </w:pPr>
+      <w:r>
+        <w:rPr>
+          <w:rFonts w:cs="Times New Roman"/>
+          <w:color w:val="000000"/>
+          <w:kern w:val="0"/>
+          <w:szCs w:val="28"/>
+          <w:highlight w:val="white"/>
+          <w:lang w:val="en-US"/>
+        </w:rPr>
+        <w:t>("</w:t>
+      </w:r>
+      <w:proofErr w:type="spellStart"/>
+      <w:proofErr w:type="gramStart"/>
+      <w:r>
+        <w:rPr>
+          <w:rFonts w:cs="Times New Roman"/>
+          <w:color w:val="000000"/>
+          <w:kern w:val="0"/>
+          <w:szCs w:val="28"/>
+          <w:highlight w:val="white"/>
+          <w:lang w:val="en-US"/>
+        </w:rPr>
+        <w:t>konek</w:t>
+      </w:r>
+      <w:proofErr w:type="spellEnd"/>
+      <w:proofErr w:type="gramEnd"/>
+      <w:r>
+        <w:rPr>
+          <w:rFonts w:cs="Times New Roman"/>
+          <w:color w:val="000000"/>
+          <w:kern w:val="0"/>
+          <w:szCs w:val="28"/>
+          <w:highlight w:val="white"/>
+          <w:lang w:val="en-US"/>
+        </w:rPr>
+        <w:t xml:space="preserve"> </w:t>
+      </w:r>
+      <w:proofErr w:type="spellStart"/>
+      <w:r>
+        <w:rPr>
+          <w:rFonts w:cs="Times New Roman"/>
+          <w:color w:val="000000"/>
+          <w:kern w:val="0"/>
+          <w:szCs w:val="28"/>
+          <w:highlight w:val="white"/>
+          <w:lang w:val="en-US"/>
+        </w:rPr>
+        <w:t>ugorek</w:t>
+      </w:r>
+      <w:proofErr w:type="spellEnd"/>
+      <w:r>
+        <w:rPr>
+          <w:rFonts w:cs="Times New Roman"/>
+          <w:color w:val="000000"/>
+          <w:kern w:val="0"/>
+          <w:szCs w:val="28"/>
+          <w:highlight w:val="white"/>
+          <w:lang w:val="en-US"/>
+        </w:rPr>
+        <w:t>", "</w:t>
+      </w:r>
+      <w:proofErr w:type="spellStart"/>
+      <w:r>
+        <w:rPr>
+          <w:rFonts w:cs="Times New Roman"/>
+          <w:color w:val="000000"/>
+          <w:kern w:val="0"/>
+          <w:szCs w:val="28"/>
+          <w:highlight w:val="white"/>
+          <w:lang w:val="en-US"/>
+        </w:rPr>
+        <w:t>igor</w:t>
+      </w:r>
+      <w:proofErr w:type="spellEnd"/>
+      <w:r>
+        <w:rPr>
+          <w:rFonts w:cs="Times New Roman"/>
+          <w:color w:val="000000"/>
+          <w:kern w:val="0"/>
+          <w:szCs w:val="28"/>
+          <w:highlight w:val="white"/>
+          <w:lang w:val="en-US"/>
+        </w:rPr>
+        <w:t xml:space="preserve"> </w:t>
+      </w:r>
+      <w:proofErr w:type="spellStart"/>
+      <w:r>
+        <w:rPr>
+          <w:rFonts w:cs="Times New Roman"/>
+          <w:color w:val="000000"/>
+          <w:kern w:val="0"/>
+          <w:szCs w:val="28"/>
+          <w:highlight w:val="white"/>
+          <w:lang w:val="en-US"/>
+        </w:rPr>
+        <w:t>igorev</w:t>
+      </w:r>
+      <w:proofErr w:type="spellEnd"/>
+      <w:r>
+        <w:rPr>
+          <w:rFonts w:cs="Times New Roman"/>
+          <w:color w:val="000000"/>
+          <w:kern w:val="0"/>
+          <w:szCs w:val="28"/>
+          <w:highlight w:val="white"/>
+          <w:lang w:val="en-US"/>
+        </w:rPr>
+        <w:t xml:space="preserve"> </w:t>
+      </w:r>
+      <w:proofErr w:type="spellStart"/>
+      <w:r>
+        <w:rPr>
+          <w:rFonts w:cs="Times New Roman"/>
+          <w:color w:val="000000"/>
+          <w:kern w:val="0"/>
+          <w:szCs w:val="28"/>
+          <w:highlight w:val="white"/>
+          <w:lang w:val="en-US"/>
+        </w:rPr>
+        <w:t>igorevich</w:t>
+      </w:r>
+      <w:proofErr w:type="spellEnd"/>
+      <w:r>
+        <w:rPr>
+          <w:rFonts w:cs="Times New Roman"/>
+          <w:color w:val="000000"/>
+          <w:kern w:val="0"/>
+          <w:szCs w:val="28"/>
+          <w:highlight w:val="white"/>
+          <w:lang w:val="en-US"/>
+        </w:rPr>
+        <w:t>", 2020),</w:t>
+      </w:r>
+    </w:p>
+    <w:p>
+      <w:pPr>
+        <w:pStyle w:val="a7"/>
+        <w:autoSpaceDE w:val="0"/>
+        <w:autoSpaceDN w:val="0"/>
+        <w:adjustRightInd w:val="0"/>
+        <w:spacing w:after="0" w:line="360" w:lineRule="auto"/>
+        <w:ind w:left="0" w:firstLine="709"/>
+        <w:rPr>
+          <w:rFonts w:cs="Times New Roman"/>
+          <w:color w:val="000000"/>
+          <w:kern w:val="0"/>
+          <w:szCs w:val="28"/>
+          <w:highlight w:val="white"/>
+          <w:lang w:val="en-US"/>
+        </w:rPr>
+      </w:pPr>
+      <w:r>
+        <w:rPr>
+          <w:rFonts w:cs="Times New Roman"/>
+          <w:color w:val="000000"/>
+          <w:kern w:val="0"/>
+          <w:szCs w:val="28"/>
+          <w:highlight w:val="white"/>
+          <w:lang w:val="en-US"/>
+        </w:rPr>
+        <w:t>("</w:t>
+      </w:r>
+      <w:proofErr w:type="spellStart"/>
+      <w:proofErr w:type="gramStart"/>
+      <w:r>
+        <w:rPr>
+          <w:rFonts w:cs="Times New Roman"/>
+          <w:color w:val="000000"/>
+          <w:kern w:val="0"/>
+          <w:szCs w:val="28"/>
+          <w:highlight w:val="white"/>
+          <w:lang w:val="en-US"/>
+        </w:rPr>
+        <w:t>sbornik</w:t>
+      </w:r>
+      <w:proofErr w:type="spellEnd"/>
+      <w:proofErr w:type="gramEnd"/>
+      <w:r>
+        <w:rPr>
+          <w:rFonts w:cs="Times New Roman"/>
+          <w:color w:val="000000"/>
+          <w:kern w:val="0"/>
+          <w:szCs w:val="28"/>
+          <w:highlight w:val="white"/>
+          <w:lang w:val="en-US"/>
+        </w:rPr>
+        <w:t xml:space="preserve"> </w:t>
+      </w:r>
+      <w:proofErr w:type="spellStart"/>
+      <w:r>
+        <w:rPr>
+          <w:rFonts w:cs="Times New Roman"/>
+          <w:color w:val="000000"/>
+          <w:kern w:val="0"/>
+          <w:szCs w:val="28"/>
+          <w:highlight w:val="white"/>
+          <w:lang w:val="en-US"/>
+        </w:rPr>
+        <w:t>anekdotov</w:t>
+      </w:r>
+      <w:proofErr w:type="spellEnd"/>
+      <w:r>
+        <w:rPr>
+          <w:rFonts w:cs="Times New Roman"/>
+          <w:color w:val="000000"/>
+          <w:kern w:val="0"/>
+          <w:szCs w:val="28"/>
+          <w:highlight w:val="white"/>
+          <w:lang w:val="en-US"/>
+        </w:rPr>
+        <w:t>", "</w:t>
+      </w:r>
+      <w:proofErr w:type="spellStart"/>
+      <w:r>
+        <w:rPr>
+          <w:rFonts w:cs="Times New Roman"/>
+          <w:color w:val="000000"/>
+          <w:kern w:val="0"/>
+          <w:szCs w:val="28"/>
+          <w:highlight w:val="white"/>
+          <w:lang w:val="en-US"/>
+        </w:rPr>
+        <w:t>oleg</w:t>
+      </w:r>
+      <w:proofErr w:type="spellEnd"/>
+      <w:r>
+        <w:rPr>
+          <w:rFonts w:cs="Times New Roman"/>
+          <w:color w:val="000000"/>
+          <w:kern w:val="0"/>
+          <w:szCs w:val="28"/>
+          <w:highlight w:val="white"/>
+          <w:lang w:val="en-US"/>
+        </w:rPr>
+        <w:t xml:space="preserve"> </w:t>
+      </w:r>
+      <w:proofErr w:type="spellStart"/>
+      <w:r>
+        <w:rPr>
+          <w:rFonts w:cs="Times New Roman"/>
+          <w:color w:val="000000"/>
+          <w:kern w:val="0"/>
+          <w:szCs w:val="28"/>
+          <w:highlight w:val="white"/>
+          <w:lang w:val="en-US"/>
+        </w:rPr>
+        <w:t>igorev</w:t>
+      </w:r>
+      <w:proofErr w:type="spellEnd"/>
+      <w:r>
+        <w:rPr>
+          <w:rFonts w:cs="Times New Roman"/>
+          <w:color w:val="000000"/>
+          <w:kern w:val="0"/>
+          <w:szCs w:val="28"/>
+          <w:highlight w:val="white"/>
+          <w:lang w:val="en-US"/>
+        </w:rPr>
+        <w:t xml:space="preserve"> </w:t>
+      </w:r>
+      <w:proofErr w:type="spellStart"/>
+      <w:r>
+        <w:rPr>
+          <w:rFonts w:cs="Times New Roman"/>
+          <w:color w:val="000000"/>
+          <w:kern w:val="0"/>
+          <w:szCs w:val="28"/>
+          <w:highlight w:val="white"/>
+          <w:lang w:val="en-US"/>
+        </w:rPr>
+        <w:t>igorevich</w:t>
+      </w:r>
+      <w:proofErr w:type="spellEnd"/>
+      <w:r>
+        <w:rPr>
+          <w:rFonts w:cs="Times New Roman"/>
+          <w:color w:val="000000"/>
+          <w:kern w:val="0"/>
+          <w:szCs w:val="28"/>
+          <w:highlight w:val="white"/>
+          <w:lang w:val="en-US"/>
+        </w:rPr>
+        <w:t>", 2019),</w:t>
+      </w:r>
+    </w:p>
+    <w:p>
+      <w:pPr>
+        <w:pStyle w:val="a7"/>
+        <w:autoSpaceDE w:val="0"/>
+        <w:autoSpaceDN w:val="0"/>
+        <w:adjustRightInd w:val="0"/>
+        <w:spacing w:after="0" w:line="360" w:lineRule="auto"/>
+        <w:ind w:left="0" w:firstLine="709"/>
+        <w:rPr>
+          <w:rFonts w:cs="Times New Roman"/>
+          <w:color w:val="000000"/>
+          <w:kern w:val="0"/>
+          <w:szCs w:val="28"/>
+          <w:highlight w:val="white"/>
+          <w:lang w:val="en-US"/>
+        </w:rPr>
+      </w:pPr>
+      <w:r>
+        <w:rPr>
+          <w:rFonts w:cs="Times New Roman"/>
+          <w:color w:val="000000"/>
+          <w:kern w:val="0"/>
+          <w:szCs w:val="28"/>
+          <w:highlight w:val="white"/>
+          <w:lang w:val="en-US"/>
+        </w:rPr>
+        <w:t>("</w:t>
+      </w:r>
+      <w:proofErr w:type="spellStart"/>
+      <w:proofErr w:type="gramStart"/>
+      <w:r>
+        <w:rPr>
+          <w:rFonts w:cs="Times New Roman"/>
+          <w:color w:val="000000"/>
+          <w:kern w:val="0"/>
+          <w:szCs w:val="28"/>
+          <w:highlight w:val="white"/>
+          <w:lang w:val="en-US"/>
+        </w:rPr>
+        <w:t>konek</w:t>
+      </w:r>
+      <w:proofErr w:type="spellEnd"/>
+      <w:proofErr w:type="gramEnd"/>
+      <w:r>
+        <w:rPr>
+          <w:rFonts w:cs="Times New Roman"/>
+          <w:color w:val="000000"/>
+          <w:kern w:val="0"/>
+          <w:szCs w:val="28"/>
+          <w:highlight w:val="white"/>
+          <w:lang w:val="en-US"/>
+        </w:rPr>
+        <w:t xml:space="preserve"> </w:t>
+      </w:r>
+      <w:proofErr w:type="spellStart"/>
+      <w:r>
+        <w:rPr>
+          <w:rFonts w:cs="Times New Roman"/>
+          <w:color w:val="000000"/>
+          <w:kern w:val="0"/>
+          <w:szCs w:val="28"/>
+          <w:highlight w:val="white"/>
+          <w:lang w:val="en-US"/>
+        </w:rPr>
+        <w:t>gorbynok</w:t>
+      </w:r>
+      <w:proofErr w:type="spellEnd"/>
+      <w:r>
+        <w:rPr>
+          <w:rFonts w:cs="Times New Roman"/>
+          <w:color w:val="000000"/>
+          <w:kern w:val="0"/>
+          <w:szCs w:val="28"/>
+          <w:highlight w:val="white"/>
+          <w:lang w:val="en-US"/>
+        </w:rPr>
+        <w:t>", "</w:t>
+      </w:r>
+      <w:proofErr w:type="spellStart"/>
+      <w:r>
+        <w:rPr>
+          <w:rFonts w:cs="Times New Roman"/>
+          <w:color w:val="000000"/>
+          <w:kern w:val="0"/>
+          <w:szCs w:val="28"/>
+          <w:highlight w:val="white"/>
+          <w:lang w:val="en-US"/>
+        </w:rPr>
+        <w:t>igor</w:t>
+      </w:r>
+      <w:proofErr w:type="spellEnd"/>
+      <w:r>
+        <w:rPr>
+          <w:rFonts w:cs="Times New Roman"/>
+          <w:color w:val="000000"/>
+          <w:kern w:val="0"/>
+          <w:szCs w:val="28"/>
+          <w:highlight w:val="white"/>
+          <w:lang w:val="en-US"/>
+        </w:rPr>
+        <w:t xml:space="preserve"> </w:t>
+      </w:r>
+      <w:proofErr w:type="spellStart"/>
+      <w:r>
+        <w:rPr>
+          <w:rFonts w:cs="Times New Roman"/>
+          <w:color w:val="000000"/>
+          <w:kern w:val="0"/>
+          <w:szCs w:val="28"/>
+          <w:highlight w:val="white"/>
+          <w:lang w:val="en-US"/>
+        </w:rPr>
+        <w:t>igorev</w:t>
+      </w:r>
+      <w:proofErr w:type="spellEnd"/>
+      <w:r>
+        <w:rPr>
+          <w:rFonts w:cs="Times New Roman"/>
+          <w:color w:val="000000"/>
+          <w:kern w:val="0"/>
+          <w:szCs w:val="28"/>
+          <w:highlight w:val="white"/>
+          <w:lang w:val="en-US"/>
+        </w:rPr>
+        <w:t xml:space="preserve"> </w:t>
+      </w:r>
+      <w:proofErr w:type="spellStart"/>
+      <w:r>
+        <w:rPr>
+          <w:rFonts w:cs="Times New Roman"/>
+          <w:color w:val="000000"/>
+          <w:kern w:val="0"/>
+          <w:szCs w:val="28"/>
+          <w:highlight w:val="white"/>
+          <w:lang w:val="en-US"/>
+        </w:rPr>
+        <w:t>igorevich</w:t>
+      </w:r>
+      <w:proofErr w:type="spellEnd"/>
+      <w:r>
+        <w:rPr>
+          <w:rFonts w:cs="Times New Roman"/>
+          <w:color w:val="000000"/>
+          <w:kern w:val="0"/>
+          <w:szCs w:val="28"/>
+          <w:highlight w:val="white"/>
+          <w:lang w:val="en-US"/>
+        </w:rPr>
+        <w:t>", 2022)</w:t>
+      </w:r>
+    </w:p>
+    <w:p>
+      <w:pPr>
+        <w:pStyle w:val="a7"/>
+        <w:autoSpaceDE w:val="0"/>
+        <w:autoSpaceDN w:val="0"/>
+        <w:adjustRightInd w:val="0"/>
+        <w:spacing w:after="0" w:line="360" w:lineRule="auto"/>
+        <w:ind w:left="0" w:firstLine="709"/>
+        <w:rPr>
+          <w:rFonts w:cs="Times New Roman"/>
+          <w:color w:val="000000"/>
+          <w:kern w:val="0"/>
+          <w:szCs w:val="28"/>
+          <w:highlight w:val="white"/>
+          <w:lang w:val="en-US"/>
+        </w:rPr>
+      </w:pPr>
+      <w:r>
+        <w:rPr>
+          <w:rFonts w:cs="Times New Roman"/>
+          <w:color w:val="000000"/>
+          <w:kern w:val="0"/>
+          <w:szCs w:val="28"/>
+          <w:highlight w:val="white"/>
+          <w:lang w:val="en-US"/>
         </w:rPr>
         <w:t>};</w:t>
       </w:r>
@@ -1408,74 +4563,77 @@
           <w:kern w:val="0"/>
           <w:szCs w:val="28"/>
           <w:highlight w:val="white"/>
-        </w:rPr>
-      </w:pPr>
-      <w:r>
-        <w:rPr>
-          <w:rFonts w:cs="Times New Roman"/>
-          <w:color w:val="000000"/>
-          <w:kern w:val="0"/>
-          <w:szCs w:val="28"/>
-          <w:highlight w:val="white"/>
-        </w:rPr>
-        <w:t>Ожидаемые результаты:</w:t>
-      </w:r>
-    </w:p>
-    <w:p>
-      <w:pPr>
-        <w:autoSpaceDE w:val="0"/>
-        <w:autoSpaceDN w:val="0"/>
-        <w:adjustRightInd w:val="0"/>
-        <w:spacing w:after="0" w:line="360" w:lineRule="auto"/>
-        <w:ind w:firstLine="709"/>
-        <w:rPr>
-          <w:rFonts w:cs="Times New Roman"/>
-          <w:color w:val="000000"/>
-          <w:kern w:val="0"/>
-          <w:szCs w:val="28"/>
-          <w:highlight w:val="white"/>
-          <w:lang w:val="en-US"/>
-        </w:rPr>
-      </w:pPr>
-      <w:r>
-        <w:rPr>
-          <w:rFonts w:cs="Times New Roman"/>
-          <w:color w:val="000000"/>
-          <w:kern w:val="0"/>
-          <w:szCs w:val="28"/>
-          <w:highlight w:val="white"/>
-          <w:lang w:val="en-US"/>
-        </w:rPr>
-        <w:t>string name = "biblioteka gorkogo";</w:t>
-      </w:r>
-    </w:p>
-    <w:p>
-      <w:pPr>
-        <w:pStyle w:val="a7"/>
-        <w:autoSpaceDE w:val="0"/>
-        <w:autoSpaceDN w:val="0"/>
-        <w:adjustRightInd w:val="0"/>
-        <w:spacing w:after="0" w:line="360" w:lineRule="auto"/>
-        <w:ind w:left="0" w:firstLine="709"/>
-        <w:rPr>
-          <w:rFonts w:cs="Times New Roman"/>
-          <w:color w:val="000000"/>
-          <w:kern w:val="0"/>
-          <w:szCs w:val="28"/>
-          <w:highlight w:val="white"/>
-          <w:lang w:val="en-US"/>
-        </w:rPr>
-      </w:pPr>
-      <w:r>
-        <w:rPr>
-          <w:rFonts w:cs="Times New Roman"/>
-          <w:color w:val="000000"/>
-          <w:kern w:val="0"/>
-          <w:szCs w:val="28"/>
-          <w:highlight w:val="white"/>
-          <w:lang w:val="en-US"/>
-        </w:rPr>
-        <w:t>List&lt;Book&gt; books = new List&lt;Book&gt;</w:t>
+          <w:lang w:val="en-US"/>
+        </w:rPr>
+      </w:pPr>
+      <w:r>
+        <w:rPr>
+          <w:rFonts w:cs="Times New Roman"/>
+          <w:color w:val="000000"/>
+          <w:kern w:val="0"/>
+          <w:szCs w:val="28"/>
+          <w:highlight w:val="white"/>
+        </w:rPr>
+        <w:t>Ожидаемые</w:t>
+      </w:r>
+      <w:r>
+        <w:rPr>
+          <w:rFonts w:cs="Times New Roman"/>
+          <w:color w:val="000000"/>
+          <w:kern w:val="0"/>
+          <w:szCs w:val="28"/>
+          <w:highlight w:val="white"/>
+          <w:lang w:val="en-US"/>
+        </w:rPr>
+        <w:t xml:space="preserve"> </w:t>
+      </w:r>
+      <w:r>
+        <w:rPr>
+          <w:rFonts w:cs="Times New Roman"/>
+          <w:color w:val="000000"/>
+          <w:kern w:val="0"/>
+          <w:szCs w:val="28"/>
+          <w:highlight w:val="white"/>
+        </w:rPr>
+        <w:t>результаты</w:t>
+      </w:r>
+      <w:r>
+        <w:rPr>
+          <w:rFonts w:cs="Times New Roman"/>
+          <w:color w:val="000000"/>
+          <w:kern w:val="0"/>
+          <w:szCs w:val="28"/>
+          <w:highlight w:val="white"/>
+          <w:lang w:val="en-US"/>
+        </w:rPr>
+        <w:t>:</w:t>
+      </w:r>
+    </w:p>
+    <w:p>
+      <w:pPr>
+        <w:pStyle w:val="a7"/>
+        <w:autoSpaceDE w:val="0"/>
+        <w:autoSpaceDN w:val="0"/>
+        <w:adjustRightInd w:val="0"/>
+        <w:spacing w:after="0" w:line="360" w:lineRule="auto"/>
+        <w:ind w:left="0" w:firstLine="709"/>
+        <w:rPr>
+          <w:rFonts w:cs="Times New Roman"/>
+          <w:color w:val="000000"/>
+          <w:kern w:val="0"/>
+          <w:szCs w:val="28"/>
+          <w:highlight w:val="white"/>
+        </w:rPr>
+      </w:pPr>
+      <w:r>
+        <w:rPr>
+          <w:rFonts w:cs="Times New Roman"/>
+          <w:color w:val="000000"/>
+          <w:kern w:val="0"/>
+          <w:szCs w:val="28"/>
+          <w:highlight w:val="white"/>
+        </w:rPr>
+        <w:t>Список книг</w:t>
       </w:r>
     </w:p>
     <w:p>
@@ -1533,94 +4691,129 @@
           <w:highlight w:val="white"/>
           <w:lang w:val="en-US"/>
         </w:rPr>
-        <w:t>new Book("konek igorek", "igor igorev igorevich", 2021),</w:t>
-      </w:r>
-    </w:p>
-    <w:p>
-      <w:pPr>
-        <w:pStyle w:val="a7"/>
-        <w:autoSpaceDE w:val="0"/>
-        <w:autoSpaceDN w:val="0"/>
-        <w:adjustRightInd w:val="0"/>
-        <w:spacing w:after="0" w:line="360" w:lineRule="auto"/>
-        <w:ind w:left="0" w:firstLine="709"/>
-        <w:rPr>
-          <w:rFonts w:cs="Times New Roman"/>
-          <w:color w:val="000000"/>
-          <w:kern w:val="0"/>
-          <w:szCs w:val="28"/>
-          <w:highlight w:val="white"/>
-          <w:lang w:val="en-US"/>
-        </w:rPr>
-      </w:pPr>
-      <w:r>
-        <w:rPr>
-          <w:rFonts w:cs="Times New Roman"/>
-          <w:color w:val="000000"/>
-          <w:kern w:val="0"/>
-          <w:szCs w:val="28"/>
-          <w:highlight w:val="white"/>
-          <w:lang w:val="en-US"/>
-        </w:rPr>
-        <w:t>new Book("konek ugorek", "igor igorev igorevich", 2020),</w:t>
-      </w:r>
-    </w:p>
-    <w:p>
-      <w:pPr>
-        <w:pStyle w:val="a7"/>
-        <w:autoSpaceDE w:val="0"/>
-        <w:autoSpaceDN w:val="0"/>
-        <w:adjustRightInd w:val="0"/>
-        <w:spacing w:after="0" w:line="360" w:lineRule="auto"/>
-        <w:ind w:left="0" w:firstLine="709"/>
-        <w:rPr>
-          <w:rFonts w:cs="Times New Roman"/>
-          <w:color w:val="000000"/>
-          <w:kern w:val="0"/>
-          <w:szCs w:val="28"/>
-          <w:highlight w:val="white"/>
-          <w:lang w:val="en-US"/>
-        </w:rPr>
-      </w:pPr>
-      <w:r>
-        <w:rPr>
-          <w:rFonts w:cs="Times New Roman"/>
-          <w:color w:val="000000"/>
-          <w:kern w:val="0"/>
-          <w:szCs w:val="28"/>
-          <w:highlight w:val="white"/>
-          <w:lang w:val="en-US"/>
-        </w:rPr>
-        <w:t>new Book("sbornik anekdotov", "igor igorev igorevich", 2019),</w:t>
-      </w:r>
-    </w:p>
-    <w:p>
-      <w:pPr>
-        <w:pStyle w:val="a7"/>
-        <w:autoSpaceDE w:val="0"/>
-        <w:autoSpaceDN w:val="0"/>
-        <w:adjustRightInd w:val="0"/>
-        <w:spacing w:after="0" w:line="360" w:lineRule="auto"/>
-        <w:ind w:left="0" w:firstLine="709"/>
-        <w:rPr>
-          <w:rFonts w:cs="Times New Roman"/>
-          <w:color w:val="000000"/>
-          <w:kern w:val="0"/>
-          <w:szCs w:val="28"/>
-          <w:highlight w:val="white"/>
-          <w:lang w:val="en-US"/>
-        </w:rPr>
-      </w:pPr>
-      <w:r>
-        <w:rPr>
-          <w:rFonts w:cs="Times New Roman"/>
-          <w:color w:val="000000"/>
-          <w:kern w:val="0"/>
-          <w:szCs w:val="28"/>
-          <w:highlight w:val="white"/>
-          <w:lang w:val="en-US"/>
-        </w:rPr>
-        <w:t>new Book("konek gorbynok", "igor igorev igorevich", 2022)</w:t>
+        <w:t>("</w:t>
+      </w:r>
+      <w:proofErr w:type="spellStart"/>
+      <w:proofErr w:type="gramStart"/>
+      <w:r>
+        <w:rPr>
+          <w:rFonts w:cs="Times New Roman"/>
+          <w:color w:val="000000"/>
+          <w:kern w:val="0"/>
+          <w:szCs w:val="28"/>
+          <w:highlight w:val="white"/>
+          <w:lang w:val="en-US"/>
+        </w:rPr>
+        <w:t>sbornik</w:t>
+      </w:r>
+      <w:proofErr w:type="spellEnd"/>
+      <w:proofErr w:type="gramEnd"/>
+      <w:r>
+        <w:rPr>
+          <w:rFonts w:cs="Times New Roman"/>
+          <w:color w:val="000000"/>
+          <w:kern w:val="0"/>
+          <w:szCs w:val="28"/>
+          <w:highlight w:val="white"/>
+          <w:lang w:val="en-US"/>
+        </w:rPr>
+        <w:t xml:space="preserve"> </w:t>
+      </w:r>
+      <w:proofErr w:type="spellStart"/>
+      <w:r>
+        <w:rPr>
+          <w:rFonts w:cs="Times New Roman"/>
+          <w:color w:val="000000"/>
+          <w:kern w:val="0"/>
+          <w:szCs w:val="28"/>
+          <w:highlight w:val="white"/>
+          <w:lang w:val="en-US"/>
+        </w:rPr>
+        <w:t>anekdotov</w:t>
+      </w:r>
+      <w:proofErr w:type="spellEnd"/>
+      <w:r>
+        <w:rPr>
+          <w:rFonts w:cs="Times New Roman"/>
+          <w:color w:val="000000"/>
+          <w:kern w:val="0"/>
+          <w:szCs w:val="28"/>
+          <w:highlight w:val="white"/>
+          <w:lang w:val="en-US"/>
+        </w:rPr>
+        <w:t>", "</w:t>
+      </w:r>
+      <w:proofErr w:type="spellStart"/>
+      <w:r>
+        <w:rPr>
+          <w:rFonts w:cs="Times New Roman"/>
+          <w:color w:val="000000"/>
+          <w:kern w:val="0"/>
+          <w:szCs w:val="28"/>
+          <w:highlight w:val="white"/>
+          <w:lang w:val="en-US"/>
+        </w:rPr>
+        <w:t>oleg</w:t>
+      </w:r>
+      <w:proofErr w:type="spellEnd"/>
+      <w:r>
+        <w:rPr>
+          <w:rFonts w:cs="Times New Roman"/>
+          <w:color w:val="000000"/>
+          <w:kern w:val="0"/>
+          <w:szCs w:val="28"/>
+          <w:highlight w:val="white"/>
+          <w:lang w:val="en-US"/>
+        </w:rPr>
+        <w:t xml:space="preserve"> </w:t>
+      </w:r>
+      <w:proofErr w:type="spellStart"/>
+      <w:r>
+        <w:rPr>
+          <w:rFonts w:cs="Times New Roman"/>
+          <w:color w:val="000000"/>
+          <w:kern w:val="0"/>
+          <w:szCs w:val="28"/>
+          <w:highlight w:val="white"/>
+          <w:lang w:val="en-US"/>
+        </w:rPr>
+        <w:t>igorev</w:t>
+      </w:r>
+      <w:proofErr w:type="spellEnd"/>
+      <w:r>
+        <w:rPr>
+          <w:rFonts w:cs="Times New Roman"/>
+          <w:color w:val="000000"/>
+          <w:kern w:val="0"/>
+          <w:szCs w:val="28"/>
+          <w:highlight w:val="white"/>
+          <w:lang w:val="en-US"/>
+        </w:rPr>
+        <w:t xml:space="preserve"> </w:t>
+      </w:r>
+      <w:proofErr w:type="spellStart"/>
+      <w:r>
+        <w:rPr>
+          <w:rFonts w:cs="Times New Roman"/>
+          <w:color w:val="000000"/>
+          <w:kern w:val="0"/>
+          <w:szCs w:val="28"/>
+          <w:highlight w:val="white"/>
+          <w:lang w:val="en-US"/>
+        </w:rPr>
+        <w:t>igorevich</w:t>
+      </w:r>
+      <w:proofErr w:type="spellEnd"/>
+      <w:r>
+        <w:rPr>
+          <w:rFonts w:cs="Times New Roman"/>
+          <w:color w:val="000000"/>
+          <w:kern w:val="0"/>
+          <w:szCs w:val="28"/>
+          <w:highlight w:val="white"/>
+          <w:lang w:val="en-US"/>
+        </w:rPr>
+        <w:t>", 2019)</w:t>
       </w:r>
     </w:p>
     <w:p>
@@ -1664,38 +4857,50 @@
           <w:kern w:val="0"/>
           <w:szCs w:val="28"/>
           <w:highlight w:val="white"/>
-          <w:lang w:val="en-US"/>
-        </w:rPr>
-      </w:pPr>
-    </w:p>
-    <w:p>
-      <w:pPr>
-        <w:pStyle w:val="a7"/>
-        <w:autoSpaceDE w:val="0"/>
-        <w:autoSpaceDN w:val="0"/>
-        <w:adjustRightInd w:val="0"/>
-        <w:spacing w:after="0" w:line="360" w:lineRule="auto"/>
-        <w:ind w:left="0" w:firstLine="709"/>
-        <w:rPr>
-          <w:rFonts w:cs="Times New Roman"/>
-          <w:color w:val="000000"/>
-          <w:kern w:val="0"/>
-          <w:szCs w:val="28"/>
-          <w:highlight w:val="white"/>
-          <w:lang w:val="en-US"/>
-        </w:rPr>
-      </w:pPr>
-      <w:r>
-        <w:rPr>
-          <w:rFonts w:cs="Times New Roman"/>
-          <w:color w:val="000000"/>
-          <w:kern w:val="0"/>
-          <w:szCs w:val="28"/>
-          <w:highlight w:val="white"/>
-          <w:lang w:val="en-US"/>
-        </w:rPr>
-        <w:t>SearchAutorsBooksTest()</w:t>
-      </w:r>
+        </w:rPr>
+      </w:pPr>
+    </w:p>
+    <w:p>
+      <w:pPr>
+        <w:pStyle w:val="a7"/>
+        <w:autoSpaceDE w:val="0"/>
+        <w:autoSpaceDN w:val="0"/>
+        <w:adjustRightInd w:val="0"/>
+        <w:spacing w:after="0" w:line="360" w:lineRule="auto"/>
+        <w:ind w:left="0" w:firstLine="709"/>
+        <w:rPr>
+          <w:rFonts w:cs="Times New Roman"/>
+          <w:color w:val="000000"/>
+          <w:kern w:val="0"/>
+          <w:szCs w:val="28"/>
+          <w:highlight w:val="white"/>
+        </w:rPr>
+      </w:pPr>
+      <w:proofErr w:type="spellStart"/>
+      <w:proofErr w:type="gramStart"/>
+      <w:r>
+        <w:rPr>
+          <w:rFonts w:cs="Times New Roman"/>
+          <w:color w:val="000000"/>
+          <w:kern w:val="0"/>
+          <w:szCs w:val="28"/>
+          <w:highlight w:val="white"/>
+          <w:lang w:val="en-US"/>
+        </w:rPr>
+        <w:t>OutputBooksTest</w:t>
+      </w:r>
+      <w:proofErr w:type="spellEnd"/>
+      <w:r>
+        <w:rPr>
+          <w:rFonts w:cs="Times New Roman"/>
+          <w:color w:val="000000"/>
+          <w:kern w:val="0"/>
+          <w:szCs w:val="28"/>
+          <w:highlight w:val="white"/>
+        </w:rPr>
+        <w:t>()</w:t>
+      </w:r>
+      <w:proofErr w:type="gramEnd"/>
     </w:p>
     <w:p>
       <w:pPr>
@@ -1857,65 +5062,149 @@
           <w:szCs w:val="28"/>
           <w:highlight w:val="white"/>
         </w:rPr>
-        <w:t>Исходные данные:</w:t>
-      </w:r>
-    </w:p>
-    <w:p>
-      <w:pPr>
-        <w:pStyle w:val="a7"/>
-        <w:autoSpaceDE w:val="0"/>
-        <w:autoSpaceDN w:val="0"/>
-        <w:adjustRightInd w:val="0"/>
-        <w:spacing w:after="0" w:line="360" w:lineRule="auto"/>
-        <w:ind w:left="0" w:firstLine="709"/>
-        <w:rPr>
-          <w:rFonts w:cs="Times New Roman"/>
-          <w:color w:val="000000"/>
-          <w:kern w:val="0"/>
-          <w:szCs w:val="28"/>
-          <w:highlight w:val="white"/>
-          <w:lang w:val="en-US"/>
-        </w:rPr>
-      </w:pPr>
-      <w:r>
-        <w:rPr>
-          <w:rFonts w:cs="Times New Roman"/>
-          <w:color w:val="000000"/>
-          <w:kern w:val="0"/>
-          <w:szCs w:val="28"/>
-          <w:highlight w:val="white"/>
-          <w:lang w:val="en-US"/>
-        </w:rPr>
-        <w:t>string name = "biblioteka gorkogo";</w:t>
-      </w:r>
-    </w:p>
-    <w:p>
-      <w:pPr>
-        <w:pStyle w:val="a7"/>
-        <w:autoSpaceDE w:val="0"/>
-        <w:autoSpaceDN w:val="0"/>
-        <w:adjustRightInd w:val="0"/>
-        <w:spacing w:after="0" w:line="360" w:lineRule="auto"/>
-        <w:ind w:left="0" w:firstLine="709"/>
-        <w:rPr>
-          <w:rFonts w:cs="Times New Roman"/>
-          <w:color w:val="000000"/>
-          <w:kern w:val="0"/>
-          <w:szCs w:val="28"/>
-          <w:highlight w:val="white"/>
-          <w:lang w:val="en-US"/>
-        </w:rPr>
-      </w:pPr>
-      <w:r>
-        <w:rPr>
-          <w:rFonts w:cs="Times New Roman"/>
-          <w:color w:val="000000"/>
-          <w:kern w:val="0"/>
-          <w:szCs w:val="28"/>
-          <w:highlight w:val="white"/>
-          <w:lang w:val="en-US"/>
-        </w:rPr>
-        <w:t>List&lt;Book&gt; books = new List&lt;Book&gt;</w:t>
+        <w:t>Исходные</w:t>
+      </w:r>
+      <w:r>
+        <w:rPr>
+          <w:rFonts w:cs="Times New Roman"/>
+          <w:color w:val="000000"/>
+          <w:kern w:val="0"/>
+          <w:szCs w:val="28"/>
+          <w:highlight w:val="white"/>
+          <w:lang w:val="en-US"/>
+        </w:rPr>
+        <w:t xml:space="preserve"> </w:t>
+      </w:r>
+      <w:r>
+        <w:rPr>
+          <w:rFonts w:cs="Times New Roman"/>
+          <w:color w:val="000000"/>
+          <w:kern w:val="0"/>
+          <w:szCs w:val="28"/>
+          <w:highlight w:val="white"/>
+        </w:rPr>
+        <w:t>данные</w:t>
+      </w:r>
+      <w:r>
+        <w:rPr>
+          <w:rFonts w:cs="Times New Roman"/>
+          <w:color w:val="000000"/>
+          <w:kern w:val="0"/>
+          <w:szCs w:val="28"/>
+          <w:highlight w:val="white"/>
+          <w:lang w:val="en-US"/>
+        </w:rPr>
+        <w:t>:</w:t>
+      </w:r>
+    </w:p>
+    <w:p>
+      <w:pPr>
+        <w:pStyle w:val="a7"/>
+        <w:autoSpaceDE w:val="0"/>
+        <w:autoSpaceDN w:val="0"/>
+        <w:adjustRightInd w:val="0"/>
+        <w:spacing w:after="0" w:line="360" w:lineRule="auto"/>
+        <w:ind w:left="0" w:firstLine="709"/>
+        <w:rPr>
+          <w:rFonts w:cs="Times New Roman"/>
+          <w:color w:val="000000"/>
+          <w:kern w:val="0"/>
+          <w:szCs w:val="28"/>
+          <w:highlight w:val="white"/>
+        </w:rPr>
+      </w:pPr>
+      <w:r>
+        <w:rPr>
+          <w:rFonts w:cs="Times New Roman"/>
+          <w:color w:val="000000"/>
+          <w:kern w:val="0"/>
+          <w:szCs w:val="28"/>
+          <w:highlight w:val="white"/>
+        </w:rPr>
+        <w:t xml:space="preserve">Название библиотеки </w:t>
+      </w:r>
+      <w:r>
+        <w:rPr>
+          <w:rFonts w:cs="Times New Roman"/>
+          <w:color w:val="000000"/>
+          <w:kern w:val="0"/>
+          <w:szCs w:val="28"/>
+          <w:highlight w:val="white"/>
+        </w:rPr>
+        <w:t>= "</w:t>
+      </w:r>
+      <w:proofErr w:type="spellStart"/>
+      <w:r>
+        <w:rPr>
+          <w:rFonts w:cs="Times New Roman"/>
+          <w:color w:val="000000"/>
+          <w:kern w:val="0"/>
+          <w:szCs w:val="28"/>
+          <w:highlight w:val="white"/>
+          <w:lang w:val="en-US"/>
+        </w:rPr>
+        <w:t>biblioteka</w:t>
+      </w:r>
+      <w:proofErr w:type="spellEnd"/>
+      <w:r>
+        <w:rPr>
+          <w:rFonts w:cs="Times New Roman"/>
+          <w:color w:val="000000"/>
+          <w:kern w:val="0"/>
+          <w:szCs w:val="28"/>
+          <w:highlight w:val="white"/>
+        </w:rPr>
+        <w:t xml:space="preserve"> </w:t>
+      </w:r>
+      <w:proofErr w:type="spellStart"/>
+      <w:r>
+        <w:rPr>
+          <w:rFonts w:cs="Times New Roman"/>
+          <w:color w:val="000000"/>
+          <w:kern w:val="0"/>
+          <w:szCs w:val="28"/>
+          <w:highlight w:val="white"/>
+          <w:lang w:val="en-US"/>
+        </w:rPr>
+        <w:t>gorkogo</w:t>
+      </w:r>
+      <w:proofErr w:type="spellEnd"/>
+      <w:r>
+        <w:rPr>
+          <w:rFonts w:cs="Times New Roman"/>
+          <w:color w:val="000000"/>
+          <w:kern w:val="0"/>
+          <w:szCs w:val="28"/>
+          <w:highlight w:val="white"/>
+        </w:rPr>
+        <w:t>";</w:t>
+      </w:r>
+    </w:p>
+    <w:p>
+      <w:pPr>
+        <w:pStyle w:val="a7"/>
+        <w:autoSpaceDE w:val="0"/>
+        <w:autoSpaceDN w:val="0"/>
+        <w:adjustRightInd w:val="0"/>
+        <w:spacing w:after="0" w:line="360" w:lineRule="auto"/>
+        <w:ind w:left="0" w:firstLine="709"/>
+        <w:rPr>
+          <w:rFonts w:cs="Times New Roman"/>
+          <w:color w:val="000000"/>
+          <w:kern w:val="0"/>
+          <w:szCs w:val="28"/>
+          <w:highlight w:val="white"/>
+        </w:rPr>
+      </w:pPr>
+      <w:r>
+        <w:rPr>
+          <w:rFonts w:cs="Times New Roman"/>
+          <w:color w:val="000000"/>
+          <w:kern w:val="0"/>
+          <w:szCs w:val="28"/>
+          <w:highlight w:val="white"/>
+        </w:rPr>
+        <w:t>Список книг</w:t>
       </w:r>
     </w:p>
     <w:p>
@@ -1973,94 +5262,582 @@
           <w:highlight w:val="white"/>
           <w:lang w:val="en-US"/>
         </w:rPr>
-        <w:t>new Book("konek igorek", "igor igorev igorevich", 2021),</w:t>
-      </w:r>
-    </w:p>
-    <w:p>
-      <w:pPr>
-        <w:pStyle w:val="a7"/>
-        <w:autoSpaceDE w:val="0"/>
-        <w:autoSpaceDN w:val="0"/>
-        <w:adjustRightInd w:val="0"/>
-        <w:spacing w:after="0" w:line="360" w:lineRule="auto"/>
-        <w:ind w:left="0" w:firstLine="709"/>
-        <w:rPr>
-          <w:rFonts w:cs="Times New Roman"/>
-          <w:color w:val="000000"/>
-          <w:kern w:val="0"/>
-          <w:szCs w:val="28"/>
-          <w:highlight w:val="white"/>
-          <w:lang w:val="en-US"/>
-        </w:rPr>
-      </w:pPr>
-      <w:r>
-        <w:rPr>
-          <w:rFonts w:cs="Times New Roman"/>
-          <w:color w:val="000000"/>
-          <w:kern w:val="0"/>
-          <w:szCs w:val="28"/>
-          <w:highlight w:val="white"/>
-          <w:lang w:val="en-US"/>
-        </w:rPr>
-        <w:t>new Book("konek ugorek", "igor igorev igorevich", 2020),</w:t>
-      </w:r>
-    </w:p>
-    <w:p>
-      <w:pPr>
-        <w:pStyle w:val="a7"/>
-        <w:autoSpaceDE w:val="0"/>
-        <w:autoSpaceDN w:val="0"/>
-        <w:adjustRightInd w:val="0"/>
-        <w:spacing w:after="0" w:line="360" w:lineRule="auto"/>
-        <w:ind w:left="0" w:firstLine="709"/>
-        <w:rPr>
-          <w:rFonts w:cs="Times New Roman"/>
-          <w:color w:val="000000"/>
-          <w:kern w:val="0"/>
-          <w:szCs w:val="28"/>
-          <w:highlight w:val="white"/>
-          <w:lang w:val="en-US"/>
-        </w:rPr>
-      </w:pPr>
-      <w:r>
-        <w:rPr>
-          <w:rFonts w:cs="Times New Roman"/>
-          <w:color w:val="000000"/>
-          <w:kern w:val="0"/>
-          <w:szCs w:val="28"/>
-          <w:highlight w:val="white"/>
-          <w:lang w:val="en-US"/>
-        </w:rPr>
-        <w:t>new Book("sbornik anekdotov", "oleg igorev igorevich", 2019),</w:t>
-      </w:r>
-    </w:p>
-    <w:p>
-      <w:pPr>
-        <w:pStyle w:val="a7"/>
-        <w:autoSpaceDE w:val="0"/>
-        <w:autoSpaceDN w:val="0"/>
-        <w:adjustRightInd w:val="0"/>
-        <w:spacing w:after="0" w:line="360" w:lineRule="auto"/>
-        <w:ind w:left="0" w:firstLine="709"/>
-        <w:rPr>
-          <w:rFonts w:cs="Times New Roman"/>
-          <w:color w:val="000000"/>
-          <w:kern w:val="0"/>
-          <w:szCs w:val="28"/>
-          <w:highlight w:val="white"/>
-          <w:lang w:val="en-US"/>
-        </w:rPr>
-      </w:pPr>
-      <w:r>
-        <w:rPr>
-          <w:rFonts w:cs="Times New Roman"/>
-          <w:color w:val="000000"/>
-          <w:kern w:val="0"/>
-          <w:szCs w:val="28"/>
-          <w:highlight w:val="white"/>
-          <w:lang w:val="en-US"/>
-        </w:rPr>
-        <w:t>new Book("konek gorbynok", "igor igorev igorevich", 2022)</w:t>
+        <w:t>("</w:t>
+      </w:r>
+      <w:proofErr w:type="spellStart"/>
+      <w:proofErr w:type="gramStart"/>
+      <w:r>
+        <w:rPr>
+          <w:rFonts w:cs="Times New Roman"/>
+          <w:color w:val="000000"/>
+          <w:kern w:val="0"/>
+          <w:szCs w:val="28"/>
+          <w:highlight w:val="white"/>
+          <w:lang w:val="en-US"/>
+        </w:rPr>
+        <w:t>konek</w:t>
+      </w:r>
+      <w:proofErr w:type="spellEnd"/>
+      <w:proofErr w:type="gramEnd"/>
+      <w:r>
+        <w:rPr>
+          <w:rFonts w:cs="Times New Roman"/>
+          <w:color w:val="000000"/>
+          <w:kern w:val="0"/>
+          <w:szCs w:val="28"/>
+          <w:highlight w:val="white"/>
+          <w:lang w:val="en-US"/>
+        </w:rPr>
+        <w:t xml:space="preserve"> </w:t>
+      </w:r>
+      <w:proofErr w:type="spellStart"/>
+      <w:r>
+        <w:rPr>
+          <w:rFonts w:cs="Times New Roman"/>
+          <w:color w:val="000000"/>
+          <w:kern w:val="0"/>
+          <w:szCs w:val="28"/>
+          <w:highlight w:val="white"/>
+          <w:lang w:val="en-US"/>
+        </w:rPr>
+        <w:t>igorek</w:t>
+      </w:r>
+      <w:proofErr w:type="spellEnd"/>
+      <w:r>
+        <w:rPr>
+          <w:rFonts w:cs="Times New Roman"/>
+          <w:color w:val="000000"/>
+          <w:kern w:val="0"/>
+          <w:szCs w:val="28"/>
+          <w:highlight w:val="white"/>
+          <w:lang w:val="en-US"/>
+        </w:rPr>
+        <w:t>", "</w:t>
+      </w:r>
+      <w:proofErr w:type="spellStart"/>
+      <w:r>
+        <w:rPr>
+          <w:rFonts w:cs="Times New Roman"/>
+          <w:color w:val="000000"/>
+          <w:kern w:val="0"/>
+          <w:szCs w:val="28"/>
+          <w:highlight w:val="white"/>
+          <w:lang w:val="en-US"/>
+        </w:rPr>
+        <w:t>igor</w:t>
+      </w:r>
+      <w:proofErr w:type="spellEnd"/>
+      <w:r>
+        <w:rPr>
+          <w:rFonts w:cs="Times New Roman"/>
+          <w:color w:val="000000"/>
+          <w:kern w:val="0"/>
+          <w:szCs w:val="28"/>
+          <w:highlight w:val="white"/>
+          <w:lang w:val="en-US"/>
+        </w:rPr>
+        <w:t xml:space="preserve"> </w:t>
+      </w:r>
+      <w:proofErr w:type="spellStart"/>
+      <w:r>
+        <w:rPr>
+          <w:rFonts w:cs="Times New Roman"/>
+          <w:color w:val="000000"/>
+          <w:kern w:val="0"/>
+          <w:szCs w:val="28"/>
+          <w:highlight w:val="white"/>
+          <w:lang w:val="en-US"/>
+        </w:rPr>
+        <w:t>igorev</w:t>
+      </w:r>
+      <w:proofErr w:type="spellEnd"/>
+      <w:r>
+        <w:rPr>
+          <w:rFonts w:cs="Times New Roman"/>
+          <w:color w:val="000000"/>
+          <w:kern w:val="0"/>
+          <w:szCs w:val="28"/>
+          <w:highlight w:val="white"/>
+          <w:lang w:val="en-US"/>
+        </w:rPr>
+        <w:t xml:space="preserve"> </w:t>
+      </w:r>
+      <w:proofErr w:type="spellStart"/>
+      <w:r>
+        <w:rPr>
+          <w:rFonts w:cs="Times New Roman"/>
+          <w:color w:val="000000"/>
+          <w:kern w:val="0"/>
+          <w:szCs w:val="28"/>
+          <w:highlight w:val="white"/>
+          <w:lang w:val="en-US"/>
+        </w:rPr>
+        <w:t>igorevich</w:t>
+      </w:r>
+      <w:proofErr w:type="spellEnd"/>
+      <w:r>
+        <w:rPr>
+          <w:rFonts w:cs="Times New Roman"/>
+          <w:color w:val="000000"/>
+          <w:kern w:val="0"/>
+          <w:szCs w:val="28"/>
+          <w:highlight w:val="white"/>
+          <w:lang w:val="en-US"/>
+        </w:rPr>
+        <w:t>", 2021),</w:t>
+      </w:r>
+    </w:p>
+    <w:p>
+      <w:pPr>
+        <w:pStyle w:val="a7"/>
+        <w:autoSpaceDE w:val="0"/>
+        <w:autoSpaceDN w:val="0"/>
+        <w:adjustRightInd w:val="0"/>
+        <w:spacing w:after="0" w:line="360" w:lineRule="auto"/>
+        <w:ind w:left="0" w:firstLine="709"/>
+        <w:rPr>
+          <w:rFonts w:cs="Times New Roman"/>
+          <w:color w:val="000000"/>
+          <w:kern w:val="0"/>
+          <w:szCs w:val="28"/>
+          <w:highlight w:val="white"/>
+          <w:lang w:val="en-US"/>
+        </w:rPr>
+      </w:pPr>
+      <w:r>
+        <w:rPr>
+          <w:rFonts w:cs="Times New Roman"/>
+          <w:color w:val="000000"/>
+          <w:kern w:val="0"/>
+          <w:szCs w:val="28"/>
+          <w:highlight w:val="white"/>
+          <w:lang w:val="en-US"/>
+        </w:rPr>
+        <w:t>("</w:t>
+      </w:r>
+      <w:proofErr w:type="spellStart"/>
+      <w:proofErr w:type="gramStart"/>
+      <w:r>
+        <w:rPr>
+          <w:rFonts w:cs="Times New Roman"/>
+          <w:color w:val="000000"/>
+          <w:kern w:val="0"/>
+          <w:szCs w:val="28"/>
+          <w:highlight w:val="white"/>
+          <w:lang w:val="en-US"/>
+        </w:rPr>
+        <w:t>konek</w:t>
+      </w:r>
+      <w:proofErr w:type="spellEnd"/>
+      <w:proofErr w:type="gramEnd"/>
+      <w:r>
+        <w:rPr>
+          <w:rFonts w:cs="Times New Roman"/>
+          <w:color w:val="000000"/>
+          <w:kern w:val="0"/>
+          <w:szCs w:val="28"/>
+          <w:highlight w:val="white"/>
+          <w:lang w:val="en-US"/>
+        </w:rPr>
+        <w:t xml:space="preserve"> </w:t>
+      </w:r>
+      <w:proofErr w:type="spellStart"/>
+      <w:r>
+        <w:rPr>
+          <w:rFonts w:cs="Times New Roman"/>
+          <w:color w:val="000000"/>
+          <w:kern w:val="0"/>
+          <w:szCs w:val="28"/>
+          <w:highlight w:val="white"/>
+          <w:lang w:val="en-US"/>
+        </w:rPr>
+        <w:t>ugorek</w:t>
+      </w:r>
+      <w:proofErr w:type="spellEnd"/>
+      <w:r>
+        <w:rPr>
+          <w:rFonts w:cs="Times New Roman"/>
+          <w:color w:val="000000"/>
+          <w:kern w:val="0"/>
+          <w:szCs w:val="28"/>
+          <w:highlight w:val="white"/>
+          <w:lang w:val="en-US"/>
+        </w:rPr>
+        <w:t>", "</w:t>
+      </w:r>
+      <w:proofErr w:type="spellStart"/>
+      <w:r>
+        <w:rPr>
+          <w:rFonts w:cs="Times New Roman"/>
+          <w:color w:val="000000"/>
+          <w:kern w:val="0"/>
+          <w:szCs w:val="28"/>
+          <w:highlight w:val="white"/>
+          <w:lang w:val="en-US"/>
+        </w:rPr>
+        <w:t>igor</w:t>
+      </w:r>
+      <w:proofErr w:type="spellEnd"/>
+      <w:r>
+        <w:rPr>
+          <w:rFonts w:cs="Times New Roman"/>
+          <w:color w:val="000000"/>
+          <w:kern w:val="0"/>
+          <w:szCs w:val="28"/>
+          <w:highlight w:val="white"/>
+          <w:lang w:val="en-US"/>
+        </w:rPr>
+        <w:t xml:space="preserve"> </w:t>
+      </w:r>
+      <w:proofErr w:type="spellStart"/>
+      <w:r>
+        <w:rPr>
+          <w:rFonts w:cs="Times New Roman"/>
+          <w:color w:val="000000"/>
+          <w:kern w:val="0"/>
+          <w:szCs w:val="28"/>
+          <w:highlight w:val="white"/>
+          <w:lang w:val="en-US"/>
+        </w:rPr>
+        <w:t>igorev</w:t>
+      </w:r>
+      <w:proofErr w:type="spellEnd"/>
+      <w:r>
+        <w:rPr>
+          <w:rFonts w:cs="Times New Roman"/>
+          <w:color w:val="000000"/>
+          <w:kern w:val="0"/>
+          <w:szCs w:val="28"/>
+          <w:highlight w:val="white"/>
+          <w:lang w:val="en-US"/>
+        </w:rPr>
+        <w:t xml:space="preserve"> </w:t>
+      </w:r>
+      <w:proofErr w:type="spellStart"/>
+      <w:r>
+        <w:rPr>
+          <w:rFonts w:cs="Times New Roman"/>
+          <w:color w:val="000000"/>
+          <w:kern w:val="0"/>
+          <w:szCs w:val="28"/>
+          <w:highlight w:val="white"/>
+          <w:lang w:val="en-US"/>
+        </w:rPr>
+        <w:t>igorevich</w:t>
+      </w:r>
+      <w:proofErr w:type="spellEnd"/>
+      <w:r>
+        <w:rPr>
+          <w:rFonts w:cs="Times New Roman"/>
+          <w:color w:val="000000"/>
+          <w:kern w:val="0"/>
+          <w:szCs w:val="28"/>
+          <w:highlight w:val="white"/>
+          <w:lang w:val="en-US"/>
+        </w:rPr>
+        <w:t>", 2020),</w:t>
+      </w:r>
+    </w:p>
+    <w:p>
+      <w:pPr>
+        <w:pStyle w:val="a7"/>
+        <w:autoSpaceDE w:val="0"/>
+        <w:autoSpaceDN w:val="0"/>
+        <w:adjustRightInd w:val="0"/>
+        <w:spacing w:after="0" w:line="360" w:lineRule="auto"/>
+        <w:ind w:left="0" w:firstLine="709"/>
+        <w:rPr>
+          <w:rFonts w:cs="Times New Roman"/>
+          <w:color w:val="000000"/>
+          <w:kern w:val="0"/>
+          <w:szCs w:val="28"/>
+          <w:highlight w:val="white"/>
+          <w:lang w:val="en-US"/>
+        </w:rPr>
+      </w:pPr>
+      <w:r>
+        <w:rPr>
+          <w:rFonts w:cs="Times New Roman"/>
+          <w:color w:val="000000"/>
+          <w:kern w:val="0"/>
+          <w:szCs w:val="28"/>
+          <w:highlight w:val="white"/>
+          <w:lang w:val="en-US"/>
+        </w:rPr>
+        <w:t>("</w:t>
+      </w:r>
+      <w:proofErr w:type="spellStart"/>
+      <w:proofErr w:type="gramStart"/>
+      <w:r>
+        <w:rPr>
+          <w:rFonts w:cs="Times New Roman"/>
+          <w:color w:val="000000"/>
+          <w:kern w:val="0"/>
+          <w:szCs w:val="28"/>
+          <w:highlight w:val="white"/>
+          <w:lang w:val="en-US"/>
+        </w:rPr>
+        <w:t>sbornik</w:t>
+      </w:r>
+      <w:proofErr w:type="spellEnd"/>
+      <w:proofErr w:type="gramEnd"/>
+      <w:r>
+        <w:rPr>
+          <w:rFonts w:cs="Times New Roman"/>
+          <w:color w:val="000000"/>
+          <w:kern w:val="0"/>
+          <w:szCs w:val="28"/>
+          <w:highlight w:val="white"/>
+          <w:lang w:val="en-US"/>
+        </w:rPr>
+        <w:t xml:space="preserve"> </w:t>
+      </w:r>
+      <w:proofErr w:type="spellStart"/>
+      <w:r>
+        <w:rPr>
+          <w:rFonts w:cs="Times New Roman"/>
+          <w:color w:val="000000"/>
+          <w:kern w:val="0"/>
+          <w:szCs w:val="28"/>
+          <w:highlight w:val="white"/>
+          <w:lang w:val="en-US"/>
+        </w:rPr>
+        <w:t>anekdotov</w:t>
+      </w:r>
+      <w:proofErr w:type="spellEnd"/>
+      <w:r>
+        <w:rPr>
+          <w:rFonts w:cs="Times New Roman"/>
+          <w:color w:val="000000"/>
+          <w:kern w:val="0"/>
+          <w:szCs w:val="28"/>
+          <w:highlight w:val="white"/>
+          <w:lang w:val="en-US"/>
+        </w:rPr>
+        <w:t>", "</w:t>
+      </w:r>
+      <w:proofErr w:type="spellStart"/>
+      <w:r>
+        <w:rPr>
+          <w:rFonts w:cs="Times New Roman"/>
+          <w:color w:val="000000"/>
+          <w:kern w:val="0"/>
+          <w:szCs w:val="28"/>
+          <w:highlight w:val="white"/>
+          <w:lang w:val="en-US"/>
+        </w:rPr>
+        <w:t>oleg</w:t>
+      </w:r>
+      <w:proofErr w:type="spellEnd"/>
+      <w:r>
+        <w:rPr>
+          <w:rFonts w:cs="Times New Roman"/>
+          <w:color w:val="000000"/>
+          <w:kern w:val="0"/>
+          <w:szCs w:val="28"/>
+          <w:highlight w:val="white"/>
+          <w:lang w:val="en-US"/>
+        </w:rPr>
+        <w:t xml:space="preserve"> </w:t>
+      </w:r>
+      <w:proofErr w:type="spellStart"/>
+      <w:r>
+        <w:rPr>
+          <w:rFonts w:cs="Times New Roman"/>
+          <w:color w:val="000000"/>
+          <w:kern w:val="0"/>
+          <w:szCs w:val="28"/>
+          <w:highlight w:val="white"/>
+          <w:lang w:val="en-US"/>
+        </w:rPr>
+        <w:t>igorev</w:t>
+      </w:r>
+      <w:proofErr w:type="spellEnd"/>
+      <w:r>
+        <w:rPr>
+          <w:rFonts w:cs="Times New Roman"/>
+          <w:color w:val="000000"/>
+          <w:kern w:val="0"/>
+          <w:szCs w:val="28"/>
+          <w:highlight w:val="white"/>
+          <w:lang w:val="en-US"/>
+        </w:rPr>
+        <w:t xml:space="preserve"> </w:t>
+      </w:r>
+      <w:proofErr w:type="spellStart"/>
+      <w:r>
+        <w:rPr>
+          <w:rFonts w:cs="Times New Roman"/>
+          <w:color w:val="000000"/>
+          <w:kern w:val="0"/>
+          <w:szCs w:val="28"/>
+          <w:highlight w:val="white"/>
+          <w:lang w:val="en-US"/>
+        </w:rPr>
+        <w:t>igorevich</w:t>
+      </w:r>
+      <w:proofErr w:type="spellEnd"/>
+      <w:r>
+        <w:rPr>
+          <w:rFonts w:cs="Times New Roman"/>
+          <w:color w:val="000000"/>
+          <w:kern w:val="0"/>
+          <w:szCs w:val="28"/>
+          <w:highlight w:val="white"/>
+          <w:lang w:val="en-US"/>
+        </w:rPr>
+        <w:t>", 2019),</w:t>
+      </w:r>
+    </w:p>
+    <w:p>
+      <w:pPr>
+        <w:pStyle w:val="a7"/>
+        <w:autoSpaceDE w:val="0"/>
+        <w:autoSpaceDN w:val="0"/>
+        <w:adjustRightInd w:val="0"/>
+        <w:spacing w:after="0" w:line="360" w:lineRule="auto"/>
+        <w:ind w:left="0" w:firstLine="709"/>
+        <w:rPr>
+          <w:rFonts w:cs="Times New Roman"/>
+          <w:color w:val="000000"/>
+          <w:kern w:val="0"/>
+          <w:szCs w:val="28"/>
+          <w:highlight w:val="white"/>
+          <w:lang w:val="en-US"/>
+        </w:rPr>
+      </w:pPr>
+      <w:r>
+        <w:rPr>
+          <w:rFonts w:cs="Times New Roman"/>
+          <w:color w:val="000000"/>
+          <w:kern w:val="0"/>
+          <w:szCs w:val="28"/>
+          <w:highlight w:val="white"/>
+          <w:lang w:val="en-US"/>
+        </w:rPr>
+        <w:t>("</w:t>
+      </w:r>
+      <w:proofErr w:type="spellStart"/>
+      <w:proofErr w:type="gramStart"/>
+      <w:r>
+        <w:rPr>
+          <w:rFonts w:cs="Times New Roman"/>
+          <w:color w:val="000000"/>
+          <w:kern w:val="0"/>
+          <w:szCs w:val="28"/>
+          <w:highlight w:val="white"/>
+          <w:lang w:val="en-US"/>
+        </w:rPr>
+        <w:t>konek</w:t>
+      </w:r>
+      <w:proofErr w:type="spellEnd"/>
+      <w:proofErr w:type="gramEnd"/>
+      <w:r>
+        <w:rPr>
+          <w:rFonts w:cs="Times New Roman"/>
+          <w:color w:val="000000"/>
+          <w:kern w:val="0"/>
+          <w:szCs w:val="28"/>
+          <w:highlight w:val="white"/>
+          <w:lang w:val="en-US"/>
+        </w:rPr>
+        <w:t xml:space="preserve"> </w:t>
+      </w:r>
+      <w:proofErr w:type="spellStart"/>
+      <w:r>
+        <w:rPr>
+          <w:rFonts w:cs="Times New Roman"/>
+          <w:color w:val="000000"/>
+          <w:kern w:val="0"/>
+          <w:szCs w:val="28"/>
+          <w:highlight w:val="white"/>
+          <w:lang w:val="en-US"/>
+        </w:rPr>
+        <w:t>gorbynok</w:t>
+      </w:r>
+      <w:proofErr w:type="spellEnd"/>
+      <w:r>
+        <w:rPr>
+          <w:rFonts w:cs="Times New Roman"/>
+          <w:color w:val="000000"/>
+          <w:kern w:val="0"/>
+          <w:szCs w:val="28"/>
+          <w:highlight w:val="white"/>
+          <w:lang w:val="en-US"/>
+        </w:rPr>
+        <w:t>", "</w:t>
+      </w:r>
+      <w:proofErr w:type="spellStart"/>
+      <w:r>
+        <w:rPr>
+          <w:rFonts w:cs="Times New Roman"/>
+          <w:color w:val="000000"/>
+          <w:kern w:val="0"/>
+          <w:szCs w:val="28"/>
+          <w:highlight w:val="white"/>
+          <w:lang w:val="en-US"/>
+        </w:rPr>
+        <w:t>igor</w:t>
+      </w:r>
+      <w:proofErr w:type="spellEnd"/>
+      <w:r>
+        <w:rPr>
+          <w:rFonts w:cs="Times New Roman"/>
+          <w:color w:val="000000"/>
+          <w:kern w:val="0"/>
+          <w:szCs w:val="28"/>
+          <w:highlight w:val="white"/>
+          <w:lang w:val="en-US"/>
+        </w:rPr>
+        <w:t xml:space="preserve"> </w:t>
+      </w:r>
+      <w:proofErr w:type="spellStart"/>
+      <w:r>
+        <w:rPr>
+          <w:rFonts w:cs="Times New Roman"/>
+          <w:color w:val="000000"/>
+          <w:kern w:val="0"/>
+          <w:szCs w:val="28"/>
+          <w:highlight w:val="white"/>
+          <w:lang w:val="en-US"/>
+        </w:rPr>
+        <w:t>igorev</w:t>
+      </w:r>
+      <w:proofErr w:type="spellEnd"/>
+      <w:r>
+        <w:rPr>
+          <w:rFonts w:cs="Times New Roman"/>
+          <w:color w:val="000000"/>
+          <w:kern w:val="0"/>
+          <w:szCs w:val="28"/>
+          <w:highlight w:val="white"/>
+          <w:lang w:val="en-US"/>
+        </w:rPr>
+        <w:t xml:space="preserve"> </w:t>
+      </w:r>
+      <w:proofErr w:type="spellStart"/>
+      <w:r>
+        <w:rPr>
+          <w:rFonts w:cs="Times New Roman"/>
+          <w:color w:val="000000"/>
+          <w:kern w:val="0"/>
+          <w:szCs w:val="28"/>
+          <w:highlight w:val="white"/>
+          <w:lang w:val="en-US"/>
+        </w:rPr>
+        <w:t>igorevich</w:t>
+      </w:r>
+      <w:proofErr w:type="spellEnd"/>
+      <w:r>
+        <w:rPr>
+          <w:rFonts w:cs="Times New Roman"/>
+          <w:color w:val="000000"/>
+          <w:kern w:val="0"/>
+          <w:szCs w:val="28"/>
+          <w:highlight w:val="white"/>
+          <w:lang w:val="en-US"/>
+        </w:rPr>
+        <w:t>", 2022)</w:t>
       </w:r>
     </w:p>
     <w:p>
@@ -2166,19 +5943,17 @@
           <w:kern w:val="0"/>
           <w:szCs w:val="28"/>
           <w:highlight w:val="white"/>
-          <w:lang w:val="en-US"/>
-        </w:rPr>
-      </w:pPr>
-      <w:r>
-        <w:rPr>
-          <w:rFonts w:cs="Times New Roman"/>
-          <w:color w:val="000000"/>
-          <w:kern w:val="0"/>
-          <w:szCs w:val="28"/>
-          <w:highlight w:val="white"/>
-          <w:lang w:val="en-US"/>
-        </w:rPr>
-        <w:t>List&lt;Book&gt; excepted = new List&lt;Book&gt;</w:t>
+        </w:rPr>
+      </w:pPr>
+      <w:r>
+        <w:rPr>
+          <w:rFonts w:cs="Times New Roman"/>
+          <w:color w:val="000000"/>
+          <w:kern w:val="0"/>
+          <w:szCs w:val="28"/>
+          <w:highlight w:val="white"/>
+        </w:rPr>
+        <w:t>Список книг</w:t>
       </w:r>
     </w:p>
     <w:p>
@@ -2236,744 +6011,583 @@
           <w:highlight w:val="white"/>
           <w:lang w:val="en-US"/>
         </w:rPr>
-        <w:t>new Book("sbornik anekdotov", "oleg igorev igorevich", 2019)</w:t>
-      </w:r>
-    </w:p>
-    <w:p>
-      <w:pPr>
-        <w:pStyle w:val="a7"/>
-        <w:autoSpaceDE w:val="0"/>
-        <w:autoSpaceDN w:val="0"/>
-        <w:adjustRightInd w:val="0"/>
-        <w:spacing w:after="0" w:line="360" w:lineRule="auto"/>
-        <w:ind w:left="0" w:firstLine="709"/>
-        <w:rPr>
-          <w:rFonts w:cs="Times New Roman"/>
-          <w:color w:val="000000"/>
-          <w:kern w:val="0"/>
-          <w:szCs w:val="28"/>
-          <w:highlight w:val="white"/>
-          <w:lang w:val="en-US"/>
-        </w:rPr>
-      </w:pPr>
-      <w:r>
-        <w:rPr>
-          <w:rFonts w:cs="Times New Roman"/>
-          <w:color w:val="000000"/>
-          <w:kern w:val="0"/>
-          <w:szCs w:val="28"/>
-          <w:highlight w:val="white"/>
-          <w:lang w:val="en-US"/>
-        </w:rPr>
-        <w:t>};</w:t>
-      </w:r>
-    </w:p>
-    <w:p>
-      <w:pPr>
-        <w:pStyle w:val="a7"/>
-        <w:autoSpaceDE w:val="0"/>
-        <w:autoSpaceDN w:val="0"/>
-        <w:adjustRightInd w:val="0"/>
-        <w:spacing w:after="0" w:line="360" w:lineRule="auto"/>
-        <w:ind w:left="0" w:firstLine="709"/>
-        <w:rPr>
-          <w:rFonts w:cs="Times New Roman"/>
-          <w:color w:val="000000"/>
-          <w:kern w:val="0"/>
-          <w:szCs w:val="28"/>
-          <w:highlight w:val="white"/>
-          <w:lang w:val="en-US"/>
-        </w:rPr>
-      </w:pPr>
-    </w:p>
-    <w:p>
-      <w:pPr>
-        <w:pStyle w:val="a7"/>
-        <w:autoSpaceDE w:val="0"/>
-        <w:autoSpaceDN w:val="0"/>
-        <w:adjustRightInd w:val="0"/>
-        <w:spacing w:after="0" w:line="360" w:lineRule="auto"/>
-        <w:ind w:left="0" w:firstLine="709"/>
-        <w:rPr>
-          <w:rFonts w:cs="Times New Roman"/>
-          <w:color w:val="000000"/>
-          <w:kern w:val="0"/>
-          <w:szCs w:val="28"/>
-          <w:highlight w:val="white"/>
-          <w:lang w:val="en-US"/>
-        </w:rPr>
-      </w:pPr>
-      <w:r>
-        <w:rPr>
-          <w:rFonts w:cs="Times New Roman"/>
-          <w:color w:val="000000"/>
-          <w:kern w:val="0"/>
-          <w:szCs w:val="28"/>
-          <w:highlight w:val="white"/>
-          <w:lang w:val="en-US"/>
-        </w:rPr>
-        <w:t>OutputBooksTest()</w:t>
-      </w:r>
-    </w:p>
-    <w:p>
-      <w:pPr>
-        <w:pStyle w:val="a7"/>
-        <w:autoSpaceDE w:val="0"/>
-        <w:autoSpaceDN w:val="0"/>
-        <w:adjustRightInd w:val="0"/>
-        <w:spacing w:after="0" w:line="360" w:lineRule="auto"/>
-        <w:ind w:left="0" w:firstLine="709"/>
-        <w:rPr>
-          <w:rFonts w:cs="Times New Roman"/>
-          <w:color w:val="000000"/>
-          <w:kern w:val="0"/>
-          <w:szCs w:val="28"/>
-          <w:highlight w:val="white"/>
-        </w:rPr>
-      </w:pPr>
-      <w:r>
-        <w:rPr>
-          <w:rFonts w:cs="Times New Roman"/>
-          <w:color w:val="000000"/>
-          <w:kern w:val="0"/>
-          <w:szCs w:val="28"/>
-          <w:highlight w:val="white"/>
-        </w:rPr>
-        <w:t>Шаги:</w:t>
-      </w:r>
-    </w:p>
-    <w:p>
-      <w:pPr>
-        <w:pStyle w:val="a7"/>
-        <w:autoSpaceDE w:val="0"/>
-        <w:autoSpaceDN w:val="0"/>
-        <w:adjustRightInd w:val="0"/>
-        <w:spacing w:after="0" w:line="360" w:lineRule="auto"/>
-        <w:ind w:left="0" w:firstLine="709"/>
-        <w:rPr>
-          <w:rFonts w:cs="Times New Roman"/>
-          <w:color w:val="000000"/>
-          <w:kern w:val="0"/>
-          <w:szCs w:val="28"/>
-          <w:highlight w:val="white"/>
-        </w:rPr>
-      </w:pPr>
-      <w:r>
-        <w:rPr>
-          <w:rFonts w:cs="Times New Roman"/>
-          <w:color w:val="000000"/>
-          <w:kern w:val="0"/>
-          <w:szCs w:val="28"/>
-          <w:highlight w:val="white"/>
-        </w:rPr>
-        <w:t>Ввод исходных данных</w:t>
-      </w:r>
-    </w:p>
-    <w:p>
-      <w:pPr>
-        <w:pStyle w:val="a7"/>
-        <w:autoSpaceDE w:val="0"/>
-        <w:autoSpaceDN w:val="0"/>
-        <w:adjustRightInd w:val="0"/>
-        <w:spacing w:after="0" w:line="360" w:lineRule="auto"/>
-        <w:ind w:left="0" w:firstLine="709"/>
-        <w:rPr>
-          <w:rFonts w:cs="Times New Roman"/>
-          <w:color w:val="000000"/>
-          <w:kern w:val="0"/>
-          <w:szCs w:val="28"/>
-          <w:highlight w:val="white"/>
-        </w:rPr>
-      </w:pPr>
-      <w:r>
-        <w:rPr>
-          <w:rFonts w:cs="Times New Roman"/>
-          <w:color w:val="000000"/>
-          <w:kern w:val="0"/>
-          <w:szCs w:val="28"/>
-          <w:highlight w:val="white"/>
-        </w:rPr>
-        <w:t>Ввод ожидаемых результатов</w:t>
-      </w:r>
-    </w:p>
-    <w:p>
-      <w:pPr>
-        <w:pStyle w:val="a7"/>
-        <w:autoSpaceDE w:val="0"/>
-        <w:autoSpaceDN w:val="0"/>
-        <w:adjustRightInd w:val="0"/>
-        <w:spacing w:after="0" w:line="360" w:lineRule="auto"/>
-        <w:ind w:left="0" w:firstLine="709"/>
-        <w:rPr>
-          <w:rFonts w:cs="Times New Roman"/>
-          <w:color w:val="000000"/>
-          <w:kern w:val="0"/>
-          <w:szCs w:val="28"/>
-          <w:highlight w:val="white"/>
-        </w:rPr>
-      </w:pPr>
-      <w:r>
-        <w:rPr>
-          <w:rFonts w:cs="Times New Roman"/>
-          <w:color w:val="000000"/>
-          <w:kern w:val="0"/>
-          <w:szCs w:val="28"/>
-          <w:highlight w:val="white"/>
-        </w:rPr>
-        <w:t>Использование метода</w:t>
-      </w:r>
-    </w:p>
-    <w:p>
-      <w:pPr>
-        <w:pStyle w:val="a7"/>
-        <w:autoSpaceDE w:val="0"/>
-        <w:autoSpaceDN w:val="0"/>
-        <w:adjustRightInd w:val="0"/>
-        <w:spacing w:after="0" w:line="360" w:lineRule="auto"/>
-        <w:ind w:left="0" w:firstLine="709"/>
-        <w:rPr>
-          <w:rFonts w:cs="Times New Roman"/>
-          <w:color w:val="000000"/>
-          <w:kern w:val="0"/>
-          <w:szCs w:val="28"/>
-          <w:highlight w:val="white"/>
-        </w:rPr>
-      </w:pPr>
-      <w:r>
-        <w:rPr>
-          <w:rFonts w:cs="Times New Roman"/>
-          <w:color w:val="000000"/>
-          <w:kern w:val="0"/>
-          <w:szCs w:val="28"/>
-          <w:highlight w:val="white"/>
-        </w:rPr>
-        <w:t>Сравнение ожидаемого результата с актуальным.</w:t>
-      </w:r>
-    </w:p>
-    <w:p>
-      <w:pPr>
-        <w:pStyle w:val="a7"/>
-        <w:autoSpaceDE w:val="0"/>
-        <w:autoSpaceDN w:val="0"/>
-        <w:adjustRightInd w:val="0"/>
-        <w:spacing w:after="0" w:line="360" w:lineRule="auto"/>
-        <w:ind w:left="0" w:firstLine="709"/>
-        <w:rPr>
-          <w:rFonts w:cs="Times New Roman"/>
-          <w:color w:val="000000"/>
-          <w:kern w:val="0"/>
-          <w:szCs w:val="28"/>
-          <w:highlight w:val="white"/>
-          <w:lang w:val="en-US"/>
-        </w:rPr>
-      </w:pPr>
-      <w:r>
-        <w:rPr>
-          <w:rFonts w:cs="Times New Roman"/>
-          <w:color w:val="000000"/>
-          <w:kern w:val="0"/>
-          <w:szCs w:val="28"/>
-          <w:highlight w:val="white"/>
-        </w:rPr>
-        <w:t>Исходные</w:t>
-      </w:r>
-      <w:r>
-        <w:rPr>
-          <w:rFonts w:cs="Times New Roman"/>
-          <w:color w:val="000000"/>
-          <w:kern w:val="0"/>
-          <w:szCs w:val="28"/>
-          <w:highlight w:val="white"/>
-          <w:lang w:val="en-US"/>
-        </w:rPr>
-        <w:t xml:space="preserve"> </w:t>
-      </w:r>
-      <w:r>
-        <w:rPr>
-          <w:rFonts w:cs="Times New Roman"/>
-          <w:color w:val="000000"/>
-          <w:kern w:val="0"/>
-          <w:szCs w:val="28"/>
-          <w:highlight w:val="white"/>
-        </w:rPr>
-        <w:t>данные</w:t>
-      </w:r>
-      <w:r>
-        <w:rPr>
-          <w:rFonts w:cs="Times New Roman"/>
-          <w:color w:val="000000"/>
-          <w:kern w:val="0"/>
-          <w:szCs w:val="28"/>
-          <w:highlight w:val="white"/>
-          <w:lang w:val="en-US"/>
-        </w:rPr>
-        <w:t>:</w:t>
-      </w:r>
-    </w:p>
-    <w:p>
-      <w:pPr>
-        <w:pStyle w:val="a7"/>
-        <w:autoSpaceDE w:val="0"/>
-        <w:autoSpaceDN w:val="0"/>
-        <w:adjustRightInd w:val="0"/>
-        <w:spacing w:after="0" w:line="360" w:lineRule="auto"/>
-        <w:ind w:left="0" w:firstLine="709"/>
-        <w:rPr>
-          <w:rFonts w:cs="Times New Roman"/>
-          <w:color w:val="000000"/>
-          <w:kern w:val="0"/>
-          <w:szCs w:val="28"/>
-          <w:highlight w:val="white"/>
-          <w:lang w:val="en-US"/>
-        </w:rPr>
-      </w:pPr>
-      <w:r>
-        <w:rPr>
-          <w:rFonts w:cs="Times New Roman"/>
-          <w:color w:val="000000"/>
-          <w:kern w:val="0"/>
-          <w:szCs w:val="28"/>
-          <w:highlight w:val="white"/>
-          <w:lang w:val="en-US"/>
-        </w:rPr>
-        <w:t>string name = "biblioteka gorkogo";</w:t>
-      </w:r>
-    </w:p>
-    <w:p>
-      <w:pPr>
-        <w:pStyle w:val="a7"/>
-        <w:autoSpaceDE w:val="0"/>
-        <w:autoSpaceDN w:val="0"/>
-        <w:adjustRightInd w:val="0"/>
-        <w:spacing w:after="0" w:line="360" w:lineRule="auto"/>
-        <w:ind w:left="0" w:firstLine="709"/>
-        <w:rPr>
-          <w:rFonts w:cs="Times New Roman"/>
-          <w:color w:val="000000"/>
-          <w:kern w:val="0"/>
-          <w:szCs w:val="28"/>
-          <w:highlight w:val="white"/>
-          <w:lang w:val="en-US"/>
-        </w:rPr>
-      </w:pPr>
-      <w:r>
-        <w:rPr>
-          <w:rFonts w:cs="Times New Roman"/>
-          <w:color w:val="000000"/>
-          <w:kern w:val="0"/>
-          <w:szCs w:val="28"/>
-          <w:highlight w:val="white"/>
-          <w:lang w:val="en-US"/>
-        </w:rPr>
-        <w:t>List&lt;Book&gt; books = new List&lt;Book&gt;</w:t>
-      </w:r>
-    </w:p>
-    <w:p>
-      <w:pPr>
-        <w:pStyle w:val="a7"/>
-        <w:autoSpaceDE w:val="0"/>
-        <w:autoSpaceDN w:val="0"/>
-        <w:adjustRightInd w:val="0"/>
-        <w:spacing w:after="0" w:line="360" w:lineRule="auto"/>
-        <w:ind w:left="0" w:firstLine="709"/>
-        <w:rPr>
-          <w:rFonts w:cs="Times New Roman"/>
-          <w:color w:val="000000"/>
-          <w:kern w:val="0"/>
-          <w:szCs w:val="28"/>
-          <w:highlight w:val="white"/>
-          <w:lang w:val="en-US"/>
-        </w:rPr>
-      </w:pPr>
-      <w:r>
-        <w:rPr>
-          <w:rFonts w:cs="Times New Roman"/>
-          <w:color w:val="000000"/>
-          <w:kern w:val="0"/>
-          <w:szCs w:val="28"/>
-          <w:highlight w:val="white"/>
-          <w:lang w:val="en-US"/>
-        </w:rPr>
-        <w:t>{</w:t>
-      </w:r>
-    </w:p>
-    <w:p>
-      <w:pPr>
-        <w:pStyle w:val="a7"/>
-        <w:autoSpaceDE w:val="0"/>
-        <w:autoSpaceDN w:val="0"/>
-        <w:adjustRightInd w:val="0"/>
-        <w:spacing w:after="0" w:line="360" w:lineRule="auto"/>
-        <w:ind w:left="0" w:firstLine="709"/>
-        <w:rPr>
-          <w:rFonts w:cs="Times New Roman"/>
-          <w:color w:val="000000"/>
-          <w:kern w:val="0"/>
-          <w:szCs w:val="28"/>
-          <w:highlight w:val="white"/>
-          <w:lang w:val="en-US"/>
-        </w:rPr>
-      </w:pPr>
-      <w:r>
-        <w:rPr>
-          <w:rFonts w:cs="Times New Roman"/>
-          <w:color w:val="000000"/>
-          <w:kern w:val="0"/>
-          <w:szCs w:val="28"/>
-          <w:highlight w:val="white"/>
-          <w:lang w:val="en-US"/>
-        </w:rPr>
-        <w:t>new Book("konek igorek", "igor igorev igorevich", 2021),</w:t>
-      </w:r>
-    </w:p>
-    <w:p>
-      <w:pPr>
-        <w:pStyle w:val="a7"/>
-        <w:autoSpaceDE w:val="0"/>
-        <w:autoSpaceDN w:val="0"/>
-        <w:adjustRightInd w:val="0"/>
-        <w:spacing w:after="0" w:line="360" w:lineRule="auto"/>
-        <w:ind w:left="0" w:firstLine="709"/>
-        <w:rPr>
-          <w:rFonts w:cs="Times New Roman"/>
-          <w:color w:val="000000"/>
-          <w:kern w:val="0"/>
-          <w:szCs w:val="28"/>
-          <w:highlight w:val="white"/>
-          <w:lang w:val="en-US"/>
-        </w:rPr>
-      </w:pPr>
-      <w:r>
-        <w:rPr>
-          <w:rFonts w:cs="Times New Roman"/>
-          <w:color w:val="000000"/>
-          <w:kern w:val="0"/>
-          <w:szCs w:val="28"/>
-          <w:highlight w:val="white"/>
-          <w:lang w:val="en-US"/>
-        </w:rPr>
-        <w:t>new Book("konek ugorek", "igor igorev igorevich", 2020),</w:t>
-      </w:r>
-    </w:p>
-    <w:p>
-      <w:pPr>
-        <w:pStyle w:val="a7"/>
-        <w:autoSpaceDE w:val="0"/>
-        <w:autoSpaceDN w:val="0"/>
-        <w:adjustRightInd w:val="0"/>
-        <w:spacing w:after="0" w:line="360" w:lineRule="auto"/>
-        <w:ind w:left="0" w:firstLine="709"/>
-        <w:rPr>
-          <w:rFonts w:cs="Times New Roman"/>
-          <w:color w:val="000000"/>
-          <w:kern w:val="0"/>
-          <w:szCs w:val="28"/>
-          <w:highlight w:val="white"/>
-          <w:lang w:val="en-US"/>
-        </w:rPr>
-      </w:pPr>
-      <w:r>
-        <w:rPr>
-          <w:rFonts w:cs="Times New Roman"/>
-          <w:color w:val="000000"/>
-          <w:kern w:val="0"/>
-          <w:szCs w:val="28"/>
-          <w:highlight w:val="white"/>
-          <w:lang w:val="en-US"/>
-        </w:rPr>
-        <w:t>new Book("sbornik anekdotov", "oleg igorev igorevich", 2019),</w:t>
-      </w:r>
-    </w:p>
-    <w:p>
-      <w:pPr>
-        <w:pStyle w:val="a7"/>
-        <w:autoSpaceDE w:val="0"/>
-        <w:autoSpaceDN w:val="0"/>
-        <w:adjustRightInd w:val="0"/>
-        <w:spacing w:after="0" w:line="360" w:lineRule="auto"/>
-        <w:ind w:left="0" w:firstLine="709"/>
-        <w:rPr>
-          <w:rFonts w:cs="Times New Roman"/>
-          <w:color w:val="000000"/>
-          <w:kern w:val="0"/>
-          <w:szCs w:val="28"/>
-          <w:highlight w:val="white"/>
-          <w:lang w:val="en-US"/>
-        </w:rPr>
-      </w:pPr>
-      <w:r>
-        <w:rPr>
-          <w:rFonts w:cs="Times New Roman"/>
-          <w:color w:val="000000"/>
-          <w:kern w:val="0"/>
-          <w:szCs w:val="28"/>
-          <w:highlight w:val="white"/>
-          <w:lang w:val="en-US"/>
-        </w:rPr>
-        <w:t>new Book("konek gorbynok", "igor igorev igorevich", 2022)</w:t>
-      </w:r>
-    </w:p>
-    <w:p>
-      <w:pPr>
-        <w:pStyle w:val="a7"/>
-        <w:autoSpaceDE w:val="0"/>
-        <w:autoSpaceDN w:val="0"/>
-        <w:adjustRightInd w:val="0"/>
-        <w:spacing w:after="0" w:line="360" w:lineRule="auto"/>
-        <w:ind w:left="0" w:firstLine="709"/>
-        <w:rPr>
-          <w:rFonts w:cs="Times New Roman"/>
-          <w:color w:val="000000"/>
-          <w:kern w:val="0"/>
-          <w:szCs w:val="28"/>
-          <w:highlight w:val="white"/>
-          <w:lang w:val="en-US"/>
-        </w:rPr>
-      </w:pPr>
-      <w:r>
-        <w:rPr>
-          <w:rFonts w:cs="Times New Roman"/>
-          <w:color w:val="000000"/>
-          <w:kern w:val="0"/>
-          <w:szCs w:val="28"/>
-          <w:highlight w:val="white"/>
-          <w:lang w:val="en-US"/>
-        </w:rPr>
-        <w:t>};</w:t>
-      </w:r>
-    </w:p>
-    <w:p>
-      <w:pPr>
-        <w:pStyle w:val="a7"/>
-        <w:autoSpaceDE w:val="0"/>
-        <w:autoSpaceDN w:val="0"/>
-        <w:adjustRightInd w:val="0"/>
-        <w:spacing w:after="0" w:line="360" w:lineRule="auto"/>
-        <w:ind w:left="0" w:firstLine="709"/>
-        <w:rPr>
-          <w:rFonts w:cs="Times New Roman"/>
-          <w:color w:val="000000"/>
-          <w:kern w:val="0"/>
-          <w:szCs w:val="28"/>
-          <w:highlight w:val="white"/>
-          <w:lang w:val="en-US"/>
-        </w:rPr>
-      </w:pPr>
-      <w:r>
-        <w:rPr>
-          <w:rFonts w:cs="Times New Roman"/>
-          <w:color w:val="000000"/>
-          <w:kern w:val="0"/>
-          <w:szCs w:val="28"/>
-          <w:highlight w:val="white"/>
-        </w:rPr>
-        <w:t>Ожидаемые</w:t>
-      </w:r>
-      <w:r>
-        <w:rPr>
-          <w:rFonts w:cs="Times New Roman"/>
-          <w:color w:val="000000"/>
-          <w:kern w:val="0"/>
-          <w:szCs w:val="28"/>
-          <w:highlight w:val="white"/>
-          <w:lang w:val="en-US"/>
-        </w:rPr>
-        <w:t xml:space="preserve"> </w:t>
-      </w:r>
-      <w:r>
-        <w:rPr>
-          <w:rFonts w:cs="Times New Roman"/>
-          <w:color w:val="000000"/>
-          <w:kern w:val="0"/>
-          <w:szCs w:val="28"/>
-          <w:highlight w:val="white"/>
-        </w:rPr>
-        <w:t>результаты</w:t>
-      </w:r>
-      <w:r>
-        <w:rPr>
-          <w:rFonts w:cs="Times New Roman"/>
-          <w:color w:val="000000"/>
-          <w:kern w:val="0"/>
-          <w:szCs w:val="28"/>
-          <w:highlight w:val="white"/>
-          <w:lang w:val="en-US"/>
-        </w:rPr>
-        <w:t>:</w:t>
-      </w:r>
-    </w:p>
-    <w:p>
-      <w:pPr>
-        <w:pStyle w:val="a7"/>
-        <w:autoSpaceDE w:val="0"/>
-        <w:autoSpaceDN w:val="0"/>
-        <w:adjustRightInd w:val="0"/>
-        <w:spacing w:after="0" w:line="360" w:lineRule="auto"/>
-        <w:ind w:left="0" w:firstLine="709"/>
-        <w:rPr>
-          <w:rFonts w:cs="Times New Roman"/>
-          <w:color w:val="000000"/>
-          <w:kern w:val="0"/>
-          <w:szCs w:val="28"/>
-          <w:highlight w:val="white"/>
-          <w:lang w:val="en-US"/>
-        </w:rPr>
-      </w:pPr>
-      <w:r>
-        <w:rPr>
-          <w:rFonts w:cs="Times New Roman"/>
-          <w:color w:val="000000"/>
-          <w:kern w:val="0"/>
-          <w:szCs w:val="28"/>
-          <w:highlight w:val="white"/>
-          <w:lang w:val="en-US"/>
-        </w:rPr>
-        <w:t>List&lt;Book&gt; excepted = new List&lt;Book&gt;</w:t>
-      </w:r>
-    </w:p>
-    <w:p>
-      <w:pPr>
-        <w:pStyle w:val="a7"/>
-        <w:autoSpaceDE w:val="0"/>
-        <w:autoSpaceDN w:val="0"/>
-        <w:adjustRightInd w:val="0"/>
-        <w:spacing w:after="0" w:line="360" w:lineRule="auto"/>
-        <w:ind w:left="0" w:firstLine="709"/>
-        <w:rPr>
-          <w:rFonts w:cs="Times New Roman"/>
-          <w:color w:val="000000"/>
-          <w:kern w:val="0"/>
-          <w:szCs w:val="28"/>
-          <w:highlight w:val="white"/>
-          <w:lang w:val="en-US"/>
-        </w:rPr>
-      </w:pPr>
-      <w:r>
-        <w:rPr>
-          <w:rFonts w:cs="Times New Roman"/>
-          <w:color w:val="000000"/>
-          <w:kern w:val="0"/>
-          <w:szCs w:val="28"/>
-          <w:highlight w:val="white"/>
-          <w:lang w:val="en-US"/>
-        </w:rPr>
-        <w:t>{</w:t>
-      </w:r>
-    </w:p>
-    <w:p>
-      <w:pPr>
-        <w:pStyle w:val="a7"/>
-        <w:autoSpaceDE w:val="0"/>
-        <w:autoSpaceDN w:val="0"/>
-        <w:adjustRightInd w:val="0"/>
-        <w:spacing w:after="0" w:line="360" w:lineRule="auto"/>
-        <w:ind w:left="0" w:firstLine="709"/>
-        <w:rPr>
-          <w:rFonts w:cs="Times New Roman"/>
-          <w:color w:val="000000"/>
-          <w:kern w:val="0"/>
-          <w:szCs w:val="28"/>
-          <w:highlight w:val="white"/>
-          <w:lang w:val="en-US"/>
-        </w:rPr>
-      </w:pPr>
-      <w:r>
-        <w:rPr>
-          <w:rFonts w:cs="Times New Roman"/>
-          <w:color w:val="000000"/>
-          <w:kern w:val="0"/>
-          <w:szCs w:val="28"/>
-          <w:highlight w:val="white"/>
-          <w:lang w:val="en-US"/>
-        </w:rPr>
-        <w:t>new Book("konek igorek", "igor igorev igorevich", 2021),</w:t>
-      </w:r>
-    </w:p>
-    <w:p>
-      <w:pPr>
-        <w:pStyle w:val="a7"/>
-        <w:autoSpaceDE w:val="0"/>
-        <w:autoSpaceDN w:val="0"/>
-        <w:adjustRightInd w:val="0"/>
-        <w:spacing w:after="0" w:line="360" w:lineRule="auto"/>
-        <w:ind w:left="0" w:firstLine="709"/>
-        <w:rPr>
-          <w:rFonts w:cs="Times New Roman"/>
-          <w:color w:val="000000"/>
-          <w:kern w:val="0"/>
-          <w:szCs w:val="28"/>
-          <w:highlight w:val="white"/>
-          <w:lang w:val="en-US"/>
-        </w:rPr>
-      </w:pPr>
-      <w:r>
-        <w:rPr>
-          <w:rFonts w:cs="Times New Roman"/>
-          <w:color w:val="000000"/>
-          <w:kern w:val="0"/>
-          <w:szCs w:val="28"/>
-          <w:highlight w:val="white"/>
-          <w:lang w:val="en-US"/>
-        </w:rPr>
-        <w:t>new Book("konek ugorek", "igor igorev igorevich", 2020),</w:t>
-      </w:r>
-    </w:p>
-    <w:p>
-      <w:pPr>
-        <w:pStyle w:val="a7"/>
-        <w:autoSpaceDE w:val="0"/>
-        <w:autoSpaceDN w:val="0"/>
-        <w:adjustRightInd w:val="0"/>
-        <w:spacing w:after="0" w:line="360" w:lineRule="auto"/>
-        <w:ind w:left="0" w:firstLine="709"/>
-        <w:rPr>
-          <w:rFonts w:cs="Times New Roman"/>
-          <w:color w:val="000000"/>
-          <w:kern w:val="0"/>
-          <w:szCs w:val="28"/>
-          <w:highlight w:val="white"/>
-          <w:lang w:val="en-US"/>
-        </w:rPr>
-      </w:pPr>
-      <w:r>
-        <w:rPr>
-          <w:rFonts w:cs="Times New Roman"/>
-          <w:color w:val="000000"/>
-          <w:kern w:val="0"/>
-          <w:szCs w:val="28"/>
-          <w:highlight w:val="white"/>
-          <w:lang w:val="en-US"/>
-        </w:rPr>
-        <w:t>new Book("sbornik anekdotov", "oleg igorev igorevich", 2019),</w:t>
-      </w:r>
-    </w:p>
-    <w:p>
-      <w:pPr>
-        <w:pStyle w:val="a7"/>
-        <w:autoSpaceDE w:val="0"/>
-        <w:autoSpaceDN w:val="0"/>
-        <w:adjustRightInd w:val="0"/>
-        <w:spacing w:after="0" w:line="360" w:lineRule="auto"/>
-        <w:ind w:left="0" w:firstLine="709"/>
-        <w:rPr>
-          <w:rFonts w:cs="Times New Roman"/>
-          <w:color w:val="000000"/>
-          <w:kern w:val="0"/>
-          <w:szCs w:val="28"/>
-          <w:highlight w:val="white"/>
-          <w:lang w:val="en-US"/>
-        </w:rPr>
-      </w:pPr>
-      <w:r>
-        <w:rPr>
-          <w:rFonts w:cs="Times New Roman"/>
-          <w:color w:val="000000"/>
-          <w:kern w:val="0"/>
-          <w:szCs w:val="28"/>
-          <w:highlight w:val="white"/>
-          <w:lang w:val="en-US"/>
-        </w:rPr>
-        <w:t>new Book("konek gorbynok", "igor igorev igorevich", 2022)</w:t>
+        <w:lastRenderedPageBreak/>
+        <w:t>("</w:t>
+      </w:r>
+      <w:proofErr w:type="spellStart"/>
+      <w:proofErr w:type="gramStart"/>
+      <w:r>
+        <w:rPr>
+          <w:rFonts w:cs="Times New Roman"/>
+          <w:color w:val="000000"/>
+          <w:kern w:val="0"/>
+          <w:szCs w:val="28"/>
+          <w:highlight w:val="white"/>
+          <w:lang w:val="en-US"/>
+        </w:rPr>
+        <w:t>konek</w:t>
+      </w:r>
+      <w:proofErr w:type="spellEnd"/>
+      <w:proofErr w:type="gramEnd"/>
+      <w:r>
+        <w:rPr>
+          <w:rFonts w:cs="Times New Roman"/>
+          <w:color w:val="000000"/>
+          <w:kern w:val="0"/>
+          <w:szCs w:val="28"/>
+          <w:highlight w:val="white"/>
+          <w:lang w:val="en-US"/>
+        </w:rPr>
+        <w:t xml:space="preserve"> </w:t>
+      </w:r>
+      <w:proofErr w:type="spellStart"/>
+      <w:r>
+        <w:rPr>
+          <w:rFonts w:cs="Times New Roman"/>
+          <w:color w:val="000000"/>
+          <w:kern w:val="0"/>
+          <w:szCs w:val="28"/>
+          <w:highlight w:val="white"/>
+          <w:lang w:val="en-US"/>
+        </w:rPr>
+        <w:t>igorek</w:t>
+      </w:r>
+      <w:proofErr w:type="spellEnd"/>
+      <w:r>
+        <w:rPr>
+          <w:rFonts w:cs="Times New Roman"/>
+          <w:color w:val="000000"/>
+          <w:kern w:val="0"/>
+          <w:szCs w:val="28"/>
+          <w:highlight w:val="white"/>
+          <w:lang w:val="en-US"/>
+        </w:rPr>
+        <w:t>", "</w:t>
+      </w:r>
+      <w:proofErr w:type="spellStart"/>
+      <w:r>
+        <w:rPr>
+          <w:rFonts w:cs="Times New Roman"/>
+          <w:color w:val="000000"/>
+          <w:kern w:val="0"/>
+          <w:szCs w:val="28"/>
+          <w:highlight w:val="white"/>
+          <w:lang w:val="en-US"/>
+        </w:rPr>
+        <w:t>igor</w:t>
+      </w:r>
+      <w:proofErr w:type="spellEnd"/>
+      <w:r>
+        <w:rPr>
+          <w:rFonts w:cs="Times New Roman"/>
+          <w:color w:val="000000"/>
+          <w:kern w:val="0"/>
+          <w:szCs w:val="28"/>
+          <w:highlight w:val="white"/>
+          <w:lang w:val="en-US"/>
+        </w:rPr>
+        <w:t xml:space="preserve"> </w:t>
+      </w:r>
+      <w:proofErr w:type="spellStart"/>
+      <w:r>
+        <w:rPr>
+          <w:rFonts w:cs="Times New Roman"/>
+          <w:color w:val="000000"/>
+          <w:kern w:val="0"/>
+          <w:szCs w:val="28"/>
+          <w:highlight w:val="white"/>
+          <w:lang w:val="en-US"/>
+        </w:rPr>
+        <w:t>igorev</w:t>
+      </w:r>
+      <w:proofErr w:type="spellEnd"/>
+      <w:r>
+        <w:rPr>
+          <w:rFonts w:cs="Times New Roman"/>
+          <w:color w:val="000000"/>
+          <w:kern w:val="0"/>
+          <w:szCs w:val="28"/>
+          <w:highlight w:val="white"/>
+          <w:lang w:val="en-US"/>
+        </w:rPr>
+        <w:t xml:space="preserve"> </w:t>
+      </w:r>
+      <w:proofErr w:type="spellStart"/>
+      <w:r>
+        <w:rPr>
+          <w:rFonts w:cs="Times New Roman"/>
+          <w:color w:val="000000"/>
+          <w:kern w:val="0"/>
+          <w:szCs w:val="28"/>
+          <w:highlight w:val="white"/>
+          <w:lang w:val="en-US"/>
+        </w:rPr>
+        <w:t>igorevich</w:t>
+      </w:r>
+      <w:proofErr w:type="spellEnd"/>
+      <w:r>
+        <w:rPr>
+          <w:rFonts w:cs="Times New Roman"/>
+          <w:color w:val="000000"/>
+          <w:kern w:val="0"/>
+          <w:szCs w:val="28"/>
+          <w:highlight w:val="white"/>
+          <w:lang w:val="en-US"/>
+        </w:rPr>
+        <w:t>", 2021),</w:t>
+      </w:r>
+    </w:p>
+    <w:p>
+      <w:pPr>
+        <w:pStyle w:val="a7"/>
+        <w:autoSpaceDE w:val="0"/>
+        <w:autoSpaceDN w:val="0"/>
+        <w:adjustRightInd w:val="0"/>
+        <w:spacing w:after="0" w:line="360" w:lineRule="auto"/>
+        <w:ind w:left="0" w:firstLine="709"/>
+        <w:rPr>
+          <w:rFonts w:cs="Times New Roman"/>
+          <w:color w:val="000000"/>
+          <w:kern w:val="0"/>
+          <w:szCs w:val="28"/>
+          <w:highlight w:val="white"/>
+          <w:lang w:val="en-US"/>
+        </w:rPr>
+      </w:pPr>
+      <w:r>
+        <w:rPr>
+          <w:rFonts w:cs="Times New Roman"/>
+          <w:color w:val="000000"/>
+          <w:kern w:val="0"/>
+          <w:szCs w:val="28"/>
+          <w:highlight w:val="white"/>
+          <w:lang w:val="en-US"/>
+        </w:rPr>
+        <w:t>("</w:t>
+      </w:r>
+      <w:proofErr w:type="spellStart"/>
+      <w:proofErr w:type="gramStart"/>
+      <w:r>
+        <w:rPr>
+          <w:rFonts w:cs="Times New Roman"/>
+          <w:color w:val="000000"/>
+          <w:kern w:val="0"/>
+          <w:szCs w:val="28"/>
+          <w:highlight w:val="white"/>
+          <w:lang w:val="en-US"/>
+        </w:rPr>
+        <w:t>konek</w:t>
+      </w:r>
+      <w:proofErr w:type="spellEnd"/>
+      <w:proofErr w:type="gramEnd"/>
+      <w:r>
+        <w:rPr>
+          <w:rFonts w:cs="Times New Roman"/>
+          <w:color w:val="000000"/>
+          <w:kern w:val="0"/>
+          <w:szCs w:val="28"/>
+          <w:highlight w:val="white"/>
+          <w:lang w:val="en-US"/>
+        </w:rPr>
+        <w:t xml:space="preserve"> </w:t>
+      </w:r>
+      <w:proofErr w:type="spellStart"/>
+      <w:r>
+        <w:rPr>
+          <w:rFonts w:cs="Times New Roman"/>
+          <w:color w:val="000000"/>
+          <w:kern w:val="0"/>
+          <w:szCs w:val="28"/>
+          <w:highlight w:val="white"/>
+          <w:lang w:val="en-US"/>
+        </w:rPr>
+        <w:t>ugorek</w:t>
+      </w:r>
+      <w:proofErr w:type="spellEnd"/>
+      <w:r>
+        <w:rPr>
+          <w:rFonts w:cs="Times New Roman"/>
+          <w:color w:val="000000"/>
+          <w:kern w:val="0"/>
+          <w:szCs w:val="28"/>
+          <w:highlight w:val="white"/>
+          <w:lang w:val="en-US"/>
+        </w:rPr>
+        <w:t>", "</w:t>
+      </w:r>
+      <w:proofErr w:type="spellStart"/>
+      <w:r>
+        <w:rPr>
+          <w:rFonts w:cs="Times New Roman"/>
+          <w:color w:val="000000"/>
+          <w:kern w:val="0"/>
+          <w:szCs w:val="28"/>
+          <w:highlight w:val="white"/>
+          <w:lang w:val="en-US"/>
+        </w:rPr>
+        <w:t>igor</w:t>
+      </w:r>
+      <w:proofErr w:type="spellEnd"/>
+      <w:r>
+        <w:rPr>
+          <w:rFonts w:cs="Times New Roman"/>
+          <w:color w:val="000000"/>
+          <w:kern w:val="0"/>
+          <w:szCs w:val="28"/>
+          <w:highlight w:val="white"/>
+          <w:lang w:val="en-US"/>
+        </w:rPr>
+        <w:t xml:space="preserve"> </w:t>
+      </w:r>
+      <w:proofErr w:type="spellStart"/>
+      <w:r>
+        <w:rPr>
+          <w:rFonts w:cs="Times New Roman"/>
+          <w:color w:val="000000"/>
+          <w:kern w:val="0"/>
+          <w:szCs w:val="28"/>
+          <w:highlight w:val="white"/>
+          <w:lang w:val="en-US"/>
+        </w:rPr>
+        <w:t>igorev</w:t>
+      </w:r>
+      <w:proofErr w:type="spellEnd"/>
+      <w:r>
+        <w:rPr>
+          <w:rFonts w:cs="Times New Roman"/>
+          <w:color w:val="000000"/>
+          <w:kern w:val="0"/>
+          <w:szCs w:val="28"/>
+          <w:highlight w:val="white"/>
+          <w:lang w:val="en-US"/>
+        </w:rPr>
+        <w:t xml:space="preserve"> </w:t>
+      </w:r>
+      <w:proofErr w:type="spellStart"/>
+      <w:r>
+        <w:rPr>
+          <w:rFonts w:cs="Times New Roman"/>
+          <w:color w:val="000000"/>
+          <w:kern w:val="0"/>
+          <w:szCs w:val="28"/>
+          <w:highlight w:val="white"/>
+          <w:lang w:val="en-US"/>
+        </w:rPr>
+        <w:t>igorevich</w:t>
+      </w:r>
+      <w:proofErr w:type="spellEnd"/>
+      <w:r>
+        <w:rPr>
+          <w:rFonts w:cs="Times New Roman"/>
+          <w:color w:val="000000"/>
+          <w:kern w:val="0"/>
+          <w:szCs w:val="28"/>
+          <w:highlight w:val="white"/>
+          <w:lang w:val="en-US"/>
+        </w:rPr>
+        <w:t>", 2020),</w:t>
+      </w:r>
+    </w:p>
+    <w:p>
+      <w:pPr>
+        <w:pStyle w:val="a7"/>
+        <w:autoSpaceDE w:val="0"/>
+        <w:autoSpaceDN w:val="0"/>
+        <w:adjustRightInd w:val="0"/>
+        <w:spacing w:after="0" w:line="360" w:lineRule="auto"/>
+        <w:ind w:left="0" w:firstLine="709"/>
+        <w:rPr>
+          <w:rFonts w:cs="Times New Roman"/>
+          <w:color w:val="000000"/>
+          <w:kern w:val="0"/>
+          <w:szCs w:val="28"/>
+          <w:highlight w:val="white"/>
+          <w:lang w:val="en-US"/>
+        </w:rPr>
+      </w:pPr>
+      <w:r>
+        <w:rPr>
+          <w:rFonts w:cs="Times New Roman"/>
+          <w:color w:val="000000"/>
+          <w:kern w:val="0"/>
+          <w:szCs w:val="28"/>
+          <w:highlight w:val="white"/>
+          <w:lang w:val="en-US"/>
+        </w:rPr>
+        <w:t>("</w:t>
+      </w:r>
+      <w:proofErr w:type="spellStart"/>
+      <w:proofErr w:type="gramStart"/>
+      <w:r>
+        <w:rPr>
+          <w:rFonts w:cs="Times New Roman"/>
+          <w:color w:val="000000"/>
+          <w:kern w:val="0"/>
+          <w:szCs w:val="28"/>
+          <w:highlight w:val="white"/>
+          <w:lang w:val="en-US"/>
+        </w:rPr>
+        <w:t>sbornik</w:t>
+      </w:r>
+      <w:proofErr w:type="spellEnd"/>
+      <w:proofErr w:type="gramEnd"/>
+      <w:r>
+        <w:rPr>
+          <w:rFonts w:cs="Times New Roman"/>
+          <w:color w:val="000000"/>
+          <w:kern w:val="0"/>
+          <w:szCs w:val="28"/>
+          <w:highlight w:val="white"/>
+          <w:lang w:val="en-US"/>
+        </w:rPr>
+        <w:t xml:space="preserve"> </w:t>
+      </w:r>
+      <w:proofErr w:type="spellStart"/>
+      <w:r>
+        <w:rPr>
+          <w:rFonts w:cs="Times New Roman"/>
+          <w:color w:val="000000"/>
+          <w:kern w:val="0"/>
+          <w:szCs w:val="28"/>
+          <w:highlight w:val="white"/>
+          <w:lang w:val="en-US"/>
+        </w:rPr>
+        <w:t>anekdotov</w:t>
+      </w:r>
+      <w:proofErr w:type="spellEnd"/>
+      <w:r>
+        <w:rPr>
+          <w:rFonts w:cs="Times New Roman"/>
+          <w:color w:val="000000"/>
+          <w:kern w:val="0"/>
+          <w:szCs w:val="28"/>
+          <w:highlight w:val="white"/>
+          <w:lang w:val="en-US"/>
+        </w:rPr>
+        <w:t>", "</w:t>
+      </w:r>
+      <w:proofErr w:type="spellStart"/>
+      <w:r>
+        <w:rPr>
+          <w:rFonts w:cs="Times New Roman"/>
+          <w:color w:val="000000"/>
+          <w:kern w:val="0"/>
+          <w:szCs w:val="28"/>
+          <w:highlight w:val="white"/>
+          <w:lang w:val="en-US"/>
+        </w:rPr>
+        <w:t>oleg</w:t>
+      </w:r>
+      <w:proofErr w:type="spellEnd"/>
+      <w:r>
+        <w:rPr>
+          <w:rFonts w:cs="Times New Roman"/>
+          <w:color w:val="000000"/>
+          <w:kern w:val="0"/>
+          <w:szCs w:val="28"/>
+          <w:highlight w:val="white"/>
+          <w:lang w:val="en-US"/>
+        </w:rPr>
+        <w:t xml:space="preserve"> </w:t>
+      </w:r>
+      <w:proofErr w:type="spellStart"/>
+      <w:r>
+        <w:rPr>
+          <w:rFonts w:cs="Times New Roman"/>
+          <w:color w:val="000000"/>
+          <w:kern w:val="0"/>
+          <w:szCs w:val="28"/>
+          <w:highlight w:val="white"/>
+          <w:lang w:val="en-US"/>
+        </w:rPr>
+        <w:t>igorev</w:t>
+      </w:r>
+      <w:proofErr w:type="spellEnd"/>
+      <w:r>
+        <w:rPr>
+          <w:rFonts w:cs="Times New Roman"/>
+          <w:color w:val="000000"/>
+          <w:kern w:val="0"/>
+          <w:szCs w:val="28"/>
+          <w:highlight w:val="white"/>
+          <w:lang w:val="en-US"/>
+        </w:rPr>
+        <w:t xml:space="preserve"> </w:t>
+      </w:r>
+      <w:proofErr w:type="spellStart"/>
+      <w:r>
+        <w:rPr>
+          <w:rFonts w:cs="Times New Roman"/>
+          <w:color w:val="000000"/>
+          <w:kern w:val="0"/>
+          <w:szCs w:val="28"/>
+          <w:highlight w:val="white"/>
+          <w:lang w:val="en-US"/>
+        </w:rPr>
+        <w:t>igorevich</w:t>
+      </w:r>
+      <w:proofErr w:type="spellEnd"/>
+      <w:r>
+        <w:rPr>
+          <w:rFonts w:cs="Times New Roman"/>
+          <w:color w:val="000000"/>
+          <w:kern w:val="0"/>
+          <w:szCs w:val="28"/>
+          <w:highlight w:val="white"/>
+          <w:lang w:val="en-US"/>
+        </w:rPr>
+        <w:t>", 2019),</w:t>
+      </w:r>
+    </w:p>
+    <w:p>
+      <w:pPr>
+        <w:pStyle w:val="a7"/>
+        <w:autoSpaceDE w:val="0"/>
+        <w:autoSpaceDN w:val="0"/>
+        <w:adjustRightInd w:val="0"/>
+        <w:spacing w:after="0" w:line="360" w:lineRule="auto"/>
+        <w:ind w:left="0" w:firstLine="709"/>
+        <w:rPr>
+          <w:rFonts w:cs="Times New Roman"/>
+          <w:color w:val="000000"/>
+          <w:kern w:val="0"/>
+          <w:szCs w:val="28"/>
+          <w:highlight w:val="white"/>
+          <w:lang w:val="en-US"/>
+        </w:rPr>
+      </w:pPr>
+      <w:r>
+        <w:rPr>
+          <w:rFonts w:cs="Times New Roman"/>
+          <w:color w:val="000000"/>
+          <w:kern w:val="0"/>
+          <w:szCs w:val="28"/>
+          <w:highlight w:val="white"/>
+          <w:lang w:val="en-US"/>
+        </w:rPr>
+        <w:t>("</w:t>
+      </w:r>
+      <w:proofErr w:type="spellStart"/>
+      <w:proofErr w:type="gramStart"/>
+      <w:r>
+        <w:rPr>
+          <w:rFonts w:cs="Times New Roman"/>
+          <w:color w:val="000000"/>
+          <w:kern w:val="0"/>
+          <w:szCs w:val="28"/>
+          <w:highlight w:val="white"/>
+          <w:lang w:val="en-US"/>
+        </w:rPr>
+        <w:t>konek</w:t>
+      </w:r>
+      <w:proofErr w:type="spellEnd"/>
+      <w:proofErr w:type="gramEnd"/>
+      <w:r>
+        <w:rPr>
+          <w:rFonts w:cs="Times New Roman"/>
+          <w:color w:val="000000"/>
+          <w:kern w:val="0"/>
+          <w:szCs w:val="28"/>
+          <w:highlight w:val="white"/>
+          <w:lang w:val="en-US"/>
+        </w:rPr>
+        <w:t xml:space="preserve"> </w:t>
+      </w:r>
+      <w:proofErr w:type="spellStart"/>
+      <w:r>
+        <w:rPr>
+          <w:rFonts w:cs="Times New Roman"/>
+          <w:color w:val="000000"/>
+          <w:kern w:val="0"/>
+          <w:szCs w:val="28"/>
+          <w:highlight w:val="white"/>
+          <w:lang w:val="en-US"/>
+        </w:rPr>
+        <w:t>gorbynok</w:t>
+      </w:r>
+      <w:proofErr w:type="spellEnd"/>
+      <w:r>
+        <w:rPr>
+          <w:rFonts w:cs="Times New Roman"/>
+          <w:color w:val="000000"/>
+          <w:kern w:val="0"/>
+          <w:szCs w:val="28"/>
+          <w:highlight w:val="white"/>
+          <w:lang w:val="en-US"/>
+        </w:rPr>
+        <w:t>", "</w:t>
+      </w:r>
+      <w:proofErr w:type="spellStart"/>
+      <w:r>
+        <w:rPr>
+          <w:rFonts w:cs="Times New Roman"/>
+          <w:color w:val="000000"/>
+          <w:kern w:val="0"/>
+          <w:szCs w:val="28"/>
+          <w:highlight w:val="white"/>
+          <w:lang w:val="en-US"/>
+        </w:rPr>
+        <w:t>igor</w:t>
+      </w:r>
+      <w:proofErr w:type="spellEnd"/>
+      <w:r>
+        <w:rPr>
+          <w:rFonts w:cs="Times New Roman"/>
+          <w:color w:val="000000"/>
+          <w:kern w:val="0"/>
+          <w:szCs w:val="28"/>
+          <w:highlight w:val="white"/>
+          <w:lang w:val="en-US"/>
+        </w:rPr>
+        <w:t xml:space="preserve"> </w:t>
+      </w:r>
+      <w:proofErr w:type="spellStart"/>
+      <w:r>
+        <w:rPr>
+          <w:rFonts w:cs="Times New Roman"/>
+          <w:color w:val="000000"/>
+          <w:kern w:val="0"/>
+          <w:szCs w:val="28"/>
+          <w:highlight w:val="white"/>
+          <w:lang w:val="en-US"/>
+        </w:rPr>
+        <w:t>igorev</w:t>
+      </w:r>
+      <w:proofErr w:type="spellEnd"/>
+      <w:r>
+        <w:rPr>
+          <w:rFonts w:cs="Times New Roman"/>
+          <w:color w:val="000000"/>
+          <w:kern w:val="0"/>
+          <w:szCs w:val="28"/>
+          <w:highlight w:val="white"/>
+          <w:lang w:val="en-US"/>
+        </w:rPr>
+        <w:t xml:space="preserve"> </w:t>
+      </w:r>
+      <w:proofErr w:type="spellStart"/>
+      <w:r>
+        <w:rPr>
+          <w:rFonts w:cs="Times New Roman"/>
+          <w:color w:val="000000"/>
+          <w:kern w:val="0"/>
+          <w:szCs w:val="28"/>
+          <w:highlight w:val="white"/>
+          <w:lang w:val="en-US"/>
+        </w:rPr>
+        <w:t>igorevich</w:t>
+      </w:r>
+      <w:proofErr w:type="spellEnd"/>
+      <w:r>
+        <w:rPr>
+          <w:rFonts w:cs="Times New Roman"/>
+          <w:color w:val="000000"/>
+          <w:kern w:val="0"/>
+          <w:szCs w:val="28"/>
+          <w:highlight w:val="white"/>
+          <w:lang w:val="en-US"/>
+        </w:rPr>
+        <w:t>", 2022)</w:t>
       </w:r>
     </w:p>
     <w:p>
@@ -3016,7 +6630,7 @@
 </file>
 
 <file path=word/numbering.xml><?xml version="1.0" encoding="utf-8"?>
-<w:numbering xmlns:wpc="http://schemas.microsoft.com/office/word/2010/wordprocessingCanvas" xmlns:cx="http://schemas.microsoft.com/office/drawing/2014/chartex" xmlns:cx1="http://schemas.microsoft.com/office/drawing/2015/9/8/chartex" xmlns:cx2="http://schemas.microsoft.com/office/drawing/2015/10/21/chartex" xmlns:cx3="http://schemas.microsoft.com/office/drawing/2016/5/9/chartex" xmlns:cx4="http://schemas.microsoft.com/office/drawing/2016/5/10/chartex" xmlns:cx5="http://schemas.microsoft.com/office/drawing/2016/5/11/chartex" xmlns:cx6="http://schemas.microsoft.com/office/drawing/2016/5/12/chartex" xmlns:cx7="http://schemas.microsoft.com/office/drawing/2016/5/13/chartex" xmlns:cx8="http://schemas.microsoft.com/office/drawing/2016/5/14/chartex" xmlns:mc="http://schemas.openxmlformats.org/markup-compatibility/2006" xmlns:aink="http://schemas.microsoft.com/office/drawing/2016/ink" xmlns:am3d="http://schemas.microsoft.com/office/drawing/2017/model3d" xmlns:o="urn:schemas-microsoft-com:office:office" xmlns:oel="http://schemas.microsoft.com/office/2019/extlst" xmlns:r="http://schemas.openxmlformats.org/officeDocument/2006/relationships" xmlns:m="http://schemas.openxmlformats.org/officeDocument/2006/math" xmlns:v="urn:schemas-microsoft-com:vml" xmlns:wp14="http://schemas.microsoft.com/office/word/2010/wordprocessingDrawing" xmlns:wp="http://schemas.openxmlformats.org/drawingml/2006/wordprocessingDrawing" xmlns:w10="urn:schemas-microsoft-com:office:word" xmlns:w="http://schemas.openxmlformats.org/wordprocessingml/2006/main" xmlns:w14="http://schemas.microsoft.com/office/word/2010/wordml" xmlns:w15="http://schemas.microsoft.com/office/word/2012/wordml" xmlns:w16cex="http://schemas.microsoft.com/office/word/2018/wordml/cex" xmlns:w16cid="http://schemas.microsoft.com/office/word/2016/wordml/cid" xmlns:w16="http://schemas.microsoft.com/office/word/2018/wordml" xmlns:w16du="http://schemas.microsoft.com/office/word/2023/wordml/word16du" xmlns:w16sdtdh="http://schemas.microsoft.com/office/word/2020/wordml/sdtdatahash" xmlns:w16sdtfl="http://schemas.microsoft.com/office/word/2024/wordml/sdtformatlock" xmlns:w16se="http://schemas.microsoft.com/office/word/2015/wordml/symex" xmlns:wpg="http://schemas.microsoft.com/office/word/2010/wordprocessingGroup" xmlns:wpi="http://schemas.microsoft.com/office/word/2010/wordprocessingInk" xmlns:wne="http://schemas.microsoft.com/office/word/2006/wordml" xmlns:wps="http://schemas.microsoft.com/office/word/2010/wordprocessingShape" mc:Ignorable="w14 w15 w16se w16cid w16 w16cex w16sdtdh w16sdtfl w16du wp14">
+<w:numbering xmlns:wpc="http://schemas.microsoft.com/office/word/2010/wordprocessingCanvas" xmlns:cx="http://schemas.microsoft.com/office/drawing/2014/chartex" xmlns:cx1="http://schemas.microsoft.com/office/drawing/2015/9/8/chartex" xmlns:mc="http://schemas.openxmlformats.org/markup-compatibility/2006" xmlns:o="urn:schemas-microsoft-com:office:office" xmlns:r="http://schemas.openxmlformats.org/officeDocument/2006/relationships" xmlns:m="http://schemas.openxmlformats.org/officeDocument/2006/math" xmlns:v="urn:schemas-microsoft-com:vml" xmlns:wp14="http://schemas.microsoft.com/office/word/2010/wordprocessingDrawing" xmlns:wp="http://schemas.openxmlformats.org/drawingml/2006/wordprocessingDrawing" xmlns:w10="urn:schemas-microsoft-com:office:word" xmlns:w="http://schemas.openxmlformats.org/wordprocessingml/2006/main" xmlns:w14="http://schemas.microsoft.com/office/word/2010/wordml" xmlns:w15="http://schemas.microsoft.com/office/word/2012/wordml" xmlns:w16se="http://schemas.microsoft.com/office/word/2015/wordml/symex" xmlns:wpg="http://schemas.microsoft.com/office/word/2010/wordprocessingGroup" xmlns:wpi="http://schemas.microsoft.com/office/word/2010/wordprocessingInk" xmlns:wne="http://schemas.microsoft.com/office/word/2006/wordml" xmlns:wps="http://schemas.microsoft.com/office/word/2010/wordprocessingShape" mc:Ignorable="w14 w15 w16se wp14">
   <w:abstractNum w:abstractNumId="0" w15:restartNumberingAfterBreak="0">
     <w:nsid w:val="30143293"/>
     <w:multiLevelType w:val="multilevel"/>
@@ -3227,17 +6841,17 @@
       </w:pPr>
     </w:lvl>
   </w:abstractNum>
-  <w:num w:numId="1" w16cid:durableId="485896115">
+  <w:num w:numId="1">
     <w:abstractNumId w:val="0"/>
   </w:num>
-  <w:num w:numId="2" w16cid:durableId="1591886898">
+  <w:num w:numId="2">
     <w:abstractNumId w:val="1"/>
   </w:num>
 </w:numbering>
 </file>
 
 <file path=word/styles.xml><?xml version="1.0" encoding="utf-8"?>
-<w:styles xmlns:mc="http://schemas.openxmlformats.org/markup-compatibility/2006" xmlns:r="http://schemas.openxmlformats.org/officeDocument/2006/relationships" xmlns:w="http://schemas.openxmlformats.org/wordprocessingml/2006/main" xmlns:w14="http://schemas.microsoft.com/office/word/2010/wordml" xmlns:w15="http://schemas.microsoft.com/office/word/2012/wordml" xmlns:w16cex="http://schemas.microsoft.com/office/word/2018/wordml/cex" xmlns:w16cid="http://schemas.microsoft.com/office/word/2016/wordml/cid" xmlns:w16="http://schemas.microsoft.com/office/word/2018/wordml" xmlns:w16du="http://schemas.microsoft.com/office/word/2023/wordml/word16du" xmlns:w16sdtdh="http://schemas.microsoft.com/office/word/2020/wordml/sdtdatahash" xmlns:w16sdtfl="http://schemas.microsoft.com/office/word/2024/wordml/sdtformatlock" xmlns:w16se="http://schemas.microsoft.com/office/word/2015/wordml/symex" mc:Ignorable="w14 w15 w16se w16cid w16 w16cex w16sdtdh w16sdtfl w16du">
+<w:styles xmlns:mc="http://schemas.openxmlformats.org/markup-compatibility/2006" xmlns:r="http://schemas.openxmlformats.org/officeDocument/2006/relationships" xmlns:w="http://schemas.openxmlformats.org/wordprocessingml/2006/main" xmlns:w14="http://schemas.microsoft.com/office/word/2010/wordml" xmlns:w15="http://schemas.microsoft.com/office/word/2012/wordml" xmlns:w16se="http://schemas.microsoft.com/office/word/2015/wordml/symex" mc:Ignorable="w14 w15 w16se">
   <w:docDefaults>
     <w:rPrDefault>
       <w:rPr>
@@ -3255,7 +6869,7 @@
       </w:pPr>
     </w:pPrDefault>
   </w:docDefaults>
-  <w:latentStyles w:defLockedState="0" w:defUIPriority="99" w:defSemiHidden="0" w:defUnhideWhenUsed="0" w:defQFormat="0" w:count="376">
+  <w:latentStyles w:defLockedState="0" w:defUIPriority="99" w:defSemiHidden="0" w:defUnhideWhenUsed="0" w:defQFormat="0" w:count="371">
     <w:lsdException w:name="Normal" w:uiPriority="0" w:qFormat="1"/>
     <w:lsdException w:name="heading 1" w:uiPriority="9" w:qFormat="1"/>
     <w:lsdException w:name="heading 2" w:semiHidden="1" w:uiPriority="9" w:unhideWhenUsed="1" w:qFormat="1"/>
@@ -3627,11 +7241,6 @@
     <w:lsdException w:name="List Table 5 Dark Accent 6" w:uiPriority="50"/>
     <w:lsdException w:name="List Table 6 Colorful Accent 6" w:uiPriority="51"/>
     <w:lsdException w:name="List Table 7 Colorful Accent 6" w:uiPriority="52"/>
-    <w:lsdException w:name="Mention" w:semiHidden="1" w:unhideWhenUsed="1"/>
-    <w:lsdException w:name="Smart Hyperlink" w:semiHidden="1" w:unhideWhenUsed="1"/>
-    <w:lsdException w:name="Hashtag" w:semiHidden="1" w:unhideWhenUsed="1"/>
-    <w:lsdException w:name="Unresolved Mention" w:semiHidden="1" w:unhideWhenUsed="1"/>
-    <w:lsdException w:name="Smart Link" w:semiHidden="1" w:unhideWhenUsed="1"/>
   </w:latentStyles>
   <w:style w:type="paragraph" w:default="1" w:styleId="a">
     <w:name w:val="Normal"/>
@@ -3846,6 +7455,7 @@
   <w:style w:type="character" w:default="1" w:styleId="a0">
     <w:name w:val="Default Paragraph Font"/>
     <w:uiPriority w:val="1"/>
+    <w:semiHidden/>
     <w:unhideWhenUsed/>
   </w:style>
   <w:style w:type="table" w:default="1" w:styleId="a1">
